--- a/Lab2 LFSR/Отчет ТИ лр2 Ешманский В.В.docx
+++ b/Lab2 LFSR/Отчет ТИ лр2 Ешманский В.В.docx
@@ -201,7 +201,13 @@
         <w:rPr>
           <w:szCs w:val="28"/>
         </w:rPr>
-        <w:t>к лабораторной работе №1</w:t>
+        <w:t>к лабораторной работе №</w:t>
+      </w:r>
+      <w:r>
+        <w:rPr>
+          <w:szCs w:val="28"/>
+        </w:rPr>
+        <w:t>2</w:t>
       </w:r>
     </w:p>
     <w:p>
@@ -209,7 +215,7 @@
         <w:t xml:space="preserve">                           Тема работы: </w:t>
       </w:r>
       <w:r>
-        <w:t>ПРОСТЕЙШИЕ ШИФРЫ</w:t>
+        <w:t>ПОТОКОВОЕ ШИФРОВАНИЕ</w:t>
       </w:r>
     </w:p>
     <w:p/>
@@ -922,111 +928,52 @@
     <w:p>
       <w:pPr>
         <w:pStyle w:val="a2"/>
-      </w:pPr>
-      <w:r>
-        <w:t>Написать программу, которая выполняет шифрование и дешифрование текстового файла любого размера, содержащего текст на заданном языке, используя следующие алгоритмы шифрования:</w:t>
-      </w:r>
-    </w:p>
-    <w:p>
-      <w:pPr>
-        <w:pStyle w:val="a2"/>
-      </w:pPr>
-    </w:p>
-    <w:p>
-      <w:pPr>
-        <w:pStyle w:val="a"/>
-      </w:pPr>
-      <w:r>
-        <w:t xml:space="preserve">Метод </w:t>
-      </w:r>
-      <w:r>
-        <w:t>децимации</w:t>
-      </w:r>
-      <w:r>
-        <w:t xml:space="preserve"> текст на английском языке;</w:t>
-      </w:r>
-    </w:p>
-    <w:p>
-      <w:pPr>
-        <w:pStyle w:val="a"/>
-        <w:numPr>
-          <w:ilvl w:val="0"/>
-          <w:numId w:val="0"/>
-        </w:numPr>
-        <w:ind w:left="709"/>
-      </w:pPr>
-    </w:p>
-    <w:p>
-      <w:pPr>
-        <w:pStyle w:val="a"/>
-      </w:pPr>
-      <w:r>
-        <w:t xml:space="preserve">алгоритм </w:t>
-      </w:r>
-      <w:proofErr w:type="spellStart"/>
-      <w:r>
-        <w:t>Виженера</w:t>
-      </w:r>
-      <w:proofErr w:type="spellEnd"/>
-      <w:r>
-        <w:t>, прямой ключ, текст на русском языке.</w:t>
-      </w:r>
-    </w:p>
-    <w:p>
-      <w:pPr>
-        <w:pStyle w:val="a2"/>
-      </w:pPr>
-    </w:p>
-    <w:p>
-      <w:pPr>
-        <w:pStyle w:val="a2"/>
-      </w:pPr>
-      <w:r>
-        <w:t xml:space="preserve">Программа должна игнорировать все символы, не являющиеся буквами заданного алфавита, и шифровать только текст на заданном языке. </w:t>
-      </w:r>
-      <w:r>
-        <w:br/>
-      </w:r>
-      <w:r>
-        <w:tab/>
-      </w:r>
-      <w:r>
-        <w:t xml:space="preserve">Все алгоритмы должны быть реализованы в одной программе. </w:t>
-      </w:r>
-      <w:r>
-        <w:br/>
-      </w:r>
-      <w:r>
-        <w:tab/>
-      </w:r>
-      <w:r>
-        <w:t xml:space="preserve">Программа не должна быть написана в консольном режиме. </w:t>
-      </w:r>
-      <w:r>
-        <w:br/>
-      </w:r>
-      <w:r>
-        <w:tab/>
-      </w:r>
-      <w:r>
-        <w:t xml:space="preserve">Результат работы программы – зашифрованный/расшифрованный файл/ы. </w:t>
-      </w:r>
-      <w:r>
-        <w:br/>
-      </w:r>
-      <w:r>
-        <w:tab/>
-      </w:r>
-      <w:r>
-        <w:t>Кроме работы с файлами программа должна предоставлять ввод/вывод шифруемого текста с клавиатуры/на экран.</w:t>
-      </w:r>
-    </w:p>
-    <w:p>
-      <w:pPr>
-        <w:pStyle w:val="a2"/>
-      </w:pPr>
-      <w:r>
-        <w:t>Для всех алгоритмов ключ задается с клавиатуры пользователем.</w:t>
+        <w:rPr>
+          <w:lang w:val="en-US"/>
+        </w:rPr>
+      </w:pPr>
+      <w:r>
+        <w:t>Реализовать систему потокового шифрования и дешифрования для файла с любым содержимым (с любым расширением) с помощью генератора ключевой последовательности на основе линейного сдвигового регистра с обратной связью LFSR</w:t>
+      </w:r>
+      <w:r>
+        <w:rPr>
+          <w:lang w:val="en-US"/>
+        </w:rPr>
+        <w:t xml:space="preserve"> </w:t>
+      </w:r>
+      <w:r>
+        <w:t xml:space="preserve">(размерность регистра </w:t>
+      </w:r>
+      <w:r>
+        <w:rPr>
+          <w:b/>
+          <w:bCs/>
+        </w:rPr>
+        <w:t>28</w:t>
+      </w:r>
+      <w:r>
+        <w:t xml:space="preserve">, многочлен </w:t>
+      </w:r>
+      <w:r>
+        <w:rPr>
+          <w:b/>
+          <w:bCs/>
+        </w:rPr>
+        <w:t>x^28 + x^3 + 1</w:t>
+      </w:r>
+      <w:r>
+        <w:t xml:space="preserve">. Начальное состояние регистра ввести с клавиатуры. Поле для ввода состояния регистра должно игнорировать любые символы кроме 0 и 1 (не допускать ввод). </w:t>
+      </w:r>
+    </w:p>
+    <w:p>
+      <w:pPr>
+        <w:pStyle w:val="a2"/>
+        <w:rPr>
+          <w:lang w:val="en-US"/>
+        </w:rPr>
+      </w:pPr>
+      <w:r>
+        <w:t>Вывести на экран сгенерированный ключ (последовательность из 0 и 1), исходный файл и зашифрованный файл в двоичном виде. На диск сохранить зашифрованный/расшифрованный файл в виде потока байтов. Программа не должна быть написана в консольном режиме. Результат работы программы – зашифрованный/расшифрованный файл.</w:t>
       </w:r>
     </w:p>
     <w:p>
@@ -26178,7 +26125,6 @@
   <w:style w:type="character" w:default="1" w:styleId="a3">
     <w:name w:val="Default Paragraph Font"/>
     <w:uiPriority w:val="1"/>
-    <w:semiHidden/>
     <w:unhideWhenUsed/>
   </w:style>
   <w:style w:type="table" w:default="1" w:styleId="a4">

--- a/Lab2 LFSR/Отчет ТИ лр2 Ешманский В.В.docx
+++ b/Lab2 LFSR/Отчет ТИ лр2 Ешманский В.В.docx
@@ -928,17 +928,11 @@
     <w:p>
       <w:pPr>
         <w:pStyle w:val="a2"/>
-        <w:rPr>
-          <w:lang w:val="en-US"/>
-        </w:rPr>
       </w:pPr>
       <w:r>
         <w:t>Реализовать систему потокового шифрования и дешифрования для файла с любым содержимым (с любым расширением) с помощью генератора ключевой последовательности на основе линейного сдвигового регистра с обратной связью LFSR</w:t>
       </w:r>
       <w:r>
-        <w:rPr>
-          <w:lang w:val="en-US"/>
-        </w:rPr>
         <w:t xml:space="preserve"> </w:t>
       </w:r>
       <w:r>
@@ -968,9 +962,6 @@
     <w:p>
       <w:pPr>
         <w:pStyle w:val="a2"/>
-        <w:rPr>
-          <w:lang w:val="en-US"/>
-        </w:rPr>
       </w:pPr>
       <w:r>
         <w:t>Вывести на экран сгенерированный ключ (последовательность из 0 и 1), исходный файл и зашифрованный файл в двоичном виде. На диск сохранить зашифрованный/расшифрованный файл в виде потока байтов. Программа не должна быть написана в консольном режиме. Результат работы программы – зашифрованный/расшифрованный файл.</w:t>
@@ -983,13 +974,80 @@
     </w:p>
     <w:p>
       <w:pPr>
-        <w:pStyle w:val="a"/>
-        <w:numPr>
-          <w:ilvl w:val="0"/>
-          <w:numId w:val="0"/>
-        </w:numPr>
-        <w:ind w:left="709"/>
-      </w:pPr>
+        <w:pStyle w:val="1"/>
+        <w:rPr>
+          <w:lang w:val="ru-RU"/>
+        </w:rPr>
+      </w:pPr>
+      <w:r>
+        <w:lastRenderedPageBreak/>
+        <w:t xml:space="preserve"> Итераци</w:t>
+      </w:r>
+      <w:r>
+        <w:rPr>
+          <w:lang w:val="ru-RU"/>
+        </w:rPr>
+        <w:t>и</w:t>
+      </w:r>
+      <w:r>
+        <w:t xml:space="preserve"> генерации ключа</w:t>
+      </w:r>
+    </w:p>
+    <w:p/>
+    <w:p>
+      <w:pPr>
+        <w:pStyle w:val="af7"/>
+      </w:pPr>
+      <w:r>
+        <w:drawing>
+          <wp:inline distT="0" distB="0" distL="0" distR="0" wp14:anchorId="24B83042" wp14:editId="35D1375E">
+            <wp:extent cx="5801240" cy="6195060"/>
+            <wp:effectExtent l="0" t="0" r="9525" b="0"/>
+            <wp:docPr id="539019106" name="Рисунок 1"/>
+            <wp:cNvGraphicFramePr>
+              <a:graphicFrameLocks xmlns:a="http://schemas.openxmlformats.org/drawingml/2006/main" noChangeAspect="1"/>
+            </wp:cNvGraphicFramePr>
+            <a:graphic xmlns:a="http://schemas.openxmlformats.org/drawingml/2006/main">
+              <a:graphicData uri="http://schemas.openxmlformats.org/drawingml/2006/picture">
+                <pic:pic xmlns:pic="http://schemas.openxmlformats.org/drawingml/2006/picture">
+                  <pic:nvPicPr>
+                    <pic:cNvPr id="0" name="Picture 1"/>
+                    <pic:cNvPicPr>
+                      <a:picLocks noChangeAspect="1" noChangeArrowheads="1"/>
+                    </pic:cNvPicPr>
+                  </pic:nvPicPr>
+                  <pic:blipFill>
+                    <a:blip r:embed="rId8">
+                      <a:extLst>
+                        <a:ext uri="{28A0092B-C50C-407E-A947-70E740481C1C}">
+                          <a14:useLocalDpi xmlns:a14="http://schemas.microsoft.com/office/drawing/2010/main" val="0"/>
+                        </a:ext>
+                      </a:extLst>
+                    </a:blip>
+                    <a:srcRect/>
+                    <a:stretch>
+                      <a:fillRect/>
+                    </a:stretch>
+                  </pic:blipFill>
+                  <pic:spPr bwMode="auto">
+                    <a:xfrm>
+                      <a:off x="0" y="0"/>
+                      <a:ext cx="5832186" cy="6228107"/>
+                    </a:xfrm>
+                    <a:prstGeom prst="rect">
+                      <a:avLst/>
+                    </a:prstGeom>
+                    <a:noFill/>
+                    <a:ln>
+                      <a:noFill/>
+                    </a:ln>
+                  </pic:spPr>
+                </pic:pic>
+              </a:graphicData>
+            </a:graphic>
+          </wp:inline>
+        </w:drawing>
+      </w:r>
     </w:p>
     <w:p>
       <w:pPr>
@@ -1011,7 +1069,13 @@
           <w:lang w:val="ru-RU"/>
         </w:rPr>
         <w:lastRenderedPageBreak/>
-        <w:t xml:space="preserve">2 </w:t>
+        <w:t>3</w:t>
+      </w:r>
+      <w:r>
+        <w:rPr>
+          <w:lang w:val="ru-RU"/>
+        </w:rPr>
+        <w:t xml:space="preserve"> </w:t>
       </w:r>
       <w:r>
         <w:rPr>
@@ -1054,20 +1118,13 @@
         <w:t xml:space="preserve"> </w:t>
       </w:r>
       <w:r>
-        <w:t>Метод децимаци</w:t>
-      </w:r>
-      <w:r>
-        <w:t>и</w:t>
-      </w:r>
-      <w:r>
-        <w:t xml:space="preserve">. </w:t>
-      </w:r>
-      <w:r>
-        <w:rPr>
-          <w:i/>
-          <w:iCs/>
-        </w:rPr>
-        <w:t>Дымовое тестирование</w:t>
+        <w:t>Шифрование файла с расширением .</w:t>
+      </w:r>
+      <w:r>
+        <w:rPr>
+          <w:lang w:val="en-US"/>
+        </w:rPr>
+        <w:t>txt</w:t>
       </w:r>
       <w:r>
         <w:rPr>
@@ -1084,6 +1141,7 @@
         <w:jc w:val="left"/>
         <w:rPr>
           <w:b w:val="0"/>
+          <w:lang w:val="en-US"/>
         </w:rPr>
       </w:pPr>
       <w:r>
@@ -1111,71 +1169,71 @@
       <w:r>
         <w:rPr>
           <w:b w:val="0"/>
-        </w:rPr>
-        <w:t>1</w:t>
+          <w:lang w:val="en-US"/>
+        </w:rPr>
+        <w:t>Hello</w:t>
+      </w:r>
+      <w:r>
+        <w:rPr>
+          <w:b w:val="0"/>
+        </w:rPr>
+        <w:t>!</w:t>
+      </w:r>
+      <w:r>
+        <w:rPr>
+          <w:b w:val="0"/>
+        </w:rPr>
+        <w:t>”</w:t>
+      </w:r>
+      <w:r>
+        <w:rPr>
+          <w:b w:val="0"/>
+        </w:rPr>
+        <w:br/>
+      </w:r>
+      <w:r>
+        <w:rPr>
+          <w:b w:val="0"/>
+        </w:rPr>
+        <w:tab/>
+      </w:r>
+      <w:r>
+        <w:rPr>
+          <w:b w:val="0"/>
+        </w:rPr>
+        <w:tab/>
+      </w:r>
+      <w:r>
+        <w:rPr>
+          <w:b w:val="0"/>
+        </w:rPr>
+        <w:tab/>
+      </w:r>
+      <w:r>
+        <w:rPr>
+          <w:b w:val="0"/>
+        </w:rPr>
+        <w:tab/>
+        <w:t xml:space="preserve"> </w:t>
       </w:r>
       <w:r>
         <w:rPr>
           <w:b w:val="0"/>
           <w:lang w:val="en-US"/>
         </w:rPr>
-        <w:t>Hello</w:t>
+        <w:t>Key</w:t>
       </w:r>
       <w:r>
         <w:rPr>
           <w:b w:val="0"/>
         </w:rPr>
-        <w:t>!</w:t>
+        <w:t xml:space="preserve"> = </w:t>
       </w:r>
       <w:r>
         <w:rPr>
           <w:b w:val="0"/>
         </w:rPr>
-        <w:t>”</w:t>
-      </w:r>
-      <w:r>
-        <w:rPr>
-          <w:b w:val="0"/>
-        </w:rPr>
-        <w:br/>
-      </w:r>
-      <w:r>
-        <w:rPr>
-          <w:b w:val="0"/>
-        </w:rPr>
-        <w:tab/>
-      </w:r>
-      <w:r>
-        <w:rPr>
-          <w:b w:val="0"/>
-        </w:rPr>
-        <w:tab/>
-      </w:r>
-      <w:r>
-        <w:rPr>
-          <w:b w:val="0"/>
-        </w:rPr>
-        <w:tab/>
-      </w:r>
-      <w:r>
-        <w:rPr>
-          <w:b w:val="0"/>
-        </w:rPr>
-        <w:tab/>
-        <w:t xml:space="preserve"> </w:t>
-      </w:r>
-      <w:r>
-        <w:rPr>
-          <w:b w:val="0"/>
-          <w:lang w:val="en-US"/>
-        </w:rPr>
-        <w:t>Key</w:t>
-      </w:r>
-      <w:r>
-        <w:rPr>
-          <w:b w:val="0"/>
-        </w:rPr>
-        <w:t xml:space="preserve"> = 3</w:t>
+        <w:t>1111111111111111111111111111</w:t>
       </w:r>
     </w:p>
     <w:p>
@@ -1229,15 +1287,565 @@
     <w:p>
       <w:pPr>
         <w:pStyle w:val="a2"/>
+        <w:ind w:left="567" w:firstLine="0"/>
+        <w:jc w:val="left"/>
+        <w:rPr>
+          <w:b/>
+          <w:bCs/>
+          <w:lang w:val="en-US"/>
+        </w:rPr>
+      </w:pPr>
+    </w:p>
+    <w:p>
+      <w:pPr>
+        <w:pStyle w:val="a2"/>
+        <w:ind w:left="567" w:firstLine="0"/>
+        <w:jc w:val="left"/>
+        <w:rPr>
+          <w:b/>
+          <w:bCs/>
+          <w:lang w:val="en-US"/>
+        </w:rPr>
+      </w:pPr>
+      <w:r>
+        <w:rPr>
+          <w:b/>
+          <w:bCs/>
+        </w:rPr>
+        <w:t>Полученный результат</w:t>
+      </w:r>
+      <w:r>
+        <w:rPr>
+          <w:b/>
+          <w:bCs/>
+        </w:rPr>
+        <w:t xml:space="preserve"> при шифровании</w:t>
+      </w:r>
+      <w:r>
+        <w:rPr>
+          <w:b/>
+          <w:bCs/>
+        </w:rPr>
+        <w:t>:</w:t>
+      </w:r>
+    </w:p>
+    <w:p>
+      <w:pPr>
+        <w:pStyle w:val="a2"/>
+        <w:ind w:left="567" w:firstLine="0"/>
+        <w:jc w:val="left"/>
+        <w:rPr>
+          <w:b/>
+          <w:bCs/>
+          <w:lang w:val="en-US"/>
+        </w:rPr>
+      </w:pPr>
+    </w:p>
+    <w:p>
+      <w:pPr>
+        <w:pStyle w:val="a2"/>
+        <w:ind w:left="567" w:firstLine="0"/>
+        <w:jc w:val="left"/>
+        <w:rPr>
+          <w:b/>
+          <w:bCs/>
+          <w:lang w:val="en-US"/>
+        </w:rPr>
+      </w:pPr>
+      <w:r>
+        <w:rPr>
+          <w:b/>
+          <w:bCs/>
+          <w:lang w:val="en-US"/>
+        </w:rPr>
+        <w:drawing>
+          <wp:inline distT="0" distB="0" distL="0" distR="0" wp14:anchorId="7F2C28D7" wp14:editId="53AE4282">
+            <wp:extent cx="5939790" cy="3601720"/>
+            <wp:effectExtent l="0" t="0" r="3810" b="0"/>
+            <wp:docPr id="1636049958" name="Рисунок 1"/>
+            <wp:cNvGraphicFramePr>
+              <a:graphicFrameLocks xmlns:a="http://schemas.openxmlformats.org/drawingml/2006/main" noChangeAspect="1"/>
+            </wp:cNvGraphicFramePr>
+            <a:graphic xmlns:a="http://schemas.openxmlformats.org/drawingml/2006/main">
+              <a:graphicData uri="http://schemas.openxmlformats.org/drawingml/2006/picture">
+                <pic:pic xmlns:pic="http://schemas.openxmlformats.org/drawingml/2006/picture">
+                  <pic:nvPicPr>
+                    <pic:cNvPr id="1636049958" name=""/>
+                    <pic:cNvPicPr/>
+                  </pic:nvPicPr>
+                  <pic:blipFill>
+                    <a:blip r:embed="rId9"/>
+                    <a:stretch>
+                      <a:fillRect/>
+                    </a:stretch>
+                  </pic:blipFill>
+                  <pic:spPr>
+                    <a:xfrm>
+                      <a:off x="0" y="0"/>
+                      <a:ext cx="5939790" cy="3601720"/>
+                    </a:xfrm>
+                    <a:prstGeom prst="rect">
+                      <a:avLst/>
+                    </a:prstGeom>
+                  </pic:spPr>
+                </pic:pic>
+              </a:graphicData>
+            </a:graphic>
+          </wp:inline>
+        </w:drawing>
+      </w:r>
+    </w:p>
+    <w:p>
+      <w:pPr>
+        <w:pStyle w:val="a2"/>
+        <w:ind w:left="567" w:firstLine="0"/>
+        <w:jc w:val="left"/>
+        <w:rPr>
+          <w:b/>
+          <w:bCs/>
+          <w:lang w:val="en-US"/>
+        </w:rPr>
+      </w:pPr>
+    </w:p>
+    <w:p>
+      <w:pPr>
+        <w:pStyle w:val="a2"/>
+        <w:ind w:left="567" w:firstLine="0"/>
+        <w:jc w:val="center"/>
+        <w:rPr>
+          <w:lang w:val="en-US"/>
+        </w:rPr>
+      </w:pPr>
+      <w:r>
+        <w:rPr>
+          <w:noProof/>
+        </w:rPr>
+        <w:drawing>
+          <wp:inline distT="0" distB="0" distL="0" distR="0" wp14:anchorId="293EA5FC" wp14:editId="0FB5E0FC">
+            <wp:extent cx="2872740" cy="2573175"/>
+            <wp:effectExtent l="0" t="0" r="3810" b="0"/>
+            <wp:docPr id="2108503823" name="Рисунок 1"/>
+            <wp:cNvGraphicFramePr>
+              <a:graphicFrameLocks xmlns:a="http://schemas.openxmlformats.org/drawingml/2006/main" noChangeAspect="1"/>
+            </wp:cNvGraphicFramePr>
+            <a:graphic xmlns:a="http://schemas.openxmlformats.org/drawingml/2006/main">
+              <a:graphicData uri="http://schemas.openxmlformats.org/drawingml/2006/picture">
+                <pic:pic xmlns:pic="http://schemas.openxmlformats.org/drawingml/2006/picture">
+                  <pic:nvPicPr>
+                    <pic:cNvPr id="2108503823" name=""/>
+                    <pic:cNvPicPr/>
+                  </pic:nvPicPr>
+                  <pic:blipFill>
+                    <a:blip r:embed="rId10"/>
+                    <a:stretch>
+                      <a:fillRect/>
+                    </a:stretch>
+                  </pic:blipFill>
+                  <pic:spPr>
+                    <a:xfrm>
+                      <a:off x="0" y="0"/>
+                      <a:ext cx="2876370" cy="2576426"/>
+                    </a:xfrm>
+                    <a:prstGeom prst="rect">
+                      <a:avLst/>
+                    </a:prstGeom>
+                  </pic:spPr>
+                </pic:pic>
+              </a:graphicData>
+            </a:graphic>
+          </wp:inline>
+        </w:drawing>
+      </w:r>
+    </w:p>
+    <w:p>
+      <w:pPr>
+        <w:pStyle w:val="a2"/>
+        <w:ind w:left="567" w:firstLine="0"/>
+        <w:jc w:val="center"/>
+        <w:rPr>
+          <w:lang w:val="en-US"/>
+        </w:rPr>
+      </w:pPr>
+      <w:r>
+        <w:rPr>
+          <w:b/>
+          <w:bCs/>
+        </w:rPr>
+        <w:lastRenderedPageBreak/>
+        <w:t>Полученный результат</w:t>
+      </w:r>
+      <w:r>
+        <w:rPr>
+          <w:b/>
+          <w:bCs/>
+        </w:rPr>
+        <w:t xml:space="preserve"> при дешифровании</w:t>
+      </w:r>
+      <w:r>
+        <w:rPr>
+          <w:b/>
+          <w:bCs/>
+          <w:lang w:val="en-US"/>
+        </w:rPr>
+        <w:t>:</w:t>
+      </w:r>
+    </w:p>
+    <w:p>
+      <w:pPr>
+        <w:pStyle w:val="a2"/>
+        <w:ind w:left="567" w:firstLine="0"/>
+        <w:jc w:val="left"/>
+        <w:rPr>
+          <w:b/>
+          <w:bCs/>
+          <w:lang w:val="en-US"/>
+        </w:rPr>
+      </w:pPr>
+    </w:p>
+    <w:p>
+      <w:pPr>
+        <w:pStyle w:val="a2"/>
+        <w:ind w:left="567" w:firstLine="0"/>
+        <w:jc w:val="left"/>
+        <w:rPr>
+          <w:b/>
+          <w:bCs/>
+          <w:lang w:val="en-US"/>
+        </w:rPr>
+      </w:pPr>
+      <w:r>
+        <w:rPr>
+          <w:noProof/>
+        </w:rPr>
+        <w:drawing>
+          <wp:inline distT="0" distB="0" distL="0" distR="0" wp14:anchorId="63BEC2E8" wp14:editId="56972322">
+            <wp:extent cx="5939790" cy="3596005"/>
+            <wp:effectExtent l="0" t="0" r="3810" b="4445"/>
+            <wp:docPr id="173681363" name="Рисунок 1"/>
+            <wp:cNvGraphicFramePr>
+              <a:graphicFrameLocks xmlns:a="http://schemas.openxmlformats.org/drawingml/2006/main" noChangeAspect="1"/>
+            </wp:cNvGraphicFramePr>
+            <a:graphic xmlns:a="http://schemas.openxmlformats.org/drawingml/2006/main">
+              <a:graphicData uri="http://schemas.openxmlformats.org/drawingml/2006/picture">
+                <pic:pic xmlns:pic="http://schemas.openxmlformats.org/drawingml/2006/picture">
+                  <pic:nvPicPr>
+                    <pic:cNvPr id="173681363" name=""/>
+                    <pic:cNvPicPr/>
+                  </pic:nvPicPr>
+                  <pic:blipFill>
+                    <a:blip r:embed="rId11"/>
+                    <a:stretch>
+                      <a:fillRect/>
+                    </a:stretch>
+                  </pic:blipFill>
+                  <pic:spPr>
+                    <a:xfrm>
+                      <a:off x="0" y="0"/>
+                      <a:ext cx="5939790" cy="3596005"/>
+                    </a:xfrm>
+                    <a:prstGeom prst="rect">
+                      <a:avLst/>
+                    </a:prstGeom>
+                  </pic:spPr>
+                </pic:pic>
+              </a:graphicData>
+            </a:graphic>
+          </wp:inline>
+        </w:drawing>
+      </w:r>
+    </w:p>
+    <w:p>
+      <w:pPr>
+        <w:pStyle w:val="a2"/>
+        <w:ind w:left="567" w:firstLine="0"/>
+        <w:jc w:val="left"/>
+        <w:rPr>
+          <w:b/>
+          <w:bCs/>
+          <w:lang w:val="en-US"/>
+        </w:rPr>
+      </w:pPr>
+    </w:p>
+    <w:p>
+      <w:pPr>
+        <w:pStyle w:val="af7"/>
+        <w:rPr>
+          <w:lang w:val="en-US"/>
+        </w:rPr>
+      </w:pPr>
+      <w:r>
+        <w:rPr>
+          <w:lang w:val="en-US"/>
+        </w:rPr>
+        <w:drawing>
+          <wp:inline distT="0" distB="0" distL="0" distR="0" wp14:anchorId="046501AC" wp14:editId="31FDDE9B">
+            <wp:extent cx="3524742" cy="1619476"/>
+            <wp:effectExtent l="0" t="0" r="0" b="0"/>
+            <wp:docPr id="1379424074" name="Рисунок 1"/>
+            <wp:cNvGraphicFramePr>
+              <a:graphicFrameLocks xmlns:a="http://schemas.openxmlformats.org/drawingml/2006/main" noChangeAspect="1"/>
+            </wp:cNvGraphicFramePr>
+            <a:graphic xmlns:a="http://schemas.openxmlformats.org/drawingml/2006/main">
+              <a:graphicData uri="http://schemas.openxmlformats.org/drawingml/2006/picture">
+                <pic:pic xmlns:pic="http://schemas.openxmlformats.org/drawingml/2006/picture">
+                  <pic:nvPicPr>
+                    <pic:cNvPr id="1379424074" name=""/>
+                    <pic:cNvPicPr/>
+                  </pic:nvPicPr>
+                  <pic:blipFill>
+                    <a:blip r:embed="rId12"/>
+                    <a:stretch>
+                      <a:fillRect/>
+                    </a:stretch>
+                  </pic:blipFill>
+                  <pic:spPr>
+                    <a:xfrm>
+                      <a:off x="0" y="0"/>
+                      <a:ext cx="3524742" cy="1619476"/>
+                    </a:xfrm>
+                    <a:prstGeom prst="rect">
+                      <a:avLst/>
+                    </a:prstGeom>
+                  </pic:spPr>
+                </pic:pic>
+              </a:graphicData>
+            </a:graphic>
+          </wp:inline>
+        </w:drawing>
+      </w:r>
+    </w:p>
+    <w:p>
+      <w:pPr>
+        <w:pStyle w:val="a2"/>
+        <w:ind w:left="3540" w:firstLine="288"/>
+      </w:pPr>
+    </w:p>
+    <w:p>
+      <w:pPr>
+        <w:pStyle w:val="af7"/>
+        <w:ind w:firstLine="0"/>
+      </w:pPr>
+      <w:r>
+        <w:t>Тест 2</w:t>
+      </w:r>
+    </w:p>
+    <w:p>
+      <w:pPr>
+        <w:pStyle w:val="a2"/>
+        <w:ind w:firstLine="0"/>
+      </w:pPr>
+    </w:p>
+    <w:p>
+      <w:pPr>
+        <w:pStyle w:val="a2"/>
+        <w:ind w:left="567" w:firstLine="0"/>
+      </w:pPr>
+      <w:r>
+        <w:rPr>
+          <w:b/>
+          <w:bCs/>
+        </w:rPr>
+        <w:t>Тестовая ситуация:</w:t>
+      </w:r>
+      <w:r>
+        <w:t xml:space="preserve"> </w:t>
+      </w:r>
+      <w:r>
+        <w:t xml:space="preserve">Метод </w:t>
+      </w:r>
+      <w:r>
+        <w:t>децимации</w:t>
+      </w:r>
+      <w:r>
+        <w:t xml:space="preserve">. </w:t>
+      </w:r>
+      <w:r>
+        <w:rPr>
+          <w:i/>
+          <w:iCs/>
+        </w:rPr>
+        <w:t>Ломаем на валидных данных</w:t>
+      </w:r>
+      <w:r>
+        <w:rPr>
+          <w:i/>
+          <w:iCs/>
+        </w:rPr>
+        <w:t xml:space="preserve">. Ключ </w:t>
+      </w:r>
+      <w:r>
+        <w:rPr>
+          <w:b/>
+          <w:bCs/>
+          <w:i/>
+          <w:iCs/>
+        </w:rPr>
+        <w:t>меньше</w:t>
+      </w:r>
+      <w:r>
+        <w:rPr>
+          <w:i/>
+          <w:iCs/>
+        </w:rPr>
+        <w:t xml:space="preserve"> длины алфавита.</w:t>
+      </w:r>
+      <w:r>
+        <w:rPr>
+          <w:i/>
+          <w:iCs/>
+        </w:rPr>
+        <w:br/>
+      </w:r>
+    </w:p>
+    <w:p>
+      <w:pPr>
+        <w:pStyle w:val="af7"/>
+        <w:ind w:left="567" w:firstLine="0"/>
+        <w:jc w:val="left"/>
+        <w:rPr>
+          <w:b w:val="0"/>
+        </w:rPr>
+      </w:pPr>
+      <w:r>
+        <w:rPr>
+          <w:bCs/>
+        </w:rPr>
+        <w:t>Исходные данные:</w:t>
+      </w:r>
+      <w:r>
+        <w:t xml:space="preserve"> </w:t>
+      </w:r>
+      <w:r>
+        <w:rPr>
+          <w:b w:val="0"/>
+          <w:lang w:val="en-US"/>
+        </w:rPr>
+        <w:t>Plaintext</w:t>
+      </w:r>
+      <w:r>
+        <w:rPr>
+          <w:b w:val="0"/>
+        </w:rPr>
+        <w:t xml:space="preserve"> = “</w:t>
+      </w:r>
+      <w:r>
+        <w:rPr>
+          <w:b w:val="0"/>
+        </w:rPr>
+        <w:t>Hello</w:t>
+      </w:r>
+      <w:r>
+        <w:rPr>
+          <w:b w:val="0"/>
+        </w:rPr>
+        <w:t>”</w:t>
+      </w:r>
+      <w:r>
+        <w:rPr>
+          <w:b w:val="0"/>
+        </w:rPr>
+        <w:br/>
+      </w:r>
+      <w:r>
+        <w:rPr>
+          <w:b w:val="0"/>
+        </w:rPr>
+        <w:tab/>
+      </w:r>
+      <w:r>
+        <w:rPr>
+          <w:b w:val="0"/>
+        </w:rPr>
+        <w:tab/>
+      </w:r>
+      <w:r>
+        <w:rPr>
+          <w:b w:val="0"/>
+        </w:rPr>
+        <w:tab/>
+      </w:r>
+      <w:r>
+        <w:rPr>
+          <w:b w:val="0"/>
+        </w:rPr>
+        <w:tab/>
+      </w:r>
+      <w:r>
+        <w:rPr>
+          <w:b w:val="0"/>
+        </w:rPr>
+        <w:t xml:space="preserve">  </w:t>
+      </w:r>
+      <w:r>
+        <w:rPr>
+          <w:b w:val="0"/>
+        </w:rPr>
+        <w:t xml:space="preserve"> </w:t>
+      </w:r>
+      <w:r>
+        <w:rPr>
+          <w:b w:val="0"/>
+          <w:lang w:val="en-US"/>
+        </w:rPr>
+        <w:t>Key</w:t>
+      </w:r>
+      <w:r>
+        <w:rPr>
+          <w:b w:val="0"/>
+        </w:rPr>
+        <w:t xml:space="preserve"> = </w:t>
+      </w:r>
+      <w:r>
+        <w:rPr>
+          <w:b w:val="0"/>
+        </w:rPr>
+        <w:t>5</w:t>
+      </w:r>
+    </w:p>
+    <w:p>
+      <w:pPr>
+        <w:pStyle w:val="af7"/>
+        <w:ind w:left="567" w:firstLine="0"/>
+        <w:jc w:val="left"/>
+        <w:rPr>
+          <w:b w:val="0"/>
+        </w:rPr>
+      </w:pPr>
+    </w:p>
+    <w:p>
+      <w:pPr>
+        <w:pStyle w:val="a2"/>
+        <w:ind w:left="567" w:firstLine="0"/>
+        <w:rPr>
+          <w:b/>
+          <w:bCs/>
+        </w:rPr>
+      </w:pPr>
+      <w:r>
+        <w:rPr>
+          <w:b/>
+          <w:bCs/>
+        </w:rPr>
+        <w:t>Ожидаемый результат:</w:t>
+      </w:r>
+    </w:p>
+    <w:p>
+      <w:pPr>
+        <w:pStyle w:val="a2"/>
+        <w:ind w:left="567" w:firstLine="0"/>
+        <w:rPr>
+          <w:b/>
+          <w:bCs/>
+        </w:rPr>
+      </w:pPr>
+    </w:p>
+    <w:p>
+      <w:pPr>
+        <w:pStyle w:val="a2"/>
       </w:pPr>
       <w:r>
         <w:t>Проверка ключа:</w:t>
       </w:r>
-    </w:p>
-    <w:p>
-      <w:pPr>
-        <w:pStyle w:val="a2"/>
-      </w:pPr>
       <w:r>
         <w:br/>
       </w:r>
@@ -1275,7 +1883,10 @@
       </w:r>
       <w:proofErr w:type="gramEnd"/>
       <w:r>
-        <w:t>3,</w:t>
+        <w:t>5</w:t>
+      </w:r>
+      <w:r>
+        <w:t>,</w:t>
       </w:r>
       <w:proofErr w:type="gramStart"/>
       <w:r>
@@ -1291,6 +1902,7 @@
         <w:pStyle w:val="a2"/>
       </w:pPr>
       <w:r>
+        <w:lastRenderedPageBreak/>
         <w:t>Ключ д</w:t>
       </w:r>
       <w:r>
@@ -1303,6 +1915,7 @@
     <w:p>
       <w:pPr>
         <w:pStyle w:val="a2"/>
+        <w:ind w:left="567" w:firstLine="0"/>
       </w:pPr>
     </w:p>
     <w:p>
@@ -2912,6 +3525,33 @@
       <w:pPr>
         <w:pStyle w:val="a2"/>
         <w:ind w:left="567" w:firstLine="0"/>
+        <w:rPr>
+          <w:lang w:val="en-US"/>
+        </w:rPr>
+      </w:pPr>
+    </w:p>
+    <w:p>
+      <w:pPr>
+        <w:pStyle w:val="a2"/>
+        <w:ind w:left="567" w:firstLine="0"/>
+        <w:rPr>
+          <w:lang w:val="en-US"/>
+        </w:rPr>
+      </w:pPr>
+    </w:p>
+    <w:p>
+      <w:pPr>
+        <w:pStyle w:val="a2"/>
+        <w:ind w:left="567" w:firstLine="0"/>
+        <w:rPr>
+          <w:lang w:val="en-US"/>
+        </w:rPr>
+      </w:pPr>
+    </w:p>
+    <w:p>
+      <w:pPr>
+        <w:pStyle w:val="a2"/>
+        <w:ind w:left="567" w:firstLine="0"/>
       </w:pPr>
       <w:r>
         <w:br/>
@@ -3296,7 +3936,7 @@
                 <w:b/>
                 <w:bCs/>
               </w:rPr>
-              <w:t>3 · x</w:t>
+              <w:t>5 · x</w:t>
             </w:r>
           </w:p>
         </w:tc>
@@ -3390,7 +4030,7 @@
               <w:ind w:firstLine="0"/>
             </w:pPr>
             <w:r>
-              <w:t>21</w:t>
+              <w:t>35</w:t>
             </w:r>
           </w:p>
         </w:tc>
@@ -3405,7 +4045,7 @@
               <w:ind w:firstLine="0"/>
             </w:pPr>
             <w:r>
-              <w:t>21</w:t>
+              <w:t>9</w:t>
             </w:r>
           </w:p>
         </w:tc>
@@ -3420,7 +4060,7 @@
               <w:ind w:firstLine="0"/>
             </w:pPr>
             <w:r>
-              <w:t>21</w:t>
+              <w:t>9</w:t>
             </w:r>
           </w:p>
         </w:tc>
@@ -3467,7 +4107,7 @@
               <w:ind w:firstLine="0"/>
             </w:pPr>
             <w:r>
-              <w:t>12</w:t>
+              <w:t>20</w:t>
             </w:r>
           </w:p>
         </w:tc>
@@ -3482,7 +4122,7 @@
               <w:ind w:firstLine="0"/>
             </w:pPr>
             <w:r>
-              <w:t>12</w:t>
+              <w:t>20</w:t>
             </w:r>
           </w:p>
         </w:tc>
@@ -3497,7 +4137,7 @@
               <w:ind w:firstLine="0"/>
             </w:pPr>
             <w:r>
-              <w:t>12</w:t>
+              <w:t>20</w:t>
             </w:r>
           </w:p>
         </w:tc>
@@ -3544,7 +4184,7 @@
               <w:ind w:firstLine="0"/>
             </w:pPr>
             <w:r>
-              <w:t>33</w:t>
+              <w:t>55</w:t>
             </w:r>
           </w:p>
         </w:tc>
@@ -3559,7 +4199,7 @@
               <w:ind w:firstLine="0"/>
             </w:pPr>
             <w:r>
-              <w:t>7</w:t>
+              <w:t>3</w:t>
             </w:r>
           </w:p>
         </w:tc>
@@ -3574,7 +4214,7 @@
               <w:ind w:firstLine="0"/>
             </w:pPr>
             <w:r>
-              <w:t>7</w:t>
+              <w:t>3</w:t>
             </w:r>
           </w:p>
         </w:tc>
@@ -3621,7 +4261,7 @@
               <w:ind w:firstLine="0"/>
             </w:pPr>
             <w:r>
-              <w:t>33</w:t>
+              <w:t>55</w:t>
             </w:r>
           </w:p>
         </w:tc>
@@ -3636,7 +4276,7 @@
               <w:ind w:firstLine="0"/>
             </w:pPr>
             <w:r>
-              <w:t>7</w:t>
+              <w:t>3</w:t>
             </w:r>
           </w:p>
         </w:tc>
@@ -3651,7 +4291,7 @@
               <w:ind w:firstLine="0"/>
             </w:pPr>
             <w:r>
-              <w:t>7</w:t>
+              <w:t>3</w:t>
             </w:r>
           </w:p>
         </w:tc>
@@ -3698,7 +4338,7 @@
               <w:ind w:firstLine="0"/>
             </w:pPr>
             <w:r>
-              <w:t>42</w:t>
+              <w:t>70</w:t>
             </w:r>
           </w:p>
         </w:tc>
@@ -3713,7 +4353,7 @@
               <w:ind w:firstLine="0"/>
             </w:pPr>
             <w:r>
-              <w:t>16</w:t>
+              <w:t>18</w:t>
             </w:r>
           </w:p>
         </w:tc>
@@ -3728,7 +4368,7 @@
               <w:ind w:firstLine="0"/>
             </w:pPr>
             <w:r>
-              <w:t>16</w:t>
+              <w:t>18</w:t>
             </w:r>
           </w:p>
         </w:tc>
@@ -3746,7 +4386,6 @@
         <w:ind w:left="567" w:firstLine="0"/>
       </w:pPr>
       <w:r>
-        <w:lastRenderedPageBreak/>
         <w:t>Обратная замена чисел в буквы</w:t>
       </w:r>
       <w:r>
@@ -3829,7 +4468,7 @@
               <w:jc w:val="left"/>
             </w:pPr>
             <w:r>
-              <w:t>21</w:t>
+              <w:t>9</w:t>
             </w:r>
           </w:p>
         </w:tc>
@@ -3845,7 +4484,7 @@
               <w:jc w:val="left"/>
             </w:pPr>
             <w:r>
-              <w:t>V</w:t>
+              <w:t>J</w:t>
             </w:r>
           </w:p>
         </w:tc>
@@ -3866,7 +4505,7 @@
               <w:jc w:val="left"/>
             </w:pPr>
             <w:r>
-              <w:t>12</w:t>
+              <w:t>20</w:t>
             </w:r>
           </w:p>
         </w:tc>
@@ -3882,7 +4521,7 @@
               <w:jc w:val="left"/>
             </w:pPr>
             <w:r>
-              <w:t>M</w:t>
+              <w:t>U</w:t>
             </w:r>
           </w:p>
         </w:tc>
@@ -3903,7 +4542,7 @@
               <w:jc w:val="left"/>
             </w:pPr>
             <w:r>
-              <w:t>7</w:t>
+              <w:t>3</w:t>
             </w:r>
           </w:p>
         </w:tc>
@@ -3919,7 +4558,7 @@
               <w:jc w:val="left"/>
             </w:pPr>
             <w:r>
-              <w:t>H</w:t>
+              <w:t>D</w:t>
             </w:r>
           </w:p>
         </w:tc>
@@ -3940,7 +4579,7 @@
               <w:jc w:val="left"/>
             </w:pPr>
             <w:r>
-              <w:t>7</w:t>
+              <w:t>3</w:t>
             </w:r>
           </w:p>
         </w:tc>
@@ -3956,7 +4595,7 @@
               <w:jc w:val="left"/>
             </w:pPr>
             <w:r>
-              <w:t>H</w:t>
+              <w:t>D</w:t>
             </w:r>
           </w:p>
         </w:tc>
@@ -3977,7 +4616,7 @@
               <w:jc w:val="left"/>
             </w:pPr>
             <w:r>
-              <w:t>16</w:t>
+              <w:t>18</w:t>
             </w:r>
           </w:p>
         </w:tc>
@@ -3993,7 +4632,7 @@
               <w:jc w:val="left"/>
             </w:pPr>
             <w:r>
-              <w:t>Q</w:t>
+              <w:t>S</w:t>
             </w:r>
           </w:p>
         </w:tc>
@@ -4003,13 +4642,139 @@
       <w:pPr>
         <w:pStyle w:val="a2"/>
         <w:ind w:left="567" w:firstLine="0"/>
+      </w:pPr>
+    </w:p>
+    <w:p>
+      <w:pPr>
+        <w:pStyle w:val="a2"/>
+        <w:ind w:left="567" w:firstLine="0"/>
+      </w:pPr>
+    </w:p>
+    <w:p>
+      <w:pPr>
+        <w:pStyle w:val="a2"/>
+        <w:ind w:left="567" w:firstLine="0"/>
+      </w:pPr>
+    </w:p>
+    <w:p>
+      <w:pPr>
+        <w:pStyle w:val="a2"/>
+        <w:ind w:left="567" w:firstLine="0"/>
+        <w:rPr>
+          <w:lang w:val="en-US"/>
+        </w:rPr>
+      </w:pPr>
+    </w:p>
+    <w:p>
+      <w:pPr>
+        <w:pStyle w:val="a2"/>
+        <w:ind w:left="567" w:firstLine="0"/>
+        <w:rPr>
+          <w:lang w:val="en-US"/>
+        </w:rPr>
+      </w:pPr>
+    </w:p>
+    <w:p>
+      <w:pPr>
+        <w:pStyle w:val="a2"/>
+        <w:ind w:left="567" w:firstLine="0"/>
+        <w:rPr>
+          <w:lang w:val="en-US"/>
+        </w:rPr>
+      </w:pPr>
+    </w:p>
+    <w:p>
+      <w:pPr>
+        <w:pStyle w:val="a2"/>
+        <w:ind w:left="567" w:firstLine="0"/>
+        <w:rPr>
+          <w:lang w:val="en-US"/>
+        </w:rPr>
+      </w:pPr>
+    </w:p>
+    <w:p>
+      <w:pPr>
+        <w:pStyle w:val="a2"/>
+        <w:ind w:left="567" w:firstLine="0"/>
+        <w:rPr>
+          <w:lang w:val="en-US"/>
+        </w:rPr>
+      </w:pPr>
+    </w:p>
+    <w:p>
+      <w:pPr>
+        <w:pStyle w:val="a2"/>
+        <w:ind w:left="567" w:firstLine="0"/>
+        <w:rPr>
+          <w:lang w:val="en-US"/>
+        </w:rPr>
+      </w:pPr>
+    </w:p>
+    <w:p>
+      <w:pPr>
+        <w:pStyle w:val="a2"/>
+        <w:ind w:left="567" w:firstLine="0"/>
+        <w:rPr>
+          <w:lang w:val="en-US"/>
+        </w:rPr>
+      </w:pPr>
+    </w:p>
+    <w:p>
+      <w:pPr>
+        <w:pStyle w:val="a2"/>
+        <w:ind w:left="567" w:firstLine="0"/>
+        <w:rPr>
+          <w:lang w:val="en-US"/>
+        </w:rPr>
+      </w:pPr>
+    </w:p>
+    <w:p>
+      <w:pPr>
+        <w:pStyle w:val="a2"/>
+        <w:ind w:left="567" w:firstLine="0"/>
+        <w:rPr>
+          <w:lang w:val="en-US"/>
+        </w:rPr>
+      </w:pPr>
+    </w:p>
+    <w:p>
+      <w:pPr>
+        <w:pStyle w:val="a2"/>
+        <w:ind w:left="567" w:firstLine="0"/>
         <w:jc w:val="left"/>
+      </w:pPr>
+    </w:p>
+    <w:p>
+      <w:pPr>
+        <w:pStyle w:val="a2"/>
+        <w:ind w:left="567" w:firstLine="0"/>
+        <w:jc w:val="left"/>
+        <w:rPr>
+          <w:lang w:val="en-US"/>
+        </w:rPr>
+      </w:pPr>
+      <w:r>
+        <w:rPr>
+          <w:b/>
+          <w:bCs/>
+        </w:rPr>
+        <w:t>Полученный результат</w:t>
+      </w:r>
+      <w:r>
+        <w:rPr>
+          <w:b/>
+          <w:bCs/>
+        </w:rPr>
+        <w:t xml:space="preserve"> при шифровании</w:t>
+      </w:r>
+      <w:r>
         <w:rPr>
           <w:b/>
           <w:bCs/>
           <w:lang w:val="en-US"/>
         </w:rPr>
-      </w:pPr>
+        <w:t>:</w:t>
+      </w:r>
     </w:p>
     <w:p>
       <w:pPr>
@@ -4017,64 +4782,29 @@
         <w:ind w:left="567" w:firstLine="0"/>
         <w:jc w:val="left"/>
         <w:rPr>
+          <w:lang w:val="en-US"/>
+        </w:rPr>
+      </w:pPr>
+    </w:p>
+    <w:p>
+      <w:pPr>
+        <w:pStyle w:val="a2"/>
+        <w:ind w:left="567" w:firstLine="0"/>
+        <w:jc w:val="left"/>
+        <w:rPr>
           <w:b/>
           <w:bCs/>
-          <w:lang w:val="en-US"/>
-        </w:rPr>
-      </w:pPr>
-      <w:r>
-        <w:rPr>
-          <w:b/>
-          <w:bCs/>
-        </w:rPr>
-        <w:t>Полученный результат</w:t>
-      </w:r>
-      <w:r>
-        <w:rPr>
-          <w:b/>
-          <w:bCs/>
-        </w:rPr>
-        <w:t xml:space="preserve"> при шифровании</w:t>
-      </w:r>
-      <w:r>
-        <w:rPr>
-          <w:b/>
-          <w:bCs/>
-        </w:rPr>
-        <w:t>:</w:t>
-      </w:r>
-    </w:p>
-    <w:p>
-      <w:pPr>
-        <w:pStyle w:val="a2"/>
-        <w:ind w:left="567" w:firstLine="0"/>
-        <w:jc w:val="left"/>
-        <w:rPr>
-          <w:b/>
-          <w:bCs/>
-          <w:lang w:val="en-US"/>
-        </w:rPr>
-      </w:pPr>
-    </w:p>
-    <w:p>
-      <w:pPr>
-        <w:pStyle w:val="a2"/>
-        <w:ind w:left="567" w:firstLine="0"/>
-        <w:jc w:val="center"/>
-        <w:rPr>
-          <w:lang w:val="en-US"/>
         </w:rPr>
       </w:pPr>
       <w:r>
         <w:rPr>
           <w:noProof/>
-          <w:lang w:val="en-US"/>
         </w:rPr>
         <w:drawing>
-          <wp:inline distT="0" distB="0" distL="0" distR="0" wp14:anchorId="05A6C2DE" wp14:editId="25CD3109">
-            <wp:extent cx="5939790" cy="3611880"/>
-            <wp:effectExtent l="0" t="0" r="3810" b="7620"/>
-            <wp:docPr id="1748641741" name="Рисунок 1" descr="Изображение выглядит как текст, снимок экрана, Шрифт, число&#10;&#10;Содержимое, созданное искусственным интеллектом, может быть неверным."/>
+          <wp:inline distT="0" distB="0" distL="0" distR="0" wp14:anchorId="39892BBD" wp14:editId="12F600E4">
+            <wp:extent cx="5939790" cy="3583305"/>
+            <wp:effectExtent l="0" t="0" r="3810" b="0"/>
+            <wp:docPr id="1852656229" name="Рисунок 1" descr="Изображение выглядит как текст, снимок экрана, Шрифт, число&#10;&#10;Содержимое, созданное искусственным интеллектом, может быть неверным."/>
             <wp:cNvGraphicFramePr>
               <a:graphicFrameLocks xmlns:a="http://schemas.openxmlformats.org/drawingml/2006/main" noChangeAspect="1"/>
             </wp:cNvGraphicFramePr>
@@ -4082,281 +4812,11 @@
               <a:graphicData uri="http://schemas.openxmlformats.org/drawingml/2006/picture">
                 <pic:pic xmlns:pic="http://schemas.openxmlformats.org/drawingml/2006/picture">
                   <pic:nvPicPr>
-                    <pic:cNvPr id="1748641741" name="Рисунок 1" descr="Изображение выглядит как текст, снимок экрана, Шрифт, число&#10;&#10;Содержимое, созданное искусственным интеллектом, может быть неверным."/>
+                    <pic:cNvPr id="1852656229" name="Рисунок 1" descr="Изображение выглядит как текст, снимок экрана, Шрифт, число&#10;&#10;Содержимое, созданное искусственным интеллектом, может быть неверным."/>
                     <pic:cNvPicPr/>
                   </pic:nvPicPr>
                   <pic:blipFill>
-                    <a:blip r:embed="rId8"/>
-                    <a:stretch>
-                      <a:fillRect/>
-                    </a:stretch>
-                  </pic:blipFill>
-                  <pic:spPr>
-                    <a:xfrm>
-                      <a:off x="0" y="0"/>
-                      <a:ext cx="5939790" cy="3611880"/>
-                    </a:xfrm>
-                    <a:prstGeom prst="rect">
-                      <a:avLst/>
-                    </a:prstGeom>
-                  </pic:spPr>
-                </pic:pic>
-              </a:graphicData>
-            </a:graphic>
-          </wp:inline>
-        </w:drawing>
-      </w:r>
-    </w:p>
-    <w:p>
-      <w:pPr>
-        <w:pStyle w:val="a2"/>
-        <w:ind w:left="567" w:firstLine="0"/>
-        <w:jc w:val="left"/>
-        <w:rPr>
-          <w:b/>
-          <w:bCs/>
-          <w:lang w:val="en-US"/>
-        </w:rPr>
-      </w:pPr>
-    </w:p>
-    <w:p>
-      <w:pPr>
-        <w:pStyle w:val="a2"/>
-        <w:ind w:left="567" w:firstLine="0"/>
-        <w:jc w:val="left"/>
-        <w:rPr>
-          <w:b/>
-          <w:bCs/>
-          <w:lang w:val="en-US"/>
-        </w:rPr>
-      </w:pPr>
-    </w:p>
-    <w:p>
-      <w:pPr>
-        <w:pStyle w:val="a2"/>
-        <w:ind w:left="567" w:firstLine="0"/>
-        <w:jc w:val="left"/>
-        <w:rPr>
-          <w:b/>
-          <w:bCs/>
-          <w:lang w:val="en-US"/>
-        </w:rPr>
-      </w:pPr>
-    </w:p>
-    <w:p>
-      <w:pPr>
-        <w:pStyle w:val="a2"/>
-        <w:ind w:left="567" w:firstLine="0"/>
-        <w:jc w:val="left"/>
-        <w:rPr>
-          <w:b/>
-          <w:bCs/>
-          <w:lang w:val="en-US"/>
-        </w:rPr>
-      </w:pPr>
-    </w:p>
-    <w:p>
-      <w:pPr>
-        <w:pStyle w:val="a2"/>
-        <w:ind w:left="567" w:firstLine="0"/>
-        <w:jc w:val="left"/>
-        <w:rPr>
-          <w:b/>
-          <w:bCs/>
-          <w:lang w:val="en-US"/>
-        </w:rPr>
-      </w:pPr>
-    </w:p>
-    <w:p>
-      <w:pPr>
-        <w:pStyle w:val="a2"/>
-        <w:ind w:left="567" w:firstLine="0"/>
-        <w:jc w:val="left"/>
-        <w:rPr>
-          <w:b/>
-          <w:bCs/>
-          <w:lang w:val="en-US"/>
-        </w:rPr>
-      </w:pPr>
-    </w:p>
-    <w:p>
-      <w:pPr>
-        <w:pStyle w:val="a2"/>
-        <w:ind w:left="567" w:firstLine="0"/>
-        <w:jc w:val="left"/>
-        <w:rPr>
-          <w:b/>
-          <w:bCs/>
-          <w:lang w:val="en-US"/>
-        </w:rPr>
-      </w:pPr>
-    </w:p>
-    <w:p>
-      <w:pPr>
-        <w:pStyle w:val="a2"/>
-        <w:ind w:left="567" w:firstLine="0"/>
-        <w:jc w:val="left"/>
-        <w:rPr>
-          <w:b/>
-          <w:bCs/>
-          <w:lang w:val="en-US"/>
-        </w:rPr>
-      </w:pPr>
-    </w:p>
-    <w:p>
-      <w:pPr>
-        <w:pStyle w:val="a2"/>
-        <w:ind w:left="567" w:firstLine="0"/>
-        <w:jc w:val="left"/>
-        <w:rPr>
-          <w:b/>
-          <w:bCs/>
-          <w:lang w:val="en-US"/>
-        </w:rPr>
-      </w:pPr>
-    </w:p>
-    <w:p>
-      <w:pPr>
-        <w:pStyle w:val="a2"/>
-        <w:ind w:left="567" w:firstLine="0"/>
-        <w:jc w:val="left"/>
-        <w:rPr>
-          <w:b/>
-          <w:bCs/>
-          <w:lang w:val="en-US"/>
-        </w:rPr>
-      </w:pPr>
-    </w:p>
-    <w:p>
-      <w:pPr>
-        <w:pStyle w:val="a2"/>
-        <w:ind w:left="567" w:firstLine="0"/>
-        <w:jc w:val="left"/>
-        <w:rPr>
-          <w:b/>
-          <w:bCs/>
-          <w:lang w:val="en-US"/>
-        </w:rPr>
-      </w:pPr>
-    </w:p>
-    <w:p>
-      <w:pPr>
-        <w:pStyle w:val="a2"/>
-        <w:ind w:left="567" w:firstLine="0"/>
-        <w:jc w:val="left"/>
-        <w:rPr>
-          <w:b/>
-          <w:bCs/>
-          <w:lang w:val="en-US"/>
-        </w:rPr>
-      </w:pPr>
-    </w:p>
-    <w:p>
-      <w:pPr>
-        <w:pStyle w:val="a2"/>
-        <w:ind w:left="567" w:firstLine="0"/>
-        <w:jc w:val="left"/>
-        <w:rPr>
-          <w:b/>
-          <w:bCs/>
-          <w:lang w:val="en-US"/>
-        </w:rPr>
-      </w:pPr>
-    </w:p>
-    <w:p>
-      <w:pPr>
-        <w:pStyle w:val="a2"/>
-        <w:ind w:left="567" w:firstLine="0"/>
-        <w:jc w:val="left"/>
-        <w:rPr>
-          <w:b/>
-          <w:bCs/>
-          <w:lang w:val="en-US"/>
-        </w:rPr>
-      </w:pPr>
-    </w:p>
-    <w:p>
-      <w:pPr>
-        <w:pStyle w:val="a2"/>
-        <w:ind w:left="567" w:firstLine="0"/>
-        <w:jc w:val="left"/>
-        <w:rPr>
-          <w:b/>
-          <w:bCs/>
-          <w:lang w:val="en-US"/>
-        </w:rPr>
-      </w:pPr>
-      <w:r>
-        <w:rPr>
-          <w:b/>
-          <w:bCs/>
-        </w:rPr>
-        <w:lastRenderedPageBreak/>
-        <w:t>Полученный результат</w:t>
-      </w:r>
-      <w:r>
-        <w:rPr>
-          <w:b/>
-          <w:bCs/>
-        </w:rPr>
-        <w:t xml:space="preserve"> при дешифровании</w:t>
-      </w:r>
-      <w:r>
-        <w:rPr>
-          <w:b/>
-          <w:bCs/>
-          <w:lang w:val="en-US"/>
-        </w:rPr>
-        <w:t>:</w:t>
-      </w:r>
-    </w:p>
-    <w:p>
-      <w:pPr>
-        <w:pStyle w:val="a2"/>
-        <w:ind w:left="567" w:firstLine="0"/>
-        <w:jc w:val="left"/>
-        <w:rPr>
-          <w:b/>
-          <w:bCs/>
-          <w:lang w:val="en-US"/>
-        </w:rPr>
-      </w:pPr>
-    </w:p>
-    <w:p>
-      <w:pPr>
-        <w:pStyle w:val="a2"/>
-        <w:ind w:left="567" w:firstLine="0"/>
-        <w:jc w:val="left"/>
-        <w:rPr>
-          <w:b/>
-          <w:bCs/>
-          <w:lang w:val="en-US"/>
-        </w:rPr>
-      </w:pPr>
-      <w:r>
-        <w:rPr>
-          <w:b/>
-          <w:bCs/>
-          <w:noProof/>
-          <w:lang w:val="en-US"/>
-        </w:rPr>
-        <w:drawing>
-          <wp:inline distT="0" distB="0" distL="0" distR="0" wp14:anchorId="1F176191" wp14:editId="195417BD">
-            <wp:extent cx="5939790" cy="3583305"/>
-            <wp:effectExtent l="0" t="0" r="3810" b="0"/>
-            <wp:docPr id="785105966" name="Рисунок 1" descr="Изображение выглядит как текст, снимок экрана, Шрифт, число&#10;&#10;Содержимое, созданное искусственным интеллектом, может быть неверным."/>
-            <wp:cNvGraphicFramePr>
-              <a:graphicFrameLocks xmlns:a="http://schemas.openxmlformats.org/drawingml/2006/main" noChangeAspect="1"/>
-            </wp:cNvGraphicFramePr>
-            <a:graphic xmlns:a="http://schemas.openxmlformats.org/drawingml/2006/main">
-              <a:graphicData uri="http://schemas.openxmlformats.org/drawingml/2006/picture">
-                <pic:pic xmlns:pic="http://schemas.openxmlformats.org/drawingml/2006/picture">
-                  <pic:nvPicPr>
-                    <pic:cNvPr id="785105966" name="Рисунок 1" descr="Изображение выглядит как текст, снимок экрана, Шрифт, число&#10;&#10;Содержимое, созданное искусственным интеллектом, может быть неверным."/>
-                    <pic:cNvPicPr/>
-                  </pic:nvPicPr>
-                  <pic:blipFill>
-                    <a:blip r:embed="rId9"/>
+                    <a:blip r:embed="rId13"/>
                     <a:stretch>
                       <a:fillRect/>
                     </a:stretch>
@@ -4380,21 +4840,141 @@
     <w:p>
       <w:pPr>
         <w:pStyle w:val="a2"/>
-        <w:ind w:left="3540" w:firstLine="288"/>
-      </w:pPr>
+        <w:ind w:left="567" w:firstLine="0"/>
+        <w:jc w:val="left"/>
+        <w:rPr>
+          <w:b/>
+          <w:bCs/>
+        </w:rPr>
+      </w:pPr>
+    </w:p>
+    <w:p>
+      <w:pPr>
+        <w:pStyle w:val="a2"/>
+        <w:ind w:left="567" w:firstLine="0"/>
+        <w:jc w:val="left"/>
+        <w:rPr>
+          <w:b/>
+          <w:bCs/>
+        </w:rPr>
+      </w:pPr>
+      <w:r>
+        <w:rPr>
+          <w:b/>
+          <w:bCs/>
+        </w:rPr>
+        <w:t xml:space="preserve">Полученный результат при </w:t>
+      </w:r>
+      <w:r>
+        <w:rPr>
+          <w:b/>
+          <w:bCs/>
+        </w:rPr>
+        <w:t>де</w:t>
+      </w:r>
+      <w:r>
+        <w:rPr>
+          <w:b/>
+          <w:bCs/>
+        </w:rPr>
+        <w:t>шифровании:</w:t>
+      </w:r>
+    </w:p>
+    <w:p>
+      <w:pPr>
+        <w:pStyle w:val="a2"/>
+        <w:ind w:left="567" w:firstLine="0"/>
+        <w:jc w:val="left"/>
+        <w:rPr>
+          <w:b/>
+          <w:bCs/>
+        </w:rPr>
+      </w:pPr>
+    </w:p>
+    <w:p>
+      <w:pPr>
+        <w:pStyle w:val="a2"/>
+        <w:ind w:left="567" w:firstLine="0"/>
+        <w:jc w:val="left"/>
+      </w:pPr>
+      <w:r>
+        <w:rPr>
+          <w:noProof/>
+        </w:rPr>
+        <w:lastRenderedPageBreak/>
+        <w:drawing>
+          <wp:inline distT="0" distB="0" distL="0" distR="0" wp14:anchorId="53C7839E" wp14:editId="372A54DE">
+            <wp:extent cx="5939790" cy="3585210"/>
+            <wp:effectExtent l="0" t="0" r="3810" b="0"/>
+            <wp:docPr id="150018602" name="Рисунок 1" descr="Изображение выглядит как текст, снимок экрана, Шрифт, число&#10;&#10;Содержимое, созданное искусственным интеллектом, может быть неверным."/>
+            <wp:cNvGraphicFramePr>
+              <a:graphicFrameLocks xmlns:a="http://schemas.openxmlformats.org/drawingml/2006/main" noChangeAspect="1"/>
+            </wp:cNvGraphicFramePr>
+            <a:graphic xmlns:a="http://schemas.openxmlformats.org/drawingml/2006/main">
+              <a:graphicData uri="http://schemas.openxmlformats.org/drawingml/2006/picture">
+                <pic:pic xmlns:pic="http://schemas.openxmlformats.org/drawingml/2006/picture">
+                  <pic:nvPicPr>
+                    <pic:cNvPr id="150018602" name="Рисунок 1" descr="Изображение выглядит как текст, снимок экрана, Шрифт, число&#10;&#10;Содержимое, созданное искусственным интеллектом, может быть неверным."/>
+                    <pic:cNvPicPr/>
+                  </pic:nvPicPr>
+                  <pic:blipFill>
+                    <a:blip r:embed="rId14"/>
+                    <a:stretch>
+                      <a:fillRect/>
+                    </a:stretch>
+                  </pic:blipFill>
+                  <pic:spPr>
+                    <a:xfrm>
+                      <a:off x="0" y="0"/>
+                      <a:ext cx="5939790" cy="3585210"/>
+                    </a:xfrm>
+                    <a:prstGeom prst="rect">
+                      <a:avLst/>
+                    </a:prstGeom>
+                  </pic:spPr>
+                </pic:pic>
+              </a:graphicData>
+            </a:graphic>
+          </wp:inline>
+        </w:drawing>
+      </w:r>
     </w:p>
     <w:p>
       <w:pPr>
         <w:pStyle w:val="af7"/>
         <w:ind w:firstLine="0"/>
       </w:pPr>
-      <w:r>
-        <w:t>Тест 2</w:t>
-      </w:r>
-    </w:p>
-    <w:p>
-      <w:pPr>
-        <w:pStyle w:val="a2"/>
+    </w:p>
+    <w:p>
+      <w:pPr>
+        <w:pStyle w:val="af7"/>
+        <w:ind w:firstLine="0"/>
+      </w:pPr>
+    </w:p>
+    <w:p>
+      <w:pPr>
+        <w:pStyle w:val="af7"/>
+        <w:ind w:firstLine="0"/>
+      </w:pPr>
+    </w:p>
+    <w:p>
+      <w:pPr>
+        <w:pStyle w:val="af7"/>
+        <w:ind w:firstLine="0"/>
+      </w:pPr>
+    </w:p>
+    <w:p>
+      <w:pPr>
+        <w:pStyle w:val="af7"/>
+        <w:ind w:firstLine="0"/>
+      </w:pPr>
+      <w:r>
+        <w:t>Тест 3</w:t>
+      </w:r>
+    </w:p>
+    <w:p>
+      <w:pPr>
+        <w:pStyle w:val="af7"/>
         <w:ind w:firstLine="0"/>
       </w:pPr>
     </w:p>
@@ -4443,7 +5023,7 @@
           <w:i/>
           <w:iCs/>
         </w:rPr>
-        <w:t>меньше</w:t>
+        <w:t>больше</w:t>
       </w:r>
       <w:r>
         <w:rPr>
@@ -4562,6 +5142,12 @@
         <w:rPr>
           <w:b w:val="0"/>
         </w:rPr>
+        <w:t>3</w:t>
+      </w:r>
+      <w:r>
+        <w:rPr>
+          <w:b w:val="0"/>
+        </w:rPr>
         <w:t>5</w:t>
       </w:r>
     </w:p>
@@ -4609,6 +5195,11 @@
       <w:r>
         <w:t>Проверка ключа:</w:t>
       </w:r>
+    </w:p>
+    <w:p>
+      <w:pPr>
+        <w:pStyle w:val="a2"/>
+      </w:pPr>
       <w:r>
         <w:br/>
       </w:r>
@@ -4646,7 +5237,7 @@
       </w:r>
       <w:proofErr w:type="gramEnd"/>
       <w:r>
-        <w:t>5</w:t>
+        <w:t>35</w:t>
       </w:r>
       <w:r>
         <w:t>,</w:t>
@@ -4659,6 +5250,12 @@
       <w:r>
         <w:t>1</w:t>
       </w:r>
+    </w:p>
+    <w:p>
+      <w:pPr>
+        <w:pStyle w:val="a2"/>
+        <w:ind w:left="567" w:firstLine="0"/>
+      </w:pPr>
     </w:p>
     <w:p>
       <w:pPr>
@@ -6287,36 +6884,20 @@
       <w:pPr>
         <w:pStyle w:val="a2"/>
         <w:ind w:left="567" w:firstLine="0"/>
-        <w:rPr>
-          <w:lang w:val="en-US"/>
-        </w:rPr>
       </w:pPr>
     </w:p>
     <w:p>
       <w:pPr>
         <w:pStyle w:val="a2"/>
         <w:ind w:left="567" w:firstLine="0"/>
-        <w:rPr>
-          <w:lang w:val="en-US"/>
-        </w:rPr>
       </w:pPr>
     </w:p>
     <w:p>
       <w:pPr>
         <w:pStyle w:val="a2"/>
         <w:ind w:left="567" w:firstLine="0"/>
-        <w:rPr>
-          <w:lang w:val="en-US"/>
-        </w:rPr>
-      </w:pPr>
-    </w:p>
-    <w:p>
-      <w:pPr>
-        <w:pStyle w:val="a2"/>
-        <w:ind w:left="567" w:firstLine="0"/>
-      </w:pPr>
-      <w:r>
-        <w:lastRenderedPageBreak/>
+      </w:pPr>
+      <w:r>
         <w:br/>
       </w:r>
       <w:r>
@@ -6631,6 +7212,36 @@
         <w:ind w:left="567" w:firstLine="0"/>
       </w:pPr>
     </w:p>
+    <w:p>
+      <w:pPr>
+        <w:pStyle w:val="a2"/>
+        <w:ind w:left="567" w:firstLine="0"/>
+      </w:pPr>
+    </w:p>
+    <w:p>
+      <w:pPr>
+        <w:pStyle w:val="a2"/>
+        <w:ind w:left="567" w:firstLine="0"/>
+      </w:pPr>
+    </w:p>
+    <w:p>
+      <w:pPr>
+        <w:pStyle w:val="a2"/>
+        <w:ind w:left="567" w:firstLine="0"/>
+      </w:pPr>
+    </w:p>
+    <w:p>
+      <w:pPr>
+        <w:pStyle w:val="a2"/>
+        <w:ind w:left="567" w:firstLine="0"/>
+      </w:pPr>
+    </w:p>
+    <w:p>
+      <w:pPr>
+        <w:pStyle w:val="a2"/>
+        <w:ind w:left="567" w:firstLine="0"/>
+      </w:pPr>
+    </w:p>
     <w:tbl>
       <w:tblPr>
         <w:tblStyle w:val="af1"/>
@@ -6699,7 +7310,7 @@
                 <w:b/>
                 <w:bCs/>
               </w:rPr>
-              <w:t>5 · x</w:t>
+              <w:t>35·x</w:t>
             </w:r>
           </w:p>
         </w:tc>
@@ -6793,7 +7404,7 @@
               <w:ind w:firstLine="0"/>
             </w:pPr>
             <w:r>
-              <w:t>35</w:t>
+              <w:t>245</w:t>
             </w:r>
           </w:p>
         </w:tc>
@@ -6808,7 +7419,7 @@
               <w:ind w:firstLine="0"/>
             </w:pPr>
             <w:r>
-              <w:t>9</w:t>
+              <w:t>11</w:t>
             </w:r>
           </w:p>
         </w:tc>
@@ -6823,7 +7434,7 @@
               <w:ind w:firstLine="0"/>
             </w:pPr>
             <w:r>
-              <w:t>9</w:t>
+              <w:t>11</w:t>
             </w:r>
           </w:p>
         </w:tc>
@@ -6870,7 +7481,7 @@
               <w:ind w:firstLine="0"/>
             </w:pPr>
             <w:r>
-              <w:t>20</w:t>
+              <w:t>140</w:t>
             </w:r>
           </w:p>
         </w:tc>
@@ -6885,7 +7496,7 @@
               <w:ind w:firstLine="0"/>
             </w:pPr>
             <w:r>
-              <w:t>20</w:t>
+              <w:t>10</w:t>
             </w:r>
           </w:p>
         </w:tc>
@@ -6900,7 +7511,7 @@
               <w:ind w:firstLine="0"/>
             </w:pPr>
             <w:r>
-              <w:t>20</w:t>
+              <w:t>10</w:t>
             </w:r>
           </w:p>
         </w:tc>
@@ -6947,7 +7558,7 @@
               <w:ind w:firstLine="0"/>
             </w:pPr>
             <w:r>
-              <w:t>55</w:t>
+              <w:t>385</w:t>
             </w:r>
           </w:p>
         </w:tc>
@@ -6962,7 +7573,7 @@
               <w:ind w:firstLine="0"/>
             </w:pPr>
             <w:r>
-              <w:t>3</w:t>
+              <w:t>21</w:t>
             </w:r>
           </w:p>
         </w:tc>
@@ -6977,7 +7588,7 @@
               <w:ind w:firstLine="0"/>
             </w:pPr>
             <w:r>
-              <w:t>3</w:t>
+              <w:t>21</w:t>
             </w:r>
           </w:p>
         </w:tc>
@@ -7024,7 +7635,7 @@
               <w:ind w:firstLine="0"/>
             </w:pPr>
             <w:r>
-              <w:t>55</w:t>
+              <w:t>385</w:t>
             </w:r>
           </w:p>
         </w:tc>
@@ -7039,7 +7650,7 @@
               <w:ind w:firstLine="0"/>
             </w:pPr>
             <w:r>
-              <w:t>3</w:t>
+              <w:t>21</w:t>
             </w:r>
           </w:p>
         </w:tc>
@@ -7054,7 +7665,7 @@
               <w:ind w:firstLine="0"/>
             </w:pPr>
             <w:r>
-              <w:t>3</w:t>
+              <w:t>21</w:t>
             </w:r>
           </w:p>
         </w:tc>
@@ -7101,7 +7712,7 @@
               <w:ind w:firstLine="0"/>
             </w:pPr>
             <w:r>
-              <w:t>70</w:t>
+              <w:t>490</w:t>
             </w:r>
           </w:p>
         </w:tc>
@@ -7116,7 +7727,7 @@
               <w:ind w:firstLine="0"/>
             </w:pPr>
             <w:r>
-              <w:t>18</w:t>
+              <w:t>22</w:t>
             </w:r>
           </w:p>
         </w:tc>
@@ -7131,7 +7742,7 @@
               <w:ind w:firstLine="0"/>
             </w:pPr>
             <w:r>
-              <w:t>18</w:t>
+              <w:t>22</w:t>
             </w:r>
           </w:p>
         </w:tc>
@@ -7231,7 +7842,7 @@
               <w:jc w:val="left"/>
             </w:pPr>
             <w:r>
-              <w:t>9</w:t>
+              <w:t>11</w:t>
             </w:r>
           </w:p>
         </w:tc>
@@ -7247,7 +7858,7 @@
               <w:jc w:val="left"/>
             </w:pPr>
             <w:r>
-              <w:t>J</w:t>
+              <w:t>L</w:t>
             </w:r>
           </w:p>
         </w:tc>
@@ -7268,7 +7879,7 @@
               <w:jc w:val="left"/>
             </w:pPr>
             <w:r>
-              <w:t>20</w:t>
+              <w:t>10</w:t>
             </w:r>
           </w:p>
         </w:tc>
@@ -7284,7 +7895,7 @@
               <w:jc w:val="left"/>
             </w:pPr>
             <w:r>
-              <w:t>U</w:t>
+              <w:t>K</w:t>
             </w:r>
           </w:p>
         </w:tc>
@@ -7305,7 +7916,7 @@
               <w:jc w:val="left"/>
             </w:pPr>
             <w:r>
-              <w:t>3</w:t>
+              <w:t>21</w:t>
             </w:r>
           </w:p>
         </w:tc>
@@ -7321,7 +7932,7 @@
               <w:jc w:val="left"/>
             </w:pPr>
             <w:r>
-              <w:t>D</w:t>
+              <w:t>V</w:t>
             </w:r>
           </w:p>
         </w:tc>
@@ -7342,7 +7953,7 @@
               <w:jc w:val="left"/>
             </w:pPr>
             <w:r>
-              <w:t>3</w:t>
+              <w:t>21</w:t>
             </w:r>
           </w:p>
         </w:tc>
@@ -7358,7 +7969,7 @@
               <w:jc w:val="left"/>
             </w:pPr>
             <w:r>
-              <w:t>D</w:t>
+              <w:t>V</w:t>
             </w:r>
           </w:p>
         </w:tc>
@@ -7379,7 +7990,7 @@
               <w:jc w:val="left"/>
             </w:pPr>
             <w:r>
-              <w:t>18</w:t>
+              <w:t>22</w:t>
             </w:r>
           </w:p>
         </w:tc>
@@ -7395,7 +8006,7 @@
               <w:jc w:val="left"/>
             </w:pPr>
             <w:r>
-              <w:t>S</w:t>
+              <w:t>W</w:t>
             </w:r>
           </w:p>
         </w:tc>
@@ -7405,113 +8016,12 @@
       <w:pPr>
         <w:pStyle w:val="a2"/>
         <w:ind w:left="567" w:firstLine="0"/>
-      </w:pPr>
-    </w:p>
-    <w:p>
-      <w:pPr>
-        <w:pStyle w:val="a2"/>
-        <w:ind w:left="567" w:firstLine="0"/>
-      </w:pPr>
-    </w:p>
-    <w:p>
-      <w:pPr>
-        <w:pStyle w:val="a2"/>
-        <w:ind w:left="567" w:firstLine="0"/>
-      </w:pPr>
-    </w:p>
-    <w:p>
-      <w:pPr>
-        <w:pStyle w:val="a2"/>
-        <w:ind w:left="567" w:firstLine="0"/>
-        <w:rPr>
-          <w:lang w:val="en-US"/>
-        </w:rPr>
-      </w:pPr>
-    </w:p>
-    <w:p>
-      <w:pPr>
-        <w:pStyle w:val="a2"/>
-        <w:ind w:left="567" w:firstLine="0"/>
-        <w:rPr>
-          <w:lang w:val="en-US"/>
-        </w:rPr>
-      </w:pPr>
-    </w:p>
-    <w:p>
-      <w:pPr>
-        <w:pStyle w:val="a2"/>
-        <w:ind w:left="567" w:firstLine="0"/>
-        <w:rPr>
-          <w:lang w:val="en-US"/>
-        </w:rPr>
-      </w:pPr>
-    </w:p>
-    <w:p>
-      <w:pPr>
-        <w:pStyle w:val="a2"/>
-        <w:ind w:left="567" w:firstLine="0"/>
-        <w:rPr>
-          <w:lang w:val="en-US"/>
-        </w:rPr>
-      </w:pPr>
-    </w:p>
-    <w:p>
-      <w:pPr>
-        <w:pStyle w:val="a2"/>
-        <w:ind w:left="567" w:firstLine="0"/>
-        <w:rPr>
-          <w:lang w:val="en-US"/>
-        </w:rPr>
-      </w:pPr>
-    </w:p>
-    <w:p>
-      <w:pPr>
-        <w:pStyle w:val="a2"/>
-        <w:ind w:left="567" w:firstLine="0"/>
-        <w:rPr>
-          <w:lang w:val="en-US"/>
-        </w:rPr>
-      </w:pPr>
-    </w:p>
-    <w:p>
-      <w:pPr>
-        <w:pStyle w:val="a2"/>
-        <w:ind w:left="567" w:firstLine="0"/>
-        <w:rPr>
-          <w:lang w:val="en-US"/>
-        </w:rPr>
-      </w:pPr>
-    </w:p>
-    <w:p>
-      <w:pPr>
-        <w:pStyle w:val="a2"/>
-        <w:ind w:left="567" w:firstLine="0"/>
-        <w:rPr>
-          <w:lang w:val="en-US"/>
-        </w:rPr>
-      </w:pPr>
-    </w:p>
-    <w:p>
-      <w:pPr>
-        <w:pStyle w:val="a2"/>
-        <w:ind w:left="567" w:firstLine="0"/>
-        <w:rPr>
-          <w:lang w:val="en-US"/>
-        </w:rPr>
-      </w:pPr>
-    </w:p>
-    <w:p>
-      <w:pPr>
-        <w:pStyle w:val="a2"/>
-        <w:ind w:left="567" w:firstLine="0"/>
         <w:jc w:val="left"/>
       </w:pPr>
     </w:p>
     <w:p>
       <w:pPr>
         <w:pStyle w:val="a2"/>
-        <w:ind w:left="567" w:firstLine="0"/>
-        <w:jc w:val="left"/>
         <w:rPr>
           <w:lang w:val="en-US"/>
         </w:rPr>
@@ -7521,14 +8031,7 @@
           <w:b/>
           <w:bCs/>
         </w:rPr>
-        <w:t>Полученный результат</w:t>
-      </w:r>
-      <w:r>
-        <w:rPr>
-          <w:b/>
-          <w:bCs/>
-        </w:rPr>
-        <w:t xml:space="preserve"> при шифровании</w:t>
+        <w:t>Полученный результат при шифровании</w:t>
       </w:r>
       <w:r>
         <w:rPr>
@@ -7538,36 +8041,25 @@
         </w:rPr>
         <w:t>:</w:t>
       </w:r>
-    </w:p>
-    <w:p>
-      <w:pPr>
-        <w:pStyle w:val="a2"/>
-        <w:ind w:left="567" w:firstLine="0"/>
-        <w:jc w:val="left"/>
-        <w:rPr>
-          <w:lang w:val="en-US"/>
-        </w:rPr>
-      </w:pPr>
-    </w:p>
-    <w:p>
-      <w:pPr>
-        <w:pStyle w:val="a2"/>
-        <w:ind w:left="567" w:firstLine="0"/>
-        <w:jc w:val="left"/>
-        <w:rPr>
-          <w:b/>
-          <w:bCs/>
-        </w:rPr>
+      <w:r>
+        <w:br/>
+      </w:r>
+    </w:p>
+    <w:p>
+      <w:pPr>
+        <w:pStyle w:val="a2"/>
+        <w:ind w:firstLine="0"/>
       </w:pPr>
       <w:r>
         <w:rPr>
           <w:noProof/>
         </w:rPr>
+        <w:lastRenderedPageBreak/>
         <w:drawing>
-          <wp:inline distT="0" distB="0" distL="0" distR="0" wp14:anchorId="39892BBD" wp14:editId="12F600E4">
-            <wp:extent cx="5939790" cy="3583305"/>
+          <wp:inline distT="0" distB="0" distL="0" distR="0" wp14:anchorId="4EF19E77" wp14:editId="790BD9DB">
+            <wp:extent cx="5939790" cy="3585210"/>
             <wp:effectExtent l="0" t="0" r="3810" b="0"/>
-            <wp:docPr id="1852656229" name="Рисунок 1" descr="Изображение выглядит как текст, снимок экрана, Шрифт, число&#10;&#10;Содержимое, созданное искусственным интеллектом, может быть неверным."/>
+            <wp:docPr id="430145459" name="Рисунок 1" descr="Изображение выглядит как текст, снимок экрана, Шрифт, число&#10;&#10;Содержимое, созданное искусственным интеллектом, может быть неверным."/>
             <wp:cNvGraphicFramePr>
               <a:graphicFrameLocks xmlns:a="http://schemas.openxmlformats.org/drawingml/2006/main" noChangeAspect="1"/>
             </wp:cNvGraphicFramePr>
@@ -7575,112 +8067,11 @@
               <a:graphicData uri="http://schemas.openxmlformats.org/drawingml/2006/picture">
                 <pic:pic xmlns:pic="http://schemas.openxmlformats.org/drawingml/2006/picture">
                   <pic:nvPicPr>
-                    <pic:cNvPr id="1852656229" name="Рисунок 1" descr="Изображение выглядит как текст, снимок экрана, Шрифт, число&#10;&#10;Содержимое, созданное искусственным интеллектом, может быть неверным."/>
+                    <pic:cNvPr id="430145459" name="Рисунок 1" descr="Изображение выглядит как текст, снимок экрана, Шрифт, число&#10;&#10;Содержимое, созданное искусственным интеллектом, может быть неверным."/>
                     <pic:cNvPicPr/>
                   </pic:nvPicPr>
                   <pic:blipFill>
-                    <a:blip r:embed="rId10"/>
-                    <a:stretch>
-                      <a:fillRect/>
-                    </a:stretch>
-                  </pic:blipFill>
-                  <pic:spPr>
-                    <a:xfrm>
-                      <a:off x="0" y="0"/>
-                      <a:ext cx="5939790" cy="3583305"/>
-                    </a:xfrm>
-                    <a:prstGeom prst="rect">
-                      <a:avLst/>
-                    </a:prstGeom>
-                  </pic:spPr>
-                </pic:pic>
-              </a:graphicData>
-            </a:graphic>
-          </wp:inline>
-        </w:drawing>
-      </w:r>
-    </w:p>
-    <w:p>
-      <w:pPr>
-        <w:pStyle w:val="a2"/>
-        <w:ind w:left="567" w:firstLine="0"/>
-        <w:jc w:val="left"/>
-        <w:rPr>
-          <w:b/>
-          <w:bCs/>
-        </w:rPr>
-      </w:pPr>
-    </w:p>
-    <w:p>
-      <w:pPr>
-        <w:pStyle w:val="a2"/>
-        <w:ind w:left="567" w:firstLine="0"/>
-        <w:jc w:val="left"/>
-        <w:rPr>
-          <w:b/>
-          <w:bCs/>
-        </w:rPr>
-      </w:pPr>
-      <w:r>
-        <w:rPr>
-          <w:b/>
-          <w:bCs/>
-        </w:rPr>
-        <w:t xml:space="preserve">Полученный результат при </w:t>
-      </w:r>
-      <w:r>
-        <w:rPr>
-          <w:b/>
-          <w:bCs/>
-        </w:rPr>
-        <w:t>де</w:t>
-      </w:r>
-      <w:r>
-        <w:rPr>
-          <w:b/>
-          <w:bCs/>
-        </w:rPr>
-        <w:t>шифровании:</w:t>
-      </w:r>
-    </w:p>
-    <w:p>
-      <w:pPr>
-        <w:pStyle w:val="a2"/>
-        <w:ind w:left="567" w:firstLine="0"/>
-        <w:jc w:val="left"/>
-        <w:rPr>
-          <w:b/>
-          <w:bCs/>
-        </w:rPr>
-      </w:pPr>
-    </w:p>
-    <w:p>
-      <w:pPr>
-        <w:pStyle w:val="a2"/>
-        <w:ind w:left="567" w:firstLine="0"/>
-        <w:jc w:val="left"/>
-      </w:pPr>
-      <w:r>
-        <w:rPr>
-          <w:noProof/>
-        </w:rPr>
-        <w:drawing>
-          <wp:inline distT="0" distB="0" distL="0" distR="0" wp14:anchorId="53C7839E" wp14:editId="372A54DE">
-            <wp:extent cx="5939790" cy="3585210"/>
-            <wp:effectExtent l="0" t="0" r="3810" b="0"/>
-            <wp:docPr id="150018602" name="Рисунок 1" descr="Изображение выглядит как текст, снимок экрана, Шрифт, число&#10;&#10;Содержимое, созданное искусственным интеллектом, может быть неверным."/>
-            <wp:cNvGraphicFramePr>
-              <a:graphicFrameLocks xmlns:a="http://schemas.openxmlformats.org/drawingml/2006/main" noChangeAspect="1"/>
-            </wp:cNvGraphicFramePr>
-            <a:graphic xmlns:a="http://schemas.openxmlformats.org/drawingml/2006/main">
-              <a:graphicData uri="http://schemas.openxmlformats.org/drawingml/2006/picture">
-                <pic:pic xmlns:pic="http://schemas.openxmlformats.org/drawingml/2006/picture">
-                  <pic:nvPicPr>
-                    <pic:cNvPr id="150018602" name="Рисунок 1" descr="Изображение выглядит как текст, снимок экрана, Шрифт, число&#10;&#10;Содержимое, созданное искусственным интеллектом, может быть неверным."/>
-                    <pic:cNvPicPr/>
-                  </pic:nvPicPr>
-                  <pic:blipFill>
-                    <a:blip r:embed="rId11"/>
+                    <a:blip r:embed="rId15"/>
                     <a:stretch>
                       <a:fillRect/>
                     </a:stretch>
@@ -7703,8 +8094,130 @@
     </w:p>
     <w:p>
       <w:pPr>
+        <w:pStyle w:val="a2"/>
+      </w:pPr>
+    </w:p>
+    <w:p>
+      <w:pPr>
+        <w:pStyle w:val="a2"/>
+      </w:pPr>
+    </w:p>
+    <w:p>
+      <w:pPr>
+        <w:pStyle w:val="a2"/>
+      </w:pPr>
+    </w:p>
+    <w:p>
+      <w:pPr>
+        <w:pStyle w:val="a2"/>
+      </w:pPr>
+    </w:p>
+    <w:p>
+      <w:pPr>
+        <w:pStyle w:val="a2"/>
+      </w:pPr>
+    </w:p>
+    <w:p>
+      <w:pPr>
+        <w:pStyle w:val="a2"/>
+      </w:pPr>
+    </w:p>
+    <w:p>
+      <w:pPr>
+        <w:pStyle w:val="a2"/>
+        <w:rPr>
+          <w:b/>
+          <w:bCs/>
+          <w:lang w:val="en-US"/>
+        </w:rPr>
+      </w:pPr>
+      <w:r>
+        <w:rPr>
+          <w:b/>
+          <w:bCs/>
+        </w:rPr>
+        <w:t xml:space="preserve">Полученный результат при </w:t>
+      </w:r>
+      <w:r>
+        <w:rPr>
+          <w:b/>
+          <w:bCs/>
+        </w:rPr>
+        <w:t>де</w:t>
+      </w:r>
+      <w:r>
+        <w:rPr>
+          <w:b/>
+          <w:bCs/>
+        </w:rPr>
+        <w:t>шифровании:</w:t>
+      </w:r>
+    </w:p>
+    <w:p>
+      <w:pPr>
+        <w:pStyle w:val="af7"/>
+        <w:rPr>
+          <w:lang w:val="en-US"/>
+        </w:rPr>
+      </w:pPr>
+    </w:p>
+    <w:p>
+      <w:pPr>
+        <w:pStyle w:val="af7"/>
+        <w:jc w:val="both"/>
+        <w:rPr>
+          <w:lang w:val="en-US"/>
+        </w:rPr>
+      </w:pPr>
+      <w:r>
+        <w:rPr>
+          <w:noProof/>
+          <w:lang w:val="en-US"/>
+        </w:rPr>
+        <w:drawing>
+          <wp:inline distT="0" distB="0" distL="0" distR="0" wp14:anchorId="45E29E33" wp14:editId="38A6C7A6">
+            <wp:extent cx="5939790" cy="3606165"/>
+            <wp:effectExtent l="0" t="0" r="3810" b="0"/>
+            <wp:docPr id="655819914" name="Рисунок 1" descr="Изображение выглядит как текст, снимок экрана, Шрифт, число&#10;&#10;Содержимое, созданное искусственным интеллектом, может быть неверным."/>
+            <wp:cNvGraphicFramePr>
+              <a:graphicFrameLocks xmlns:a="http://schemas.openxmlformats.org/drawingml/2006/main" noChangeAspect="1"/>
+            </wp:cNvGraphicFramePr>
+            <a:graphic xmlns:a="http://schemas.openxmlformats.org/drawingml/2006/main">
+              <a:graphicData uri="http://schemas.openxmlformats.org/drawingml/2006/picture">
+                <pic:pic xmlns:pic="http://schemas.openxmlformats.org/drawingml/2006/picture">
+                  <pic:nvPicPr>
+                    <pic:cNvPr id="655819914" name="Рисунок 1" descr="Изображение выглядит как текст, снимок экрана, Шрифт, число&#10;&#10;Содержимое, созданное искусственным интеллектом, может быть неверным."/>
+                    <pic:cNvPicPr/>
+                  </pic:nvPicPr>
+                  <pic:blipFill>
+                    <a:blip r:embed="rId16"/>
+                    <a:stretch>
+                      <a:fillRect/>
+                    </a:stretch>
+                  </pic:blipFill>
+                  <pic:spPr>
+                    <a:xfrm>
+                      <a:off x="0" y="0"/>
+                      <a:ext cx="5939790" cy="3606165"/>
+                    </a:xfrm>
+                    <a:prstGeom prst="rect">
+                      <a:avLst/>
+                    </a:prstGeom>
+                  </pic:spPr>
+                </pic:pic>
+              </a:graphicData>
+            </a:graphic>
+          </wp:inline>
+        </w:drawing>
+      </w:r>
+    </w:p>
+    <w:p>
+      <w:pPr>
         <w:pStyle w:val="af7"/>
         <w:ind w:firstLine="0"/>
+        <w:rPr>
+          <w:lang w:val="en-US"/>
+        </w:rPr>
       </w:pPr>
     </w:p>
     <w:p>
@@ -7712,6 +8225,10 @@
         <w:pStyle w:val="af7"/>
         <w:ind w:firstLine="0"/>
       </w:pPr>
+      <w:r>
+        <w:lastRenderedPageBreak/>
+        <w:t>Тест 4</w:t>
+      </w:r>
     </w:p>
     <w:p>
       <w:pPr>
@@ -7721,27 +8238,6 @@
     </w:p>
     <w:p>
       <w:pPr>
-        <w:pStyle w:val="af7"/>
-        <w:ind w:firstLine="0"/>
-      </w:pPr>
-    </w:p>
-    <w:p>
-      <w:pPr>
-        <w:pStyle w:val="af7"/>
-        <w:ind w:firstLine="0"/>
-      </w:pPr>
-      <w:r>
-        <w:t>Тест 3</w:t>
-      </w:r>
-    </w:p>
-    <w:p>
-      <w:pPr>
-        <w:pStyle w:val="af7"/>
-        <w:ind w:firstLine="0"/>
-      </w:pPr>
-    </w:p>
-    <w:p>
-      <w:pPr>
         <w:pStyle w:val="a2"/>
         <w:ind w:left="567" w:firstLine="0"/>
       </w:pPr>
@@ -7769,7 +8265,21 @@
           <w:i/>
           <w:iCs/>
         </w:rPr>
-        <w:t>Ломаем на валидных данных</w:t>
+        <w:t>Ломаем на</w:t>
+      </w:r>
+      <w:r>
+        <w:rPr>
+          <w:i/>
+          <w:iCs/>
+        </w:rPr>
+        <w:t xml:space="preserve"> не</w:t>
+      </w:r>
+      <w:r>
+        <w:rPr>
+          <w:i/>
+          <w:iCs/>
+        </w:rPr>
+        <w:t xml:space="preserve"> валидных данных</w:t>
       </w:r>
       <w:r>
         <w:rPr>
@@ -7785,14 +8295,14 @@
           <w:i/>
           <w:iCs/>
         </w:rPr>
-        <w:t>больше</w:t>
+        <w:t>содержит недопустимые значения</w:t>
       </w:r>
       <w:r>
         <w:rPr>
           <w:i/>
           <w:iCs/>
         </w:rPr>
-        <w:t xml:space="preserve"> длины алфавита.</w:t>
+        <w:t>.</w:t>
       </w:r>
       <w:r>
         <w:rPr>
@@ -7809,15 +8319,39 @@
         <w:jc w:val="left"/>
         <w:rPr>
           <w:b w:val="0"/>
+          <w:lang w:val="en-US"/>
         </w:rPr>
       </w:pPr>
       <w:r>
         <w:rPr>
           <w:bCs/>
         </w:rPr>
-        <w:t>Исходные данные:</w:t>
-      </w:r>
-      <w:r>
+        <w:t>Исходные</w:t>
+      </w:r>
+      <w:r>
+        <w:rPr>
+          <w:bCs/>
+          <w:lang w:val="en-US"/>
+        </w:rPr>
+        <w:t xml:space="preserve"> </w:t>
+      </w:r>
+      <w:r>
+        <w:rPr>
+          <w:bCs/>
+        </w:rPr>
+        <w:t>данные</w:t>
+      </w:r>
+      <w:r>
+        <w:rPr>
+          <w:bCs/>
+          <w:lang w:val="en-US"/>
+        </w:rPr>
+        <w:t>:</w:t>
+      </w:r>
+      <w:r>
+        <w:rPr>
+          <w:lang w:val="en-US"/>
+        </w:rPr>
         <w:t xml:space="preserve"> </w:t>
       </w:r>
       <w:r>
@@ -7830,87 +8364,192 @@
       <w:r>
         <w:rPr>
           <w:b w:val="0"/>
+          <w:lang w:val="en-US"/>
         </w:rPr>
         <w:t xml:space="preserve"> = “</w:t>
-      </w:r>
-      <w:r>
-        <w:rPr>
-          <w:b w:val="0"/>
-        </w:rPr>
-        <w:t>Hello</w:t>
-      </w:r>
-      <w:r>
-        <w:rPr>
-          <w:b w:val="0"/>
-        </w:rPr>
-        <w:t>”</w:t>
-      </w:r>
-      <w:r>
-        <w:rPr>
-          <w:b w:val="0"/>
-        </w:rPr>
-        <w:br/>
-      </w:r>
-      <w:r>
-        <w:rPr>
-          <w:b w:val="0"/>
-        </w:rPr>
-        <w:tab/>
-      </w:r>
-      <w:r>
-        <w:rPr>
-          <w:b w:val="0"/>
-        </w:rPr>
-        <w:tab/>
-      </w:r>
-      <w:r>
-        <w:rPr>
-          <w:b w:val="0"/>
-        </w:rPr>
-        <w:tab/>
-      </w:r>
-      <w:r>
-        <w:rPr>
-          <w:b w:val="0"/>
-        </w:rPr>
-        <w:tab/>
-      </w:r>
-      <w:r>
-        <w:rPr>
-          <w:b w:val="0"/>
-        </w:rPr>
-        <w:t xml:space="preserve">  </w:t>
-      </w:r>
-      <w:r>
-        <w:rPr>
-          <w:b w:val="0"/>
-        </w:rPr>
-        <w:t xml:space="preserve"> </w:t>
       </w:r>
       <w:r>
         <w:rPr>
           <w:b w:val="0"/>
           <w:lang w:val="en-US"/>
         </w:rPr>
+        <w:t>Hello</w:t>
+      </w:r>
+      <w:r>
+        <w:rPr>
+          <w:b w:val="0"/>
+          <w:lang w:val="en-US"/>
+        </w:rPr>
+        <w:t>”</w:t>
+      </w:r>
+      <w:r>
+        <w:rPr>
+          <w:b w:val="0"/>
+          <w:lang w:val="en-US"/>
+        </w:rPr>
+        <w:br/>
+      </w:r>
+      <w:r>
+        <w:rPr>
+          <w:b w:val="0"/>
+          <w:lang w:val="en-US"/>
+        </w:rPr>
+        <w:tab/>
+      </w:r>
+      <w:r>
+        <w:rPr>
+          <w:b w:val="0"/>
+          <w:lang w:val="en-US"/>
+        </w:rPr>
+        <w:tab/>
+      </w:r>
+      <w:r>
+        <w:rPr>
+          <w:b w:val="0"/>
+          <w:lang w:val="en-US"/>
+        </w:rPr>
+        <w:tab/>
+      </w:r>
+      <w:r>
+        <w:rPr>
+          <w:b w:val="0"/>
+          <w:lang w:val="en-US"/>
+        </w:rPr>
+        <w:tab/>
+        <w:t xml:space="preserve">   </w:t>
+      </w:r>
+      <w:r>
+        <w:rPr>
+          <w:b w:val="0"/>
+          <w:lang w:val="en-US"/>
+        </w:rPr>
         <w:t>Key</w:t>
       </w:r>
       <w:r>
         <w:rPr>
           <w:b w:val="0"/>
+          <w:lang w:val="en-US"/>
         </w:rPr>
         <w:t xml:space="preserve"> = </w:t>
       </w:r>
       <w:r>
         <w:rPr>
           <w:b w:val="0"/>
-        </w:rPr>
-        <w:t>3</w:t>
+          <w:lang w:val="en-US"/>
+        </w:rPr>
+        <w:t>“</w:t>
       </w:r>
       <w:r>
         <w:rPr>
           <w:b w:val="0"/>
+          <w:lang w:val="en-US"/>
+        </w:rPr>
+        <w:t>Se</w:t>
+      </w:r>
+      <w:proofErr w:type="gramStart"/>
+      <w:r>
+        <w:rPr>
+          <w:b w:val="0"/>
+          <w:lang w:val="en-US"/>
+        </w:rPr>
+        <w:t>3!</w:t>
+      </w:r>
+      <w:r>
+        <w:rPr>
+          <w:b w:val="0"/>
+          <w:lang w:val="en-US"/>
+        </w:rPr>
+        <w:t>c</w:t>
+      </w:r>
+      <w:proofErr w:type="gramEnd"/>
+      <w:r>
+        <w:rPr>
+          <w:b w:val="0"/>
+          <w:lang w:val="en-US"/>
+        </w:rPr>
+        <w:t>»</w:t>
+      </w:r>
+      <w:r>
+        <w:rPr>
+          <w:b w:val="0"/>
+          <w:lang w:val="en-US"/>
+        </w:rPr>
+        <w:t>re</w:t>
+      </w:r>
+      <w:r>
+        <w:rPr>
+          <w:b w:val="0"/>
+          <w:lang w:val="en-US"/>
+        </w:rPr>
+        <w:t>:</w:t>
+      </w:r>
+      <w:r>
+        <w:rPr>
+          <w:b w:val="0"/>
+          <w:lang w:val="en-US"/>
+        </w:rPr>
+        <w:t>t</w:t>
+      </w:r>
+      <w:r>
+        <w:rPr>
+          <w:b w:val="0"/>
+          <w:lang w:val="en-US"/>
         </w:rPr>
         <w:t>5</w:t>
+      </w:r>
+      <w:proofErr w:type="gramStart"/>
+      <w:r>
+        <w:rPr>
+          <w:b w:val="0"/>
+        </w:rPr>
+        <w:t>К</w:t>
+      </w:r>
+      <w:r>
+        <w:rPr>
+          <w:b w:val="0"/>
+          <w:lang w:val="en-US"/>
+        </w:rPr>
+        <w:t>”</w:t>
+      </w:r>
+      <w:r>
+        <w:rPr>
+          <w:b w:val="0"/>
+        </w:rPr>
+        <w:t>л</w:t>
+      </w:r>
+      <w:proofErr w:type="gramEnd"/>
+      <w:r>
+        <w:rPr>
+          <w:b w:val="0"/>
+          <w:lang w:val="en-US"/>
+        </w:rPr>
+        <w:t>|</w:t>
+      </w:r>
+      <w:r>
+        <w:rPr>
+          <w:b w:val="0"/>
+        </w:rPr>
+        <w:t>ю</w:t>
+      </w:r>
+      <w:r>
+        <w:rPr>
+          <w:b w:val="0"/>
+          <w:lang w:val="en-US"/>
+        </w:rPr>
+        <w:t>’</w:t>
+      </w:r>
+      <w:r>
+        <w:rPr>
+          <w:b w:val="0"/>
+        </w:rPr>
+        <w:t>ч</w:t>
+      </w:r>
+      <w:r>
+        <w:rPr>
+          <w:b w:val="0"/>
+          <w:lang w:val="en-US"/>
+        </w:rPr>
+        <w:t>”</w:t>
       </w:r>
     </w:p>
     <w:p>
@@ -7920,6 +8559,7 @@
         <w:jc w:val="left"/>
         <w:rPr>
           <w:b w:val="0"/>
+          <w:lang w:val="en-US"/>
         </w:rPr>
       </w:pPr>
     </w:p>
@@ -9974,36 +10614,6 @@
         <w:ind w:left="567" w:firstLine="0"/>
       </w:pPr>
     </w:p>
-    <w:p>
-      <w:pPr>
-        <w:pStyle w:val="a2"/>
-        <w:ind w:left="567" w:firstLine="0"/>
-      </w:pPr>
-    </w:p>
-    <w:p>
-      <w:pPr>
-        <w:pStyle w:val="a2"/>
-        <w:ind w:left="567" w:firstLine="0"/>
-      </w:pPr>
-    </w:p>
-    <w:p>
-      <w:pPr>
-        <w:pStyle w:val="a2"/>
-        <w:ind w:left="567" w:firstLine="0"/>
-      </w:pPr>
-    </w:p>
-    <w:p>
-      <w:pPr>
-        <w:pStyle w:val="a2"/>
-        <w:ind w:left="567" w:firstLine="0"/>
-      </w:pPr>
-    </w:p>
-    <w:p>
-      <w:pPr>
-        <w:pStyle w:val="a2"/>
-        <w:ind w:left="567" w:firstLine="0"/>
-      </w:pPr>
-    </w:p>
     <w:tbl>
       <w:tblPr>
         <w:tblStyle w:val="af1"/>
@@ -10367,3376 +10977,7 @@
               <w:ind w:firstLine="0"/>
             </w:pPr>
             <w:r>
-              <w:t>L</w:t>
-            </w:r>
-          </w:p>
-        </w:tc>
-        <w:tc>
-          <w:tcPr>
-            <w:tcW w:w="1755" w:type="dxa"/>
-            <w:vAlign w:val="center"/>
-          </w:tcPr>
-          <w:p>
-            <w:pPr>
-              <w:pStyle w:val="a2"/>
-              <w:ind w:firstLine="0"/>
-            </w:pPr>
-            <w:r>
-              <w:t>11</w:t>
-            </w:r>
-          </w:p>
-        </w:tc>
-        <w:tc>
-          <w:tcPr>
-            <w:tcW w:w="1756" w:type="dxa"/>
-            <w:vAlign w:val="center"/>
-          </w:tcPr>
-          <w:p>
-            <w:pPr>
-              <w:pStyle w:val="a2"/>
-              <w:ind w:firstLine="0"/>
-            </w:pPr>
-            <w:r>
-              <w:t>385</w:t>
-            </w:r>
-          </w:p>
-        </w:tc>
-        <w:tc>
-          <w:tcPr>
-            <w:tcW w:w="1756" w:type="dxa"/>
-            <w:vAlign w:val="center"/>
-          </w:tcPr>
-          <w:p>
-            <w:pPr>
-              <w:pStyle w:val="a2"/>
-              <w:ind w:firstLine="0"/>
-            </w:pPr>
-            <w:r>
-              <w:t>21</w:t>
-            </w:r>
-          </w:p>
-        </w:tc>
-        <w:tc>
-          <w:tcPr>
-            <w:tcW w:w="1756" w:type="dxa"/>
-            <w:vAlign w:val="center"/>
-          </w:tcPr>
-          <w:p>
-            <w:pPr>
-              <w:pStyle w:val="a2"/>
-              <w:ind w:firstLine="0"/>
-            </w:pPr>
-            <w:r>
-              <w:t>21</w:t>
-            </w:r>
-          </w:p>
-        </w:tc>
-      </w:tr>
-      <w:tr>
-        <w:tc>
-          <w:tcPr>
-            <w:tcW w:w="1754" w:type="dxa"/>
-            <w:vAlign w:val="center"/>
-          </w:tcPr>
-          <w:p>
-            <w:pPr>
-              <w:pStyle w:val="a2"/>
-              <w:ind w:firstLine="0"/>
-            </w:pPr>
-            <w:r>
-              <w:t>O</w:t>
-            </w:r>
-          </w:p>
-        </w:tc>
-        <w:tc>
-          <w:tcPr>
-            <w:tcW w:w="1755" w:type="dxa"/>
-            <w:vAlign w:val="center"/>
-          </w:tcPr>
-          <w:p>
-            <w:pPr>
-              <w:pStyle w:val="a2"/>
-              <w:ind w:firstLine="0"/>
-            </w:pPr>
-            <w:r>
-              <w:t>14</w:t>
-            </w:r>
-          </w:p>
-        </w:tc>
-        <w:tc>
-          <w:tcPr>
-            <w:tcW w:w="1756" w:type="dxa"/>
-            <w:vAlign w:val="center"/>
-          </w:tcPr>
-          <w:p>
-            <w:pPr>
-              <w:pStyle w:val="a2"/>
-              <w:ind w:firstLine="0"/>
-            </w:pPr>
-            <w:r>
-              <w:t>490</w:t>
-            </w:r>
-          </w:p>
-        </w:tc>
-        <w:tc>
-          <w:tcPr>
-            <w:tcW w:w="1756" w:type="dxa"/>
-            <w:vAlign w:val="center"/>
-          </w:tcPr>
-          <w:p>
-            <w:pPr>
-              <w:pStyle w:val="a2"/>
-              <w:ind w:firstLine="0"/>
-            </w:pPr>
-            <w:r>
-              <w:t>22</w:t>
-            </w:r>
-          </w:p>
-        </w:tc>
-        <w:tc>
-          <w:tcPr>
-            <w:tcW w:w="1756" w:type="dxa"/>
-            <w:vAlign w:val="center"/>
-          </w:tcPr>
-          <w:p>
-            <w:pPr>
-              <w:pStyle w:val="a2"/>
-              <w:ind w:firstLine="0"/>
-            </w:pPr>
-            <w:r>
-              <w:t>22</w:t>
-            </w:r>
-          </w:p>
-        </w:tc>
-      </w:tr>
-    </w:tbl>
-    <w:p>
-      <w:pPr>
-        <w:pStyle w:val="a2"/>
-        <w:ind w:left="567" w:firstLine="0"/>
-      </w:pPr>
-    </w:p>
-    <w:p>
-      <w:pPr>
-        <w:pStyle w:val="a2"/>
-        <w:ind w:left="567" w:firstLine="0"/>
-      </w:pPr>
-      <w:r>
-        <w:t>Обратная замена чисел в буквы</w:t>
-      </w:r>
-      <w:r>
-        <w:t>:</w:t>
-      </w:r>
-    </w:p>
-    <w:p>
-      <w:pPr>
-        <w:pStyle w:val="a2"/>
-        <w:ind w:left="567" w:firstLine="0"/>
-      </w:pPr>
-    </w:p>
-    <w:tbl>
-      <w:tblPr>
-        <w:tblStyle w:val="af1"/>
-        <w:tblW w:w="0" w:type="auto"/>
-        <w:tblInd w:w="2938" w:type="dxa"/>
-        <w:tblLook w:val="04A0" w:firstRow="1" w:lastRow="0" w:firstColumn="1" w:lastColumn="0" w:noHBand="0" w:noVBand="1"/>
-      </w:tblPr>
-      <w:tblGrid>
-        <w:gridCol w:w="1873"/>
-        <w:gridCol w:w="1872"/>
-      </w:tblGrid>
-      <w:tr>
-        <w:trPr>
-          <w:trHeight w:val="394"/>
-        </w:trPr>
-        <w:tc>
-          <w:tcPr>
-            <w:tcW w:w="1873" w:type="dxa"/>
-            <w:vAlign w:val="center"/>
-          </w:tcPr>
-          <w:p>
-            <w:pPr>
-              <w:pStyle w:val="a2"/>
-              <w:ind w:firstLine="0"/>
-            </w:pPr>
-            <w:r>
-              <w:rPr>
-                <w:b/>
-                <w:bCs/>
-              </w:rPr>
-              <w:t>Число</w:t>
-            </w:r>
-          </w:p>
-        </w:tc>
-        <w:tc>
-          <w:tcPr>
-            <w:tcW w:w="1872" w:type="dxa"/>
-            <w:vAlign w:val="center"/>
-          </w:tcPr>
-          <w:p>
-            <w:pPr>
-              <w:pStyle w:val="a2"/>
-              <w:ind w:firstLine="0"/>
-            </w:pPr>
-            <w:r>
-              <w:rPr>
-                <w:b/>
-                <w:bCs/>
-              </w:rPr>
-              <w:t>Буква</w:t>
-            </w:r>
-          </w:p>
-        </w:tc>
-      </w:tr>
-      <w:tr>
-        <w:trPr>
-          <w:trHeight w:val="379"/>
-        </w:trPr>
-        <w:tc>
-          <w:tcPr>
-            <w:tcW w:w="1873" w:type="dxa"/>
-            <w:vAlign w:val="center"/>
-          </w:tcPr>
-          <w:p>
-            <w:pPr>
-              <w:pStyle w:val="a2"/>
-              <w:ind w:firstLine="0"/>
-              <w:jc w:val="left"/>
-            </w:pPr>
-            <w:r>
-              <w:t>11</w:t>
-            </w:r>
-          </w:p>
-        </w:tc>
-        <w:tc>
-          <w:tcPr>
-            <w:tcW w:w="1872" w:type="dxa"/>
-            <w:vAlign w:val="center"/>
-          </w:tcPr>
-          <w:p>
-            <w:pPr>
-              <w:pStyle w:val="a2"/>
-              <w:ind w:firstLine="0"/>
-              <w:jc w:val="left"/>
-            </w:pPr>
-            <w:r>
-              <w:t>L</w:t>
-            </w:r>
-          </w:p>
-        </w:tc>
-      </w:tr>
-      <w:tr>
-        <w:trPr>
-          <w:trHeight w:val="394"/>
-        </w:trPr>
-        <w:tc>
-          <w:tcPr>
-            <w:tcW w:w="1873" w:type="dxa"/>
-            <w:vAlign w:val="center"/>
-          </w:tcPr>
-          <w:p>
-            <w:pPr>
-              <w:pStyle w:val="a2"/>
-              <w:ind w:firstLine="0"/>
-              <w:jc w:val="left"/>
-            </w:pPr>
-            <w:r>
-              <w:t>10</w:t>
-            </w:r>
-          </w:p>
-        </w:tc>
-        <w:tc>
-          <w:tcPr>
-            <w:tcW w:w="1872" w:type="dxa"/>
-            <w:vAlign w:val="center"/>
-          </w:tcPr>
-          <w:p>
-            <w:pPr>
-              <w:pStyle w:val="a2"/>
-              <w:ind w:firstLine="0"/>
-              <w:jc w:val="left"/>
-            </w:pPr>
-            <w:r>
-              <w:t>K</w:t>
-            </w:r>
-          </w:p>
-        </w:tc>
-      </w:tr>
-      <w:tr>
-        <w:trPr>
-          <w:trHeight w:val="394"/>
-        </w:trPr>
-        <w:tc>
-          <w:tcPr>
-            <w:tcW w:w="1873" w:type="dxa"/>
-            <w:vAlign w:val="center"/>
-          </w:tcPr>
-          <w:p>
-            <w:pPr>
-              <w:pStyle w:val="a2"/>
-              <w:ind w:firstLine="0"/>
-              <w:jc w:val="left"/>
-            </w:pPr>
-            <w:r>
-              <w:t>21</w:t>
-            </w:r>
-          </w:p>
-        </w:tc>
-        <w:tc>
-          <w:tcPr>
-            <w:tcW w:w="1872" w:type="dxa"/>
-            <w:vAlign w:val="center"/>
-          </w:tcPr>
-          <w:p>
-            <w:pPr>
-              <w:pStyle w:val="a2"/>
-              <w:ind w:firstLine="0"/>
-              <w:jc w:val="left"/>
-            </w:pPr>
-            <w:r>
-              <w:t>V</w:t>
-            </w:r>
-          </w:p>
-        </w:tc>
-      </w:tr>
-      <w:tr>
-        <w:trPr>
-          <w:trHeight w:val="379"/>
-        </w:trPr>
-        <w:tc>
-          <w:tcPr>
-            <w:tcW w:w="1873" w:type="dxa"/>
-            <w:vAlign w:val="center"/>
-          </w:tcPr>
-          <w:p>
-            <w:pPr>
-              <w:pStyle w:val="a2"/>
-              <w:ind w:firstLine="0"/>
-              <w:jc w:val="left"/>
-            </w:pPr>
-            <w:r>
-              <w:t>21</w:t>
-            </w:r>
-          </w:p>
-        </w:tc>
-        <w:tc>
-          <w:tcPr>
-            <w:tcW w:w="1872" w:type="dxa"/>
-            <w:vAlign w:val="center"/>
-          </w:tcPr>
-          <w:p>
-            <w:pPr>
-              <w:pStyle w:val="a2"/>
-              <w:ind w:firstLine="0"/>
-              <w:jc w:val="left"/>
-            </w:pPr>
-            <w:r>
-              <w:t>V</w:t>
-            </w:r>
-          </w:p>
-        </w:tc>
-      </w:tr>
-      <w:tr>
-        <w:trPr>
-          <w:trHeight w:val="394"/>
-        </w:trPr>
-        <w:tc>
-          <w:tcPr>
-            <w:tcW w:w="1873" w:type="dxa"/>
-            <w:vAlign w:val="center"/>
-          </w:tcPr>
-          <w:p>
-            <w:pPr>
-              <w:pStyle w:val="a2"/>
-              <w:ind w:firstLine="0"/>
-              <w:jc w:val="left"/>
-            </w:pPr>
-            <w:r>
-              <w:t>22</w:t>
-            </w:r>
-          </w:p>
-        </w:tc>
-        <w:tc>
-          <w:tcPr>
-            <w:tcW w:w="1872" w:type="dxa"/>
-            <w:vAlign w:val="center"/>
-          </w:tcPr>
-          <w:p>
-            <w:pPr>
-              <w:pStyle w:val="a2"/>
-              <w:ind w:firstLine="0"/>
-              <w:jc w:val="left"/>
-            </w:pPr>
-            <w:r>
-              <w:t>W</w:t>
-            </w:r>
-          </w:p>
-        </w:tc>
-      </w:tr>
-    </w:tbl>
-    <w:p>
-      <w:pPr>
-        <w:pStyle w:val="a2"/>
-        <w:ind w:left="567" w:firstLine="0"/>
-        <w:jc w:val="left"/>
-      </w:pPr>
-    </w:p>
-    <w:p>
-      <w:pPr>
-        <w:pStyle w:val="a2"/>
-        <w:rPr>
-          <w:lang w:val="en-US"/>
-        </w:rPr>
-      </w:pPr>
-      <w:r>
-        <w:rPr>
-          <w:b/>
-          <w:bCs/>
-        </w:rPr>
-        <w:t>Полученный результат при шифровании</w:t>
-      </w:r>
-      <w:r>
-        <w:rPr>
-          <w:b/>
-          <w:bCs/>
-          <w:lang w:val="en-US"/>
-        </w:rPr>
-        <w:t>:</w:t>
-      </w:r>
-      <w:r>
-        <w:br/>
-      </w:r>
-    </w:p>
-    <w:p>
-      <w:pPr>
-        <w:pStyle w:val="a2"/>
-        <w:ind w:firstLine="0"/>
-      </w:pPr>
-      <w:r>
-        <w:rPr>
-          <w:noProof/>
-        </w:rPr>
-        <w:drawing>
-          <wp:inline distT="0" distB="0" distL="0" distR="0" wp14:anchorId="4EF19E77" wp14:editId="790BD9DB">
-            <wp:extent cx="5939790" cy="3585210"/>
-            <wp:effectExtent l="0" t="0" r="3810" b="0"/>
-            <wp:docPr id="430145459" name="Рисунок 1" descr="Изображение выглядит как текст, снимок экрана, Шрифт, число&#10;&#10;Содержимое, созданное искусственным интеллектом, может быть неверным."/>
-            <wp:cNvGraphicFramePr>
-              <a:graphicFrameLocks xmlns:a="http://schemas.openxmlformats.org/drawingml/2006/main" noChangeAspect="1"/>
-            </wp:cNvGraphicFramePr>
-            <a:graphic xmlns:a="http://schemas.openxmlformats.org/drawingml/2006/main">
-              <a:graphicData uri="http://schemas.openxmlformats.org/drawingml/2006/picture">
-                <pic:pic xmlns:pic="http://schemas.openxmlformats.org/drawingml/2006/picture">
-                  <pic:nvPicPr>
-                    <pic:cNvPr id="430145459" name="Рисунок 1" descr="Изображение выглядит как текст, снимок экрана, Шрифт, число&#10;&#10;Содержимое, созданное искусственным интеллектом, может быть неверным."/>
-                    <pic:cNvPicPr/>
-                  </pic:nvPicPr>
-                  <pic:blipFill>
-                    <a:blip r:embed="rId12"/>
-                    <a:stretch>
-                      <a:fillRect/>
-                    </a:stretch>
-                  </pic:blipFill>
-                  <pic:spPr>
-                    <a:xfrm>
-                      <a:off x="0" y="0"/>
-                      <a:ext cx="5939790" cy="3585210"/>
-                    </a:xfrm>
-                    <a:prstGeom prst="rect">
-                      <a:avLst/>
-                    </a:prstGeom>
-                  </pic:spPr>
-                </pic:pic>
-              </a:graphicData>
-            </a:graphic>
-          </wp:inline>
-        </w:drawing>
-      </w:r>
-    </w:p>
-    <w:p>
-      <w:pPr>
-        <w:pStyle w:val="a2"/>
-      </w:pPr>
-    </w:p>
-    <w:p>
-      <w:pPr>
-        <w:pStyle w:val="a2"/>
-      </w:pPr>
-    </w:p>
-    <w:p>
-      <w:pPr>
-        <w:pStyle w:val="a2"/>
-      </w:pPr>
-    </w:p>
-    <w:p>
-      <w:pPr>
-        <w:pStyle w:val="a2"/>
-      </w:pPr>
-    </w:p>
-    <w:p>
-      <w:pPr>
-        <w:pStyle w:val="a2"/>
-      </w:pPr>
-    </w:p>
-    <w:p>
-      <w:pPr>
-        <w:pStyle w:val="a2"/>
-      </w:pPr>
-    </w:p>
-    <w:p>
-      <w:pPr>
-        <w:pStyle w:val="a2"/>
-        <w:rPr>
-          <w:b/>
-          <w:bCs/>
-          <w:lang w:val="en-US"/>
-        </w:rPr>
-      </w:pPr>
-      <w:r>
-        <w:rPr>
-          <w:b/>
-          <w:bCs/>
-        </w:rPr>
-        <w:t xml:space="preserve">Полученный результат при </w:t>
-      </w:r>
-      <w:r>
-        <w:rPr>
-          <w:b/>
-          <w:bCs/>
-        </w:rPr>
-        <w:t>де</w:t>
-      </w:r>
-      <w:r>
-        <w:rPr>
-          <w:b/>
-          <w:bCs/>
-        </w:rPr>
-        <w:t>шифровании:</w:t>
-      </w:r>
-    </w:p>
-    <w:p>
-      <w:pPr>
-        <w:pStyle w:val="af7"/>
-        <w:rPr>
-          <w:lang w:val="en-US"/>
-        </w:rPr>
-      </w:pPr>
-    </w:p>
-    <w:p>
-      <w:pPr>
-        <w:pStyle w:val="af7"/>
-        <w:jc w:val="both"/>
-        <w:rPr>
-          <w:lang w:val="en-US"/>
-        </w:rPr>
-      </w:pPr>
-      <w:r>
-        <w:rPr>
-          <w:noProof/>
-          <w:lang w:val="en-US"/>
-        </w:rPr>
-        <w:drawing>
-          <wp:inline distT="0" distB="0" distL="0" distR="0" wp14:anchorId="45E29E33" wp14:editId="38A6C7A6">
-            <wp:extent cx="5939790" cy="3606165"/>
-            <wp:effectExtent l="0" t="0" r="3810" b="0"/>
-            <wp:docPr id="655819914" name="Рисунок 1" descr="Изображение выглядит как текст, снимок экрана, Шрифт, число&#10;&#10;Содержимое, созданное искусственным интеллектом, может быть неверным."/>
-            <wp:cNvGraphicFramePr>
-              <a:graphicFrameLocks xmlns:a="http://schemas.openxmlformats.org/drawingml/2006/main" noChangeAspect="1"/>
-            </wp:cNvGraphicFramePr>
-            <a:graphic xmlns:a="http://schemas.openxmlformats.org/drawingml/2006/main">
-              <a:graphicData uri="http://schemas.openxmlformats.org/drawingml/2006/picture">
-                <pic:pic xmlns:pic="http://schemas.openxmlformats.org/drawingml/2006/picture">
-                  <pic:nvPicPr>
-                    <pic:cNvPr id="655819914" name="Рисунок 1" descr="Изображение выглядит как текст, снимок экрана, Шрифт, число&#10;&#10;Содержимое, созданное искусственным интеллектом, может быть неверным."/>
-                    <pic:cNvPicPr/>
-                  </pic:nvPicPr>
-                  <pic:blipFill>
-                    <a:blip r:embed="rId13"/>
-                    <a:stretch>
-                      <a:fillRect/>
-                    </a:stretch>
-                  </pic:blipFill>
-                  <pic:spPr>
-                    <a:xfrm>
-                      <a:off x="0" y="0"/>
-                      <a:ext cx="5939790" cy="3606165"/>
-                    </a:xfrm>
-                    <a:prstGeom prst="rect">
-                      <a:avLst/>
-                    </a:prstGeom>
-                  </pic:spPr>
-                </pic:pic>
-              </a:graphicData>
-            </a:graphic>
-          </wp:inline>
-        </w:drawing>
-      </w:r>
-    </w:p>
-    <w:p>
-      <w:pPr>
-        <w:pStyle w:val="af7"/>
-        <w:ind w:firstLine="0"/>
-        <w:rPr>
-          <w:lang w:val="en-US"/>
-        </w:rPr>
-      </w:pPr>
-    </w:p>
-    <w:p>
-      <w:pPr>
-        <w:pStyle w:val="af7"/>
-        <w:ind w:firstLine="0"/>
-      </w:pPr>
-      <w:r>
-        <w:t>Тест 4</w:t>
-      </w:r>
-    </w:p>
-    <w:p>
-      <w:pPr>
-        <w:pStyle w:val="af7"/>
-        <w:ind w:firstLine="0"/>
-      </w:pPr>
-    </w:p>
-    <w:p>
-      <w:pPr>
-        <w:pStyle w:val="a2"/>
-        <w:ind w:left="567" w:firstLine="0"/>
-      </w:pPr>
-      <w:r>
-        <w:rPr>
-          <w:b/>
-          <w:bCs/>
-        </w:rPr>
-        <w:t>Тестовая ситуация:</w:t>
-      </w:r>
-      <w:r>
-        <w:t xml:space="preserve"> </w:t>
-      </w:r>
-      <w:r>
-        <w:t xml:space="preserve">Метод </w:t>
-      </w:r>
-      <w:r>
-        <w:t>децимации</w:t>
-      </w:r>
-      <w:r>
-        <w:t xml:space="preserve">. </w:t>
-      </w:r>
-      <w:r>
-        <w:rPr>
-          <w:i/>
-          <w:iCs/>
-        </w:rPr>
-        <w:t>Ломаем на</w:t>
-      </w:r>
-      <w:r>
-        <w:rPr>
-          <w:i/>
-          <w:iCs/>
-        </w:rPr>
-        <w:t xml:space="preserve"> не</w:t>
-      </w:r>
-      <w:r>
-        <w:rPr>
-          <w:i/>
-          <w:iCs/>
-        </w:rPr>
-        <w:t xml:space="preserve"> валидных данных</w:t>
-      </w:r>
-      <w:r>
-        <w:rPr>
-          <w:i/>
-          <w:iCs/>
-        </w:rPr>
-        <w:t xml:space="preserve">. Ключ </w:t>
-      </w:r>
-      <w:r>
-        <w:rPr>
-          <w:b/>
-          <w:bCs/>
-          <w:i/>
-          <w:iCs/>
-        </w:rPr>
-        <w:t>содержит недопустимые значения</w:t>
-      </w:r>
-      <w:r>
-        <w:rPr>
-          <w:i/>
-          <w:iCs/>
-        </w:rPr>
-        <w:t>.</w:t>
-      </w:r>
-      <w:r>
-        <w:rPr>
-          <w:i/>
-          <w:iCs/>
-        </w:rPr>
-        <w:br/>
-      </w:r>
-    </w:p>
-    <w:p>
-      <w:pPr>
-        <w:pStyle w:val="af7"/>
-        <w:ind w:left="567" w:firstLine="0"/>
-        <w:jc w:val="left"/>
-        <w:rPr>
-          <w:b w:val="0"/>
-          <w:lang w:val="en-US"/>
-        </w:rPr>
-      </w:pPr>
-      <w:r>
-        <w:rPr>
-          <w:bCs/>
-        </w:rPr>
-        <w:t>Исходные</w:t>
-      </w:r>
-      <w:r>
-        <w:rPr>
-          <w:bCs/>
-          <w:lang w:val="en-US"/>
-        </w:rPr>
-        <w:t xml:space="preserve"> </w:t>
-      </w:r>
-      <w:r>
-        <w:rPr>
-          <w:bCs/>
-        </w:rPr>
-        <w:t>данные</w:t>
-      </w:r>
-      <w:r>
-        <w:rPr>
-          <w:bCs/>
-          <w:lang w:val="en-US"/>
-        </w:rPr>
-        <w:t>:</w:t>
-      </w:r>
-      <w:r>
-        <w:rPr>
-          <w:lang w:val="en-US"/>
-        </w:rPr>
-        <w:t xml:space="preserve"> </w:t>
-      </w:r>
-      <w:r>
-        <w:rPr>
-          <w:b w:val="0"/>
-          <w:lang w:val="en-US"/>
-        </w:rPr>
-        <w:t>Plaintext</w:t>
-      </w:r>
-      <w:r>
-        <w:rPr>
-          <w:b w:val="0"/>
-          <w:lang w:val="en-US"/>
-        </w:rPr>
-        <w:t xml:space="preserve"> = “</w:t>
-      </w:r>
-      <w:r>
-        <w:rPr>
-          <w:b w:val="0"/>
-          <w:lang w:val="en-US"/>
-        </w:rPr>
-        <w:t>Hello</w:t>
-      </w:r>
-      <w:r>
-        <w:rPr>
-          <w:b w:val="0"/>
-          <w:lang w:val="en-US"/>
-        </w:rPr>
-        <w:t>”</w:t>
-      </w:r>
-      <w:r>
-        <w:rPr>
-          <w:b w:val="0"/>
-          <w:lang w:val="en-US"/>
-        </w:rPr>
-        <w:br/>
-      </w:r>
-      <w:r>
-        <w:rPr>
-          <w:b w:val="0"/>
-          <w:lang w:val="en-US"/>
-        </w:rPr>
-        <w:tab/>
-      </w:r>
-      <w:r>
-        <w:rPr>
-          <w:b w:val="0"/>
-          <w:lang w:val="en-US"/>
-        </w:rPr>
-        <w:tab/>
-      </w:r>
-      <w:r>
-        <w:rPr>
-          <w:b w:val="0"/>
-          <w:lang w:val="en-US"/>
-        </w:rPr>
-        <w:tab/>
-      </w:r>
-      <w:r>
-        <w:rPr>
-          <w:b w:val="0"/>
-          <w:lang w:val="en-US"/>
-        </w:rPr>
-        <w:tab/>
-        <w:t xml:space="preserve">   </w:t>
-      </w:r>
-      <w:r>
-        <w:rPr>
-          <w:b w:val="0"/>
-          <w:lang w:val="en-US"/>
-        </w:rPr>
-        <w:t>Key</w:t>
-      </w:r>
-      <w:r>
-        <w:rPr>
-          <w:b w:val="0"/>
-          <w:lang w:val="en-US"/>
-        </w:rPr>
-        <w:t xml:space="preserve"> = </w:t>
-      </w:r>
-      <w:r>
-        <w:rPr>
-          <w:b w:val="0"/>
-          <w:lang w:val="en-US"/>
-        </w:rPr>
-        <w:t>“</w:t>
-      </w:r>
-      <w:r>
-        <w:rPr>
-          <w:b w:val="0"/>
-          <w:lang w:val="en-US"/>
-        </w:rPr>
-        <w:t>Se</w:t>
-      </w:r>
-      <w:proofErr w:type="gramStart"/>
-      <w:r>
-        <w:rPr>
-          <w:b w:val="0"/>
-          <w:lang w:val="en-US"/>
-        </w:rPr>
-        <w:t>3!</w:t>
-      </w:r>
-      <w:r>
-        <w:rPr>
-          <w:b w:val="0"/>
-          <w:lang w:val="en-US"/>
-        </w:rPr>
-        <w:t>c</w:t>
-      </w:r>
-      <w:proofErr w:type="gramEnd"/>
-      <w:r>
-        <w:rPr>
-          <w:b w:val="0"/>
-          <w:lang w:val="en-US"/>
-        </w:rPr>
-        <w:t>»</w:t>
-      </w:r>
-      <w:r>
-        <w:rPr>
-          <w:b w:val="0"/>
-          <w:lang w:val="en-US"/>
-        </w:rPr>
-        <w:t>re</w:t>
-      </w:r>
-      <w:r>
-        <w:rPr>
-          <w:b w:val="0"/>
-          <w:lang w:val="en-US"/>
-        </w:rPr>
-        <w:t>:</w:t>
-      </w:r>
-      <w:r>
-        <w:rPr>
-          <w:b w:val="0"/>
-          <w:lang w:val="en-US"/>
-        </w:rPr>
-        <w:t>t</w:t>
-      </w:r>
-      <w:r>
-        <w:rPr>
-          <w:b w:val="0"/>
-          <w:lang w:val="en-US"/>
-        </w:rPr>
-        <w:t>5</w:t>
-      </w:r>
-      <w:proofErr w:type="gramStart"/>
-      <w:r>
-        <w:rPr>
-          <w:b w:val="0"/>
-        </w:rPr>
-        <w:t>К</w:t>
-      </w:r>
-      <w:r>
-        <w:rPr>
-          <w:b w:val="0"/>
-          <w:lang w:val="en-US"/>
-        </w:rPr>
-        <w:t>”</w:t>
-      </w:r>
-      <w:r>
-        <w:rPr>
-          <w:b w:val="0"/>
-        </w:rPr>
-        <w:t>л</w:t>
-      </w:r>
-      <w:proofErr w:type="gramEnd"/>
-      <w:r>
-        <w:rPr>
-          <w:b w:val="0"/>
-          <w:lang w:val="en-US"/>
-        </w:rPr>
-        <w:t>|</w:t>
-      </w:r>
-      <w:r>
-        <w:rPr>
-          <w:b w:val="0"/>
-        </w:rPr>
-        <w:t>ю</w:t>
-      </w:r>
-      <w:r>
-        <w:rPr>
-          <w:b w:val="0"/>
-          <w:lang w:val="en-US"/>
-        </w:rPr>
-        <w:t>’</w:t>
-      </w:r>
-      <w:r>
-        <w:rPr>
-          <w:b w:val="0"/>
-        </w:rPr>
-        <w:t>ч</w:t>
-      </w:r>
-      <w:r>
-        <w:rPr>
-          <w:b w:val="0"/>
-          <w:lang w:val="en-US"/>
-        </w:rPr>
-        <w:t>”</w:t>
-      </w:r>
-    </w:p>
-    <w:p>
-      <w:pPr>
-        <w:pStyle w:val="af7"/>
-        <w:ind w:left="567" w:firstLine="0"/>
-        <w:jc w:val="left"/>
-        <w:rPr>
-          <w:b w:val="0"/>
-          <w:lang w:val="en-US"/>
-        </w:rPr>
-      </w:pPr>
-    </w:p>
-    <w:p>
-      <w:pPr>
-        <w:pStyle w:val="a2"/>
-        <w:ind w:left="567" w:firstLine="0"/>
-        <w:rPr>
-          <w:b/>
-          <w:bCs/>
-        </w:rPr>
-      </w:pPr>
-      <w:r>
-        <w:rPr>
-          <w:b/>
-          <w:bCs/>
-        </w:rPr>
-        <w:t>Ожидаемый результат:</w:t>
-      </w:r>
-    </w:p>
-    <w:p>
-      <w:pPr>
-        <w:pStyle w:val="a2"/>
-        <w:ind w:left="567" w:firstLine="0"/>
-        <w:rPr>
-          <w:b/>
-          <w:bCs/>
-        </w:rPr>
-      </w:pPr>
-    </w:p>
-    <w:p>
-      <w:pPr>
-        <w:pStyle w:val="a2"/>
-      </w:pPr>
-      <w:r>
-        <w:t>Проверка ключа:</w:t>
-      </w:r>
-    </w:p>
-    <w:p>
-      <w:pPr>
-        <w:pStyle w:val="a2"/>
-      </w:pPr>
-      <w:r>
-        <w:br/>
-      </w:r>
-      <w:r>
-        <w:tab/>
-      </w:r>
-      <w:r>
-        <w:t>Ключ должен взаимно простым с 26 (длиной алфавита),</w:t>
-      </w:r>
-      <w:r>
-        <w:t xml:space="preserve"> </w:t>
-      </w:r>
-      <w:r>
-        <w:t>иначе разные буквы после шифрования могут превращаться в одну и ту же.</w:t>
-      </w:r>
-    </w:p>
-    <w:p>
-      <w:pPr>
-        <w:pStyle w:val="a2"/>
-      </w:pPr>
-    </w:p>
-    <w:p>
-      <w:pPr>
-        <w:pStyle w:val="a2"/>
-        <w:jc w:val="center"/>
-      </w:pPr>
-      <w:proofErr w:type="spellStart"/>
-      <w:proofErr w:type="gramStart"/>
-      <w:r>
-        <w:t>gcd</w:t>
-      </w:r>
-      <w:proofErr w:type="spellEnd"/>
-      <w:r>
-        <w:t>(</w:t>
-      </w:r>
-      <w:proofErr w:type="gramEnd"/>
-      <w:r>
-        <w:t>35</w:t>
-      </w:r>
-      <w:r>
-        <w:t>,</w:t>
-      </w:r>
-      <w:proofErr w:type="gramStart"/>
-      <w:r>
-        <w:t>26)=</w:t>
-      </w:r>
-      <w:proofErr w:type="gramEnd"/>
-      <w:r>
-        <w:t>1</w:t>
-      </w:r>
-    </w:p>
-    <w:p>
-      <w:pPr>
-        <w:pStyle w:val="a2"/>
-        <w:ind w:left="567" w:firstLine="0"/>
-      </w:pPr>
-    </w:p>
-    <w:p>
-      <w:pPr>
-        <w:pStyle w:val="a2"/>
-      </w:pPr>
-      <w:r>
-        <w:t>Ключ д</w:t>
-      </w:r>
-      <w:r>
-        <w:t>опустим</w:t>
-      </w:r>
-      <w:r>
-        <w:t>.</w:t>
-      </w:r>
-    </w:p>
-    <w:p>
-      <w:pPr>
-        <w:pStyle w:val="a2"/>
-        <w:ind w:left="567" w:firstLine="0"/>
-      </w:pPr>
-    </w:p>
-    <w:p>
-      <w:pPr>
-        <w:pStyle w:val="a2"/>
-        <w:ind w:firstLine="0"/>
-      </w:pPr>
-      <w:r>
-        <w:t>Английский алфавит:</w:t>
-      </w:r>
-    </w:p>
-    <w:tbl>
-      <w:tblPr>
-        <w:tblW w:w="0" w:type="auto"/>
-        <w:tblCellSpacing w:w="15" w:type="dxa"/>
-        <w:tblBorders>
-          <w:top w:val="single" w:sz="4" w:space="0" w:color="auto"/>
-          <w:left w:val="single" w:sz="4" w:space="0" w:color="auto"/>
-          <w:bottom w:val="single" w:sz="4" w:space="0" w:color="auto"/>
-          <w:right w:val="single" w:sz="4" w:space="0" w:color="auto"/>
-          <w:insideH w:val="single" w:sz="4" w:space="0" w:color="auto"/>
-          <w:insideV w:val="single" w:sz="4" w:space="0" w:color="auto"/>
-        </w:tblBorders>
-        <w:tblCellMar>
-          <w:top w:w="15" w:type="dxa"/>
-          <w:left w:w="15" w:type="dxa"/>
-          <w:bottom w:w="15" w:type="dxa"/>
-          <w:right w:w="15" w:type="dxa"/>
-        </w:tblCellMar>
-        <w:tblLook w:val="04A0" w:firstRow="1" w:lastRow="0" w:firstColumn="1" w:lastColumn="0" w:noHBand="0" w:noVBand="1"/>
-      </w:tblPr>
-      <w:tblGrid>
-        <w:gridCol w:w="269"/>
-        <w:gridCol w:w="241"/>
-        <w:gridCol w:w="254"/>
-        <w:gridCol w:w="254"/>
-        <w:gridCol w:w="241"/>
-        <w:gridCol w:w="227"/>
-        <w:gridCol w:w="267"/>
-        <w:gridCol w:w="267"/>
-        <w:gridCol w:w="200"/>
-        <w:gridCol w:w="320"/>
-        <w:gridCol w:w="320"/>
-        <w:gridCol w:w="320"/>
-        <w:gridCol w:w="320"/>
-        <w:gridCol w:w="320"/>
-        <w:gridCol w:w="320"/>
-        <w:gridCol w:w="320"/>
-        <w:gridCol w:w="320"/>
-        <w:gridCol w:w="320"/>
-        <w:gridCol w:w="320"/>
-        <w:gridCol w:w="320"/>
-        <w:gridCol w:w="320"/>
-        <w:gridCol w:w="320"/>
-        <w:gridCol w:w="320"/>
-        <w:gridCol w:w="320"/>
-        <w:gridCol w:w="320"/>
-        <w:gridCol w:w="335"/>
-      </w:tblGrid>
-      <w:tr>
-        <w:trPr>
-          <w:tblHeader/>
-          <w:tblCellSpacing w:w="15" w:type="dxa"/>
-        </w:trPr>
-        <w:tc>
-          <w:tcPr>
-            <w:tcW w:w="0" w:type="auto"/>
-            <w:vAlign w:val="center"/>
-            <w:hideMark/>
-          </w:tcPr>
-          <w:p>
-            <w:pPr>
-              <w:ind w:firstLine="0"/>
-              <w:jc w:val="center"/>
-              <w:rPr>
-                <w:rFonts w:eastAsia="Times New Roman"/>
-                <w:b/>
-                <w:bCs/>
-                <w:sz w:val="24"/>
-                <w:szCs w:val="24"/>
-                <w:lang w:eastAsia="ru-RU"/>
-              </w:rPr>
-            </w:pPr>
-            <w:r>
-              <w:rPr>
-                <w:rFonts w:eastAsia="Times New Roman"/>
-                <w:b/>
-                <w:bCs/>
-                <w:sz w:val="24"/>
-                <w:szCs w:val="24"/>
-                <w:lang w:eastAsia="ru-RU"/>
-              </w:rPr>
-              <w:t>A</w:t>
-            </w:r>
-          </w:p>
-        </w:tc>
-        <w:tc>
-          <w:tcPr>
-            <w:tcW w:w="0" w:type="auto"/>
-            <w:vAlign w:val="center"/>
-            <w:hideMark/>
-          </w:tcPr>
-          <w:p>
-            <w:pPr>
-              <w:ind w:firstLine="0"/>
-              <w:jc w:val="center"/>
-              <w:rPr>
-                <w:rFonts w:eastAsia="Times New Roman"/>
-                <w:b/>
-                <w:bCs/>
-                <w:sz w:val="24"/>
-                <w:szCs w:val="24"/>
-                <w:lang w:eastAsia="ru-RU"/>
-              </w:rPr>
-            </w:pPr>
-            <w:r>
-              <w:rPr>
-                <w:rFonts w:eastAsia="Times New Roman"/>
-                <w:b/>
-                <w:bCs/>
-                <w:sz w:val="24"/>
-                <w:szCs w:val="24"/>
-                <w:lang w:eastAsia="ru-RU"/>
-              </w:rPr>
-              <w:t>B</w:t>
-            </w:r>
-          </w:p>
-        </w:tc>
-        <w:tc>
-          <w:tcPr>
-            <w:tcW w:w="0" w:type="auto"/>
-            <w:vAlign w:val="center"/>
-            <w:hideMark/>
-          </w:tcPr>
-          <w:p>
-            <w:pPr>
-              <w:ind w:firstLine="0"/>
-              <w:jc w:val="center"/>
-              <w:rPr>
-                <w:rFonts w:eastAsia="Times New Roman"/>
-                <w:b/>
-                <w:bCs/>
-                <w:sz w:val="24"/>
-                <w:szCs w:val="24"/>
-                <w:lang w:eastAsia="ru-RU"/>
-              </w:rPr>
-            </w:pPr>
-            <w:r>
-              <w:rPr>
-                <w:rFonts w:eastAsia="Times New Roman"/>
-                <w:b/>
-                <w:bCs/>
-                <w:sz w:val="24"/>
-                <w:szCs w:val="24"/>
-                <w:lang w:eastAsia="ru-RU"/>
-              </w:rPr>
-              <w:t>C</w:t>
-            </w:r>
-          </w:p>
-        </w:tc>
-        <w:tc>
-          <w:tcPr>
-            <w:tcW w:w="0" w:type="auto"/>
-            <w:vAlign w:val="center"/>
-            <w:hideMark/>
-          </w:tcPr>
-          <w:p>
-            <w:pPr>
-              <w:ind w:firstLine="0"/>
-              <w:jc w:val="center"/>
-              <w:rPr>
-                <w:rFonts w:eastAsia="Times New Roman"/>
-                <w:b/>
-                <w:bCs/>
-                <w:sz w:val="24"/>
-                <w:szCs w:val="24"/>
-                <w:lang w:eastAsia="ru-RU"/>
-              </w:rPr>
-            </w:pPr>
-            <w:r>
-              <w:rPr>
-                <w:rFonts w:eastAsia="Times New Roman"/>
-                <w:b/>
-                <w:bCs/>
-                <w:sz w:val="24"/>
-                <w:szCs w:val="24"/>
-                <w:lang w:eastAsia="ru-RU"/>
-              </w:rPr>
-              <w:t>D</w:t>
-            </w:r>
-          </w:p>
-        </w:tc>
-        <w:tc>
-          <w:tcPr>
-            <w:tcW w:w="0" w:type="auto"/>
-            <w:vAlign w:val="center"/>
-            <w:hideMark/>
-          </w:tcPr>
-          <w:p>
-            <w:pPr>
-              <w:ind w:firstLine="0"/>
-              <w:jc w:val="center"/>
-              <w:rPr>
-                <w:rFonts w:eastAsia="Times New Roman"/>
-                <w:b/>
-                <w:bCs/>
-                <w:sz w:val="24"/>
-                <w:szCs w:val="24"/>
-                <w:lang w:eastAsia="ru-RU"/>
-              </w:rPr>
-            </w:pPr>
-            <w:r>
-              <w:rPr>
-                <w:rFonts w:eastAsia="Times New Roman"/>
-                <w:b/>
-                <w:bCs/>
-                <w:sz w:val="24"/>
-                <w:szCs w:val="24"/>
-                <w:lang w:eastAsia="ru-RU"/>
-              </w:rPr>
-              <w:t>E</w:t>
-            </w:r>
-          </w:p>
-        </w:tc>
-        <w:tc>
-          <w:tcPr>
-            <w:tcW w:w="0" w:type="auto"/>
-            <w:vAlign w:val="center"/>
-            <w:hideMark/>
-          </w:tcPr>
-          <w:p>
-            <w:pPr>
-              <w:ind w:firstLine="0"/>
-              <w:jc w:val="center"/>
-              <w:rPr>
-                <w:rFonts w:eastAsia="Times New Roman"/>
-                <w:b/>
-                <w:bCs/>
-                <w:sz w:val="24"/>
-                <w:szCs w:val="24"/>
-                <w:lang w:eastAsia="ru-RU"/>
-              </w:rPr>
-            </w:pPr>
-            <w:r>
-              <w:rPr>
-                <w:rFonts w:eastAsia="Times New Roman"/>
-                <w:b/>
-                <w:bCs/>
-                <w:sz w:val="24"/>
-                <w:szCs w:val="24"/>
-                <w:lang w:eastAsia="ru-RU"/>
-              </w:rPr>
-              <w:t>F</w:t>
-            </w:r>
-          </w:p>
-        </w:tc>
-        <w:tc>
-          <w:tcPr>
-            <w:tcW w:w="0" w:type="auto"/>
-            <w:vAlign w:val="center"/>
-            <w:hideMark/>
-          </w:tcPr>
-          <w:p>
-            <w:pPr>
-              <w:ind w:firstLine="0"/>
-              <w:jc w:val="center"/>
-              <w:rPr>
-                <w:rFonts w:eastAsia="Times New Roman"/>
-                <w:b/>
-                <w:bCs/>
-                <w:sz w:val="24"/>
-                <w:szCs w:val="24"/>
-                <w:lang w:eastAsia="ru-RU"/>
-              </w:rPr>
-            </w:pPr>
-            <w:r>
-              <w:rPr>
-                <w:rFonts w:eastAsia="Times New Roman"/>
-                <w:b/>
-                <w:bCs/>
-                <w:sz w:val="24"/>
-                <w:szCs w:val="24"/>
-                <w:lang w:eastAsia="ru-RU"/>
-              </w:rPr>
-              <w:t>G</w:t>
-            </w:r>
-          </w:p>
-        </w:tc>
-        <w:tc>
-          <w:tcPr>
-            <w:tcW w:w="0" w:type="auto"/>
-            <w:vAlign w:val="center"/>
-            <w:hideMark/>
-          </w:tcPr>
-          <w:p>
-            <w:pPr>
-              <w:ind w:firstLine="0"/>
-              <w:jc w:val="center"/>
-              <w:rPr>
-                <w:rFonts w:eastAsia="Times New Roman"/>
-                <w:b/>
-                <w:bCs/>
-                <w:sz w:val="24"/>
-                <w:szCs w:val="24"/>
-                <w:lang w:eastAsia="ru-RU"/>
-              </w:rPr>
-            </w:pPr>
-            <w:r>
-              <w:rPr>
-                <w:rFonts w:eastAsia="Times New Roman"/>
-                <w:b/>
-                <w:bCs/>
-                <w:sz w:val="24"/>
-                <w:szCs w:val="24"/>
-                <w:lang w:eastAsia="ru-RU"/>
-              </w:rPr>
-              <w:t>H</w:t>
-            </w:r>
-          </w:p>
-        </w:tc>
-        <w:tc>
-          <w:tcPr>
-            <w:tcW w:w="0" w:type="auto"/>
-            <w:vAlign w:val="center"/>
-            <w:hideMark/>
-          </w:tcPr>
-          <w:p>
-            <w:pPr>
-              <w:ind w:firstLine="0"/>
-              <w:jc w:val="center"/>
-              <w:rPr>
-                <w:rFonts w:eastAsia="Times New Roman"/>
-                <w:b/>
-                <w:bCs/>
-                <w:sz w:val="24"/>
-                <w:szCs w:val="24"/>
-                <w:lang w:eastAsia="ru-RU"/>
-              </w:rPr>
-            </w:pPr>
-            <w:r>
-              <w:rPr>
-                <w:rFonts w:eastAsia="Times New Roman"/>
-                <w:b/>
-                <w:bCs/>
-                <w:sz w:val="24"/>
-                <w:szCs w:val="24"/>
-                <w:lang w:eastAsia="ru-RU"/>
-              </w:rPr>
-              <w:t>I</w:t>
-            </w:r>
-          </w:p>
-        </w:tc>
-        <w:tc>
-          <w:tcPr>
-            <w:tcW w:w="0" w:type="auto"/>
-            <w:vAlign w:val="center"/>
-            <w:hideMark/>
-          </w:tcPr>
-          <w:p>
-            <w:pPr>
-              <w:ind w:firstLine="0"/>
-              <w:jc w:val="center"/>
-              <w:rPr>
-                <w:rFonts w:eastAsia="Times New Roman"/>
-                <w:b/>
-                <w:bCs/>
-                <w:sz w:val="24"/>
-                <w:szCs w:val="24"/>
-                <w:lang w:eastAsia="ru-RU"/>
-              </w:rPr>
-            </w:pPr>
-            <w:r>
-              <w:rPr>
-                <w:rFonts w:eastAsia="Times New Roman"/>
-                <w:b/>
-                <w:bCs/>
-                <w:sz w:val="24"/>
-                <w:szCs w:val="24"/>
-                <w:lang w:eastAsia="ru-RU"/>
-              </w:rPr>
-              <w:t>J</w:t>
-            </w:r>
-          </w:p>
-        </w:tc>
-        <w:tc>
-          <w:tcPr>
-            <w:tcW w:w="0" w:type="auto"/>
-            <w:vAlign w:val="center"/>
-            <w:hideMark/>
-          </w:tcPr>
-          <w:p>
-            <w:pPr>
-              <w:ind w:firstLine="0"/>
-              <w:jc w:val="center"/>
-              <w:rPr>
-                <w:rFonts w:eastAsia="Times New Roman"/>
-                <w:b/>
-                <w:bCs/>
-                <w:sz w:val="24"/>
-                <w:szCs w:val="24"/>
-                <w:lang w:eastAsia="ru-RU"/>
-              </w:rPr>
-            </w:pPr>
-            <w:r>
-              <w:rPr>
-                <w:rFonts w:eastAsia="Times New Roman"/>
-                <w:b/>
-                <w:bCs/>
-                <w:sz w:val="24"/>
-                <w:szCs w:val="24"/>
-                <w:lang w:eastAsia="ru-RU"/>
-              </w:rPr>
-              <w:t>K</w:t>
-            </w:r>
-          </w:p>
-        </w:tc>
-        <w:tc>
-          <w:tcPr>
-            <w:tcW w:w="0" w:type="auto"/>
-            <w:vAlign w:val="center"/>
-            <w:hideMark/>
-          </w:tcPr>
-          <w:p>
-            <w:pPr>
-              <w:ind w:firstLine="0"/>
-              <w:jc w:val="center"/>
-              <w:rPr>
-                <w:rFonts w:eastAsia="Times New Roman"/>
-                <w:b/>
-                <w:bCs/>
-                <w:sz w:val="24"/>
-                <w:szCs w:val="24"/>
-                <w:lang w:eastAsia="ru-RU"/>
-              </w:rPr>
-            </w:pPr>
-            <w:r>
-              <w:rPr>
-                <w:rFonts w:eastAsia="Times New Roman"/>
-                <w:b/>
-                <w:bCs/>
-                <w:sz w:val="24"/>
-                <w:szCs w:val="24"/>
-                <w:lang w:eastAsia="ru-RU"/>
-              </w:rPr>
-              <w:t>L</w:t>
-            </w:r>
-          </w:p>
-        </w:tc>
-        <w:tc>
-          <w:tcPr>
-            <w:tcW w:w="0" w:type="auto"/>
-            <w:vAlign w:val="center"/>
-            <w:hideMark/>
-          </w:tcPr>
-          <w:p>
-            <w:pPr>
-              <w:ind w:firstLine="0"/>
-              <w:jc w:val="center"/>
-              <w:rPr>
-                <w:rFonts w:eastAsia="Times New Roman"/>
-                <w:b/>
-                <w:bCs/>
-                <w:sz w:val="24"/>
-                <w:szCs w:val="24"/>
-                <w:lang w:eastAsia="ru-RU"/>
-              </w:rPr>
-            </w:pPr>
-            <w:r>
-              <w:rPr>
-                <w:rFonts w:eastAsia="Times New Roman"/>
-                <w:b/>
-                <w:bCs/>
-                <w:sz w:val="24"/>
-                <w:szCs w:val="24"/>
-                <w:lang w:eastAsia="ru-RU"/>
-              </w:rPr>
-              <w:t>M</w:t>
-            </w:r>
-          </w:p>
-        </w:tc>
-        <w:tc>
-          <w:tcPr>
-            <w:tcW w:w="0" w:type="auto"/>
-            <w:vAlign w:val="center"/>
-            <w:hideMark/>
-          </w:tcPr>
-          <w:p>
-            <w:pPr>
-              <w:ind w:firstLine="0"/>
-              <w:jc w:val="center"/>
-              <w:rPr>
-                <w:rFonts w:eastAsia="Times New Roman"/>
-                <w:b/>
-                <w:bCs/>
-                <w:sz w:val="24"/>
-                <w:szCs w:val="24"/>
-                <w:lang w:eastAsia="ru-RU"/>
-              </w:rPr>
-            </w:pPr>
-            <w:r>
-              <w:rPr>
-                <w:rFonts w:eastAsia="Times New Roman"/>
-                <w:b/>
-                <w:bCs/>
-                <w:sz w:val="24"/>
-                <w:szCs w:val="24"/>
-                <w:lang w:eastAsia="ru-RU"/>
-              </w:rPr>
-              <w:t>N</w:t>
-            </w:r>
-          </w:p>
-        </w:tc>
-        <w:tc>
-          <w:tcPr>
-            <w:tcW w:w="0" w:type="auto"/>
-            <w:vAlign w:val="center"/>
-            <w:hideMark/>
-          </w:tcPr>
-          <w:p>
-            <w:pPr>
-              <w:ind w:firstLine="0"/>
-              <w:jc w:val="center"/>
-              <w:rPr>
-                <w:rFonts w:eastAsia="Times New Roman"/>
-                <w:b/>
-                <w:bCs/>
-                <w:sz w:val="24"/>
-                <w:szCs w:val="24"/>
-                <w:lang w:eastAsia="ru-RU"/>
-              </w:rPr>
-            </w:pPr>
-            <w:r>
-              <w:rPr>
-                <w:rFonts w:eastAsia="Times New Roman"/>
-                <w:b/>
-                <w:bCs/>
-                <w:sz w:val="24"/>
-                <w:szCs w:val="24"/>
-                <w:lang w:eastAsia="ru-RU"/>
-              </w:rPr>
-              <w:t>O</w:t>
-            </w:r>
-          </w:p>
-        </w:tc>
-        <w:tc>
-          <w:tcPr>
-            <w:tcW w:w="0" w:type="auto"/>
-            <w:vAlign w:val="center"/>
-            <w:hideMark/>
-          </w:tcPr>
-          <w:p>
-            <w:pPr>
-              <w:ind w:firstLine="0"/>
-              <w:jc w:val="center"/>
-              <w:rPr>
-                <w:rFonts w:eastAsia="Times New Roman"/>
-                <w:b/>
-                <w:bCs/>
-                <w:sz w:val="24"/>
-                <w:szCs w:val="24"/>
-                <w:lang w:eastAsia="ru-RU"/>
-              </w:rPr>
-            </w:pPr>
-            <w:r>
-              <w:rPr>
-                <w:rFonts w:eastAsia="Times New Roman"/>
-                <w:b/>
-                <w:bCs/>
-                <w:sz w:val="24"/>
-                <w:szCs w:val="24"/>
-                <w:lang w:eastAsia="ru-RU"/>
-              </w:rPr>
-              <w:t>P</w:t>
-            </w:r>
-          </w:p>
-        </w:tc>
-        <w:tc>
-          <w:tcPr>
-            <w:tcW w:w="0" w:type="auto"/>
-            <w:vAlign w:val="center"/>
-            <w:hideMark/>
-          </w:tcPr>
-          <w:p>
-            <w:pPr>
-              <w:ind w:firstLine="0"/>
-              <w:jc w:val="center"/>
-              <w:rPr>
-                <w:rFonts w:eastAsia="Times New Roman"/>
-                <w:b/>
-                <w:bCs/>
-                <w:sz w:val="24"/>
-                <w:szCs w:val="24"/>
-                <w:lang w:eastAsia="ru-RU"/>
-              </w:rPr>
-            </w:pPr>
-            <w:r>
-              <w:rPr>
-                <w:rFonts w:eastAsia="Times New Roman"/>
-                <w:b/>
-                <w:bCs/>
-                <w:sz w:val="24"/>
-                <w:szCs w:val="24"/>
-                <w:lang w:eastAsia="ru-RU"/>
-              </w:rPr>
-              <w:t>Q</w:t>
-            </w:r>
-          </w:p>
-        </w:tc>
-        <w:tc>
-          <w:tcPr>
-            <w:tcW w:w="0" w:type="auto"/>
-            <w:vAlign w:val="center"/>
-            <w:hideMark/>
-          </w:tcPr>
-          <w:p>
-            <w:pPr>
-              <w:ind w:firstLine="0"/>
-              <w:jc w:val="center"/>
-              <w:rPr>
-                <w:rFonts w:eastAsia="Times New Roman"/>
-                <w:b/>
-                <w:bCs/>
-                <w:sz w:val="24"/>
-                <w:szCs w:val="24"/>
-                <w:lang w:eastAsia="ru-RU"/>
-              </w:rPr>
-            </w:pPr>
-            <w:r>
-              <w:rPr>
-                <w:rFonts w:eastAsia="Times New Roman"/>
-                <w:b/>
-                <w:bCs/>
-                <w:sz w:val="24"/>
-                <w:szCs w:val="24"/>
-                <w:lang w:eastAsia="ru-RU"/>
-              </w:rPr>
-              <w:t>R</w:t>
-            </w:r>
-          </w:p>
-        </w:tc>
-        <w:tc>
-          <w:tcPr>
-            <w:tcW w:w="0" w:type="auto"/>
-            <w:vAlign w:val="center"/>
-            <w:hideMark/>
-          </w:tcPr>
-          <w:p>
-            <w:pPr>
-              <w:ind w:firstLine="0"/>
-              <w:jc w:val="center"/>
-              <w:rPr>
-                <w:rFonts w:eastAsia="Times New Roman"/>
-                <w:b/>
-                <w:bCs/>
-                <w:sz w:val="24"/>
-                <w:szCs w:val="24"/>
-                <w:lang w:eastAsia="ru-RU"/>
-              </w:rPr>
-            </w:pPr>
-            <w:r>
-              <w:rPr>
-                <w:rFonts w:eastAsia="Times New Roman"/>
-                <w:b/>
-                <w:bCs/>
-                <w:sz w:val="24"/>
-                <w:szCs w:val="24"/>
-                <w:lang w:eastAsia="ru-RU"/>
-              </w:rPr>
-              <w:t>S</w:t>
-            </w:r>
-          </w:p>
-        </w:tc>
-        <w:tc>
-          <w:tcPr>
-            <w:tcW w:w="0" w:type="auto"/>
-            <w:vAlign w:val="center"/>
-            <w:hideMark/>
-          </w:tcPr>
-          <w:p>
-            <w:pPr>
-              <w:ind w:firstLine="0"/>
-              <w:jc w:val="center"/>
-              <w:rPr>
-                <w:rFonts w:eastAsia="Times New Roman"/>
-                <w:b/>
-                <w:bCs/>
-                <w:sz w:val="24"/>
-                <w:szCs w:val="24"/>
-                <w:lang w:eastAsia="ru-RU"/>
-              </w:rPr>
-            </w:pPr>
-            <w:r>
-              <w:rPr>
-                <w:rFonts w:eastAsia="Times New Roman"/>
-                <w:b/>
-                <w:bCs/>
-                <w:sz w:val="24"/>
-                <w:szCs w:val="24"/>
-                <w:lang w:eastAsia="ru-RU"/>
-              </w:rPr>
-              <w:t>T</w:t>
-            </w:r>
-          </w:p>
-        </w:tc>
-        <w:tc>
-          <w:tcPr>
-            <w:tcW w:w="0" w:type="auto"/>
-            <w:vAlign w:val="center"/>
-            <w:hideMark/>
-          </w:tcPr>
-          <w:p>
-            <w:pPr>
-              <w:ind w:firstLine="0"/>
-              <w:jc w:val="center"/>
-              <w:rPr>
-                <w:rFonts w:eastAsia="Times New Roman"/>
-                <w:b/>
-                <w:bCs/>
-                <w:sz w:val="24"/>
-                <w:szCs w:val="24"/>
-                <w:lang w:eastAsia="ru-RU"/>
-              </w:rPr>
-            </w:pPr>
-            <w:r>
-              <w:rPr>
-                <w:rFonts w:eastAsia="Times New Roman"/>
-                <w:b/>
-                <w:bCs/>
-                <w:sz w:val="24"/>
-                <w:szCs w:val="24"/>
-                <w:lang w:eastAsia="ru-RU"/>
-              </w:rPr>
-              <w:t>U</w:t>
-            </w:r>
-          </w:p>
-        </w:tc>
-        <w:tc>
-          <w:tcPr>
-            <w:tcW w:w="0" w:type="auto"/>
-            <w:vAlign w:val="center"/>
-            <w:hideMark/>
-          </w:tcPr>
-          <w:p>
-            <w:pPr>
-              <w:ind w:firstLine="0"/>
-              <w:jc w:val="center"/>
-              <w:rPr>
-                <w:rFonts w:eastAsia="Times New Roman"/>
-                <w:b/>
-                <w:bCs/>
-                <w:sz w:val="24"/>
-                <w:szCs w:val="24"/>
-                <w:lang w:eastAsia="ru-RU"/>
-              </w:rPr>
-            </w:pPr>
-            <w:r>
-              <w:rPr>
-                <w:rFonts w:eastAsia="Times New Roman"/>
-                <w:b/>
-                <w:bCs/>
-                <w:sz w:val="24"/>
-                <w:szCs w:val="24"/>
-                <w:lang w:eastAsia="ru-RU"/>
-              </w:rPr>
-              <w:t>V</w:t>
-            </w:r>
-          </w:p>
-        </w:tc>
-        <w:tc>
-          <w:tcPr>
-            <w:tcW w:w="0" w:type="auto"/>
-            <w:vAlign w:val="center"/>
-            <w:hideMark/>
-          </w:tcPr>
-          <w:p>
-            <w:pPr>
-              <w:ind w:firstLine="0"/>
-              <w:jc w:val="center"/>
-              <w:rPr>
-                <w:rFonts w:eastAsia="Times New Roman"/>
-                <w:b/>
-                <w:bCs/>
-                <w:sz w:val="24"/>
-                <w:szCs w:val="24"/>
-                <w:lang w:eastAsia="ru-RU"/>
-              </w:rPr>
-            </w:pPr>
-            <w:r>
-              <w:rPr>
-                <w:rFonts w:eastAsia="Times New Roman"/>
-                <w:b/>
-                <w:bCs/>
-                <w:sz w:val="24"/>
-                <w:szCs w:val="24"/>
-                <w:lang w:eastAsia="ru-RU"/>
-              </w:rPr>
-              <w:t>W</w:t>
-            </w:r>
-          </w:p>
-        </w:tc>
-        <w:tc>
-          <w:tcPr>
-            <w:tcW w:w="0" w:type="auto"/>
-            <w:vAlign w:val="center"/>
-            <w:hideMark/>
-          </w:tcPr>
-          <w:p>
-            <w:pPr>
-              <w:ind w:firstLine="0"/>
-              <w:jc w:val="center"/>
-              <w:rPr>
-                <w:rFonts w:eastAsia="Times New Roman"/>
-                <w:b/>
-                <w:bCs/>
-                <w:sz w:val="24"/>
-                <w:szCs w:val="24"/>
-                <w:lang w:eastAsia="ru-RU"/>
-              </w:rPr>
-            </w:pPr>
-            <w:r>
-              <w:rPr>
-                <w:rFonts w:eastAsia="Times New Roman"/>
-                <w:b/>
-                <w:bCs/>
-                <w:sz w:val="24"/>
-                <w:szCs w:val="24"/>
-                <w:lang w:eastAsia="ru-RU"/>
-              </w:rPr>
-              <w:t>X</w:t>
-            </w:r>
-          </w:p>
-        </w:tc>
-        <w:tc>
-          <w:tcPr>
-            <w:tcW w:w="0" w:type="auto"/>
-            <w:vAlign w:val="center"/>
-            <w:hideMark/>
-          </w:tcPr>
-          <w:p>
-            <w:pPr>
-              <w:ind w:firstLine="0"/>
-              <w:jc w:val="center"/>
-              <w:rPr>
-                <w:rFonts w:eastAsia="Times New Roman"/>
-                <w:b/>
-                <w:bCs/>
-                <w:sz w:val="24"/>
-                <w:szCs w:val="24"/>
-                <w:lang w:eastAsia="ru-RU"/>
-              </w:rPr>
-            </w:pPr>
-            <w:r>
-              <w:rPr>
-                <w:rFonts w:eastAsia="Times New Roman"/>
-                <w:b/>
-                <w:bCs/>
-                <w:sz w:val="24"/>
-                <w:szCs w:val="24"/>
-                <w:lang w:eastAsia="ru-RU"/>
-              </w:rPr>
-              <w:t>Y</w:t>
-            </w:r>
-          </w:p>
-        </w:tc>
-        <w:tc>
-          <w:tcPr>
-            <w:tcW w:w="0" w:type="auto"/>
-            <w:vAlign w:val="center"/>
-            <w:hideMark/>
-          </w:tcPr>
-          <w:p>
-            <w:pPr>
-              <w:ind w:firstLine="0"/>
-              <w:jc w:val="center"/>
-              <w:rPr>
-                <w:rFonts w:eastAsia="Times New Roman"/>
-                <w:b/>
-                <w:bCs/>
-                <w:sz w:val="24"/>
-                <w:szCs w:val="24"/>
-                <w:lang w:eastAsia="ru-RU"/>
-              </w:rPr>
-            </w:pPr>
-            <w:r>
-              <w:rPr>
-                <w:rFonts w:eastAsia="Times New Roman"/>
-                <w:b/>
-                <w:bCs/>
-                <w:sz w:val="24"/>
-                <w:szCs w:val="24"/>
-                <w:lang w:eastAsia="ru-RU"/>
-              </w:rPr>
-              <w:t>Z</w:t>
-            </w:r>
-          </w:p>
-        </w:tc>
-      </w:tr>
-      <w:tr>
-        <w:trPr>
-          <w:tblCellSpacing w:w="15" w:type="dxa"/>
-        </w:trPr>
-        <w:tc>
-          <w:tcPr>
-            <w:tcW w:w="0" w:type="auto"/>
-            <w:vAlign w:val="center"/>
-            <w:hideMark/>
-          </w:tcPr>
-          <w:p>
-            <w:pPr>
-              <w:ind w:firstLine="0"/>
-              <w:rPr>
-                <w:rFonts w:eastAsia="Times New Roman"/>
-                <w:sz w:val="24"/>
-                <w:szCs w:val="24"/>
-                <w:lang w:eastAsia="ru-RU"/>
-              </w:rPr>
-            </w:pPr>
-            <w:r>
-              <w:rPr>
-                <w:rFonts w:eastAsia="Times New Roman"/>
-                <w:sz w:val="24"/>
-                <w:szCs w:val="24"/>
-                <w:lang w:eastAsia="ru-RU"/>
-              </w:rPr>
-              <w:t>1</w:t>
-            </w:r>
-          </w:p>
-        </w:tc>
-        <w:tc>
-          <w:tcPr>
-            <w:tcW w:w="0" w:type="auto"/>
-            <w:vAlign w:val="center"/>
-            <w:hideMark/>
-          </w:tcPr>
-          <w:p>
-            <w:pPr>
-              <w:ind w:firstLine="0"/>
-              <w:rPr>
-                <w:rFonts w:eastAsia="Times New Roman"/>
-                <w:sz w:val="24"/>
-                <w:szCs w:val="24"/>
-                <w:lang w:eastAsia="ru-RU"/>
-              </w:rPr>
-            </w:pPr>
-            <w:r>
-              <w:rPr>
-                <w:rFonts w:eastAsia="Times New Roman"/>
-                <w:sz w:val="24"/>
-                <w:szCs w:val="24"/>
-                <w:lang w:eastAsia="ru-RU"/>
-              </w:rPr>
-              <w:t>2</w:t>
-            </w:r>
-          </w:p>
-        </w:tc>
-        <w:tc>
-          <w:tcPr>
-            <w:tcW w:w="0" w:type="auto"/>
-            <w:vAlign w:val="center"/>
-            <w:hideMark/>
-          </w:tcPr>
-          <w:p>
-            <w:pPr>
-              <w:ind w:firstLine="0"/>
-              <w:rPr>
-                <w:rFonts w:eastAsia="Times New Roman"/>
-                <w:sz w:val="24"/>
-                <w:szCs w:val="24"/>
-                <w:lang w:eastAsia="ru-RU"/>
-              </w:rPr>
-            </w:pPr>
-            <w:r>
-              <w:rPr>
-                <w:rFonts w:eastAsia="Times New Roman"/>
-                <w:sz w:val="24"/>
-                <w:szCs w:val="24"/>
-                <w:lang w:eastAsia="ru-RU"/>
-              </w:rPr>
-              <w:t>3</w:t>
-            </w:r>
-          </w:p>
-        </w:tc>
-        <w:tc>
-          <w:tcPr>
-            <w:tcW w:w="0" w:type="auto"/>
-            <w:vAlign w:val="center"/>
-            <w:hideMark/>
-          </w:tcPr>
-          <w:p>
-            <w:pPr>
-              <w:ind w:firstLine="0"/>
-              <w:rPr>
-                <w:rFonts w:eastAsia="Times New Roman"/>
-                <w:sz w:val="24"/>
-                <w:szCs w:val="24"/>
-                <w:lang w:eastAsia="ru-RU"/>
-              </w:rPr>
-            </w:pPr>
-            <w:r>
-              <w:rPr>
-                <w:rFonts w:eastAsia="Times New Roman"/>
-                <w:sz w:val="24"/>
-                <w:szCs w:val="24"/>
-                <w:lang w:eastAsia="ru-RU"/>
-              </w:rPr>
-              <w:t>4</w:t>
-            </w:r>
-          </w:p>
-        </w:tc>
-        <w:tc>
-          <w:tcPr>
-            <w:tcW w:w="0" w:type="auto"/>
-            <w:vAlign w:val="center"/>
-            <w:hideMark/>
-          </w:tcPr>
-          <w:p>
-            <w:pPr>
-              <w:ind w:firstLine="0"/>
-              <w:rPr>
-                <w:rFonts w:eastAsia="Times New Roman"/>
-                <w:sz w:val="24"/>
-                <w:szCs w:val="24"/>
-                <w:lang w:eastAsia="ru-RU"/>
-              </w:rPr>
-            </w:pPr>
-            <w:r>
-              <w:rPr>
-                <w:rFonts w:eastAsia="Times New Roman"/>
-                <w:sz w:val="24"/>
-                <w:szCs w:val="24"/>
-                <w:lang w:eastAsia="ru-RU"/>
-              </w:rPr>
-              <w:t>5</w:t>
-            </w:r>
-          </w:p>
-        </w:tc>
-        <w:tc>
-          <w:tcPr>
-            <w:tcW w:w="0" w:type="auto"/>
-            <w:vAlign w:val="center"/>
-            <w:hideMark/>
-          </w:tcPr>
-          <w:p>
-            <w:pPr>
-              <w:ind w:firstLine="0"/>
-              <w:rPr>
-                <w:rFonts w:eastAsia="Times New Roman"/>
-                <w:sz w:val="24"/>
-                <w:szCs w:val="24"/>
-                <w:lang w:eastAsia="ru-RU"/>
-              </w:rPr>
-            </w:pPr>
-            <w:r>
-              <w:rPr>
-                <w:rFonts w:eastAsia="Times New Roman"/>
-                <w:sz w:val="24"/>
-                <w:szCs w:val="24"/>
-                <w:lang w:eastAsia="ru-RU"/>
-              </w:rPr>
-              <w:t>6</w:t>
-            </w:r>
-          </w:p>
-        </w:tc>
-        <w:tc>
-          <w:tcPr>
-            <w:tcW w:w="0" w:type="auto"/>
-            <w:vAlign w:val="center"/>
-            <w:hideMark/>
-          </w:tcPr>
-          <w:p>
-            <w:pPr>
-              <w:ind w:firstLine="0"/>
-              <w:rPr>
-                <w:rFonts w:eastAsia="Times New Roman"/>
-                <w:sz w:val="24"/>
-                <w:szCs w:val="24"/>
-                <w:lang w:eastAsia="ru-RU"/>
-              </w:rPr>
-            </w:pPr>
-            <w:r>
-              <w:rPr>
-                <w:rFonts w:eastAsia="Times New Roman"/>
-                <w:sz w:val="24"/>
-                <w:szCs w:val="24"/>
-                <w:lang w:eastAsia="ru-RU"/>
-              </w:rPr>
-              <w:t>7</w:t>
-            </w:r>
-          </w:p>
-        </w:tc>
-        <w:tc>
-          <w:tcPr>
-            <w:tcW w:w="0" w:type="auto"/>
-            <w:vAlign w:val="center"/>
-            <w:hideMark/>
-          </w:tcPr>
-          <w:p>
-            <w:pPr>
-              <w:ind w:firstLine="0"/>
-              <w:rPr>
-                <w:rFonts w:eastAsia="Times New Roman"/>
-                <w:sz w:val="24"/>
-                <w:szCs w:val="24"/>
-                <w:lang w:eastAsia="ru-RU"/>
-              </w:rPr>
-            </w:pPr>
-            <w:r>
-              <w:rPr>
-                <w:rFonts w:eastAsia="Times New Roman"/>
-                <w:sz w:val="24"/>
-                <w:szCs w:val="24"/>
-                <w:lang w:eastAsia="ru-RU"/>
-              </w:rPr>
-              <w:t>8</w:t>
-            </w:r>
-          </w:p>
-        </w:tc>
-        <w:tc>
-          <w:tcPr>
-            <w:tcW w:w="0" w:type="auto"/>
-            <w:vAlign w:val="center"/>
-            <w:hideMark/>
-          </w:tcPr>
-          <w:p>
-            <w:pPr>
-              <w:ind w:firstLine="0"/>
-              <w:rPr>
-                <w:rFonts w:eastAsia="Times New Roman"/>
-                <w:sz w:val="24"/>
-                <w:szCs w:val="24"/>
-                <w:lang w:eastAsia="ru-RU"/>
-              </w:rPr>
-            </w:pPr>
-            <w:r>
-              <w:rPr>
-                <w:rFonts w:eastAsia="Times New Roman"/>
-                <w:sz w:val="24"/>
-                <w:szCs w:val="24"/>
-                <w:lang w:eastAsia="ru-RU"/>
-              </w:rPr>
-              <w:t>9</w:t>
-            </w:r>
-          </w:p>
-        </w:tc>
-        <w:tc>
-          <w:tcPr>
-            <w:tcW w:w="0" w:type="auto"/>
-            <w:vAlign w:val="center"/>
-            <w:hideMark/>
-          </w:tcPr>
-          <w:p>
-            <w:pPr>
-              <w:ind w:firstLine="0"/>
-              <w:rPr>
-                <w:rFonts w:eastAsia="Times New Roman"/>
-                <w:sz w:val="24"/>
-                <w:szCs w:val="24"/>
-                <w:lang w:eastAsia="ru-RU"/>
-              </w:rPr>
-            </w:pPr>
-            <w:r>
-              <w:rPr>
-                <w:rFonts w:eastAsia="Times New Roman"/>
-                <w:sz w:val="24"/>
-                <w:szCs w:val="24"/>
-                <w:lang w:eastAsia="ru-RU"/>
-              </w:rPr>
-              <w:t>10</w:t>
-            </w:r>
-          </w:p>
-        </w:tc>
-        <w:tc>
-          <w:tcPr>
-            <w:tcW w:w="0" w:type="auto"/>
-            <w:vAlign w:val="center"/>
-            <w:hideMark/>
-          </w:tcPr>
-          <w:p>
-            <w:pPr>
-              <w:ind w:firstLine="0"/>
-              <w:rPr>
-                <w:rFonts w:eastAsia="Times New Roman"/>
-                <w:sz w:val="24"/>
-                <w:szCs w:val="24"/>
-                <w:lang w:eastAsia="ru-RU"/>
-              </w:rPr>
-            </w:pPr>
-            <w:r>
-              <w:rPr>
-                <w:rFonts w:eastAsia="Times New Roman"/>
-                <w:sz w:val="24"/>
-                <w:szCs w:val="24"/>
-                <w:lang w:eastAsia="ru-RU"/>
-              </w:rPr>
-              <w:t>11</w:t>
-            </w:r>
-          </w:p>
-        </w:tc>
-        <w:tc>
-          <w:tcPr>
-            <w:tcW w:w="0" w:type="auto"/>
-            <w:vAlign w:val="center"/>
-            <w:hideMark/>
-          </w:tcPr>
-          <w:p>
-            <w:pPr>
-              <w:ind w:firstLine="0"/>
-              <w:rPr>
-                <w:rFonts w:eastAsia="Times New Roman"/>
-                <w:sz w:val="24"/>
-                <w:szCs w:val="24"/>
-                <w:lang w:eastAsia="ru-RU"/>
-              </w:rPr>
-            </w:pPr>
-            <w:r>
-              <w:rPr>
-                <w:rFonts w:eastAsia="Times New Roman"/>
-                <w:sz w:val="24"/>
-                <w:szCs w:val="24"/>
-                <w:lang w:eastAsia="ru-RU"/>
-              </w:rPr>
-              <w:t>12</w:t>
-            </w:r>
-          </w:p>
-        </w:tc>
-        <w:tc>
-          <w:tcPr>
-            <w:tcW w:w="0" w:type="auto"/>
-            <w:vAlign w:val="center"/>
-            <w:hideMark/>
-          </w:tcPr>
-          <w:p>
-            <w:pPr>
-              <w:ind w:firstLine="0"/>
-              <w:rPr>
-                <w:rFonts w:eastAsia="Times New Roman"/>
-                <w:sz w:val="24"/>
-                <w:szCs w:val="24"/>
-                <w:lang w:eastAsia="ru-RU"/>
-              </w:rPr>
-            </w:pPr>
-            <w:r>
-              <w:rPr>
-                <w:rFonts w:eastAsia="Times New Roman"/>
-                <w:sz w:val="24"/>
-                <w:szCs w:val="24"/>
-                <w:lang w:eastAsia="ru-RU"/>
-              </w:rPr>
-              <w:t>13</w:t>
-            </w:r>
-          </w:p>
-        </w:tc>
-        <w:tc>
-          <w:tcPr>
-            <w:tcW w:w="0" w:type="auto"/>
-            <w:vAlign w:val="center"/>
-            <w:hideMark/>
-          </w:tcPr>
-          <w:p>
-            <w:pPr>
-              <w:ind w:firstLine="0"/>
-              <w:rPr>
-                <w:rFonts w:eastAsia="Times New Roman"/>
-                <w:sz w:val="24"/>
-                <w:szCs w:val="24"/>
-                <w:lang w:eastAsia="ru-RU"/>
-              </w:rPr>
-            </w:pPr>
-            <w:r>
-              <w:rPr>
-                <w:rFonts w:eastAsia="Times New Roman"/>
-                <w:sz w:val="24"/>
-                <w:szCs w:val="24"/>
-                <w:lang w:eastAsia="ru-RU"/>
-              </w:rPr>
-              <w:t>14</w:t>
-            </w:r>
-          </w:p>
-        </w:tc>
-        <w:tc>
-          <w:tcPr>
-            <w:tcW w:w="0" w:type="auto"/>
-            <w:vAlign w:val="center"/>
-            <w:hideMark/>
-          </w:tcPr>
-          <w:p>
-            <w:pPr>
-              <w:ind w:firstLine="0"/>
-              <w:rPr>
-                <w:rFonts w:eastAsia="Times New Roman"/>
-                <w:sz w:val="24"/>
-                <w:szCs w:val="24"/>
-                <w:lang w:eastAsia="ru-RU"/>
-              </w:rPr>
-            </w:pPr>
-            <w:r>
-              <w:rPr>
-                <w:rFonts w:eastAsia="Times New Roman"/>
-                <w:sz w:val="24"/>
-                <w:szCs w:val="24"/>
-                <w:lang w:eastAsia="ru-RU"/>
-              </w:rPr>
-              <w:t>15</w:t>
-            </w:r>
-          </w:p>
-        </w:tc>
-        <w:tc>
-          <w:tcPr>
-            <w:tcW w:w="0" w:type="auto"/>
-            <w:vAlign w:val="center"/>
-            <w:hideMark/>
-          </w:tcPr>
-          <w:p>
-            <w:pPr>
-              <w:ind w:firstLine="0"/>
-              <w:rPr>
-                <w:rFonts w:eastAsia="Times New Roman"/>
-                <w:sz w:val="24"/>
-                <w:szCs w:val="24"/>
-                <w:lang w:eastAsia="ru-RU"/>
-              </w:rPr>
-            </w:pPr>
-            <w:r>
-              <w:rPr>
-                <w:rFonts w:eastAsia="Times New Roman"/>
-                <w:sz w:val="24"/>
-                <w:szCs w:val="24"/>
-                <w:lang w:eastAsia="ru-RU"/>
-              </w:rPr>
-              <w:t>16</w:t>
-            </w:r>
-          </w:p>
-        </w:tc>
-        <w:tc>
-          <w:tcPr>
-            <w:tcW w:w="0" w:type="auto"/>
-            <w:vAlign w:val="center"/>
-            <w:hideMark/>
-          </w:tcPr>
-          <w:p>
-            <w:pPr>
-              <w:ind w:firstLine="0"/>
-              <w:rPr>
-                <w:rFonts w:eastAsia="Times New Roman"/>
-                <w:sz w:val="24"/>
-                <w:szCs w:val="24"/>
-                <w:lang w:eastAsia="ru-RU"/>
-              </w:rPr>
-            </w:pPr>
-            <w:r>
-              <w:rPr>
-                <w:rFonts w:eastAsia="Times New Roman"/>
-                <w:sz w:val="24"/>
-                <w:szCs w:val="24"/>
-                <w:lang w:eastAsia="ru-RU"/>
-              </w:rPr>
-              <w:t>17</w:t>
-            </w:r>
-          </w:p>
-        </w:tc>
-        <w:tc>
-          <w:tcPr>
-            <w:tcW w:w="0" w:type="auto"/>
-            <w:vAlign w:val="center"/>
-            <w:hideMark/>
-          </w:tcPr>
-          <w:p>
-            <w:pPr>
-              <w:ind w:firstLine="0"/>
-              <w:rPr>
-                <w:rFonts w:eastAsia="Times New Roman"/>
-                <w:sz w:val="24"/>
-                <w:szCs w:val="24"/>
-                <w:lang w:eastAsia="ru-RU"/>
-              </w:rPr>
-            </w:pPr>
-            <w:r>
-              <w:rPr>
-                <w:rFonts w:eastAsia="Times New Roman"/>
-                <w:sz w:val="24"/>
-                <w:szCs w:val="24"/>
-                <w:lang w:eastAsia="ru-RU"/>
-              </w:rPr>
-              <w:t>18</w:t>
-            </w:r>
-          </w:p>
-        </w:tc>
-        <w:tc>
-          <w:tcPr>
-            <w:tcW w:w="0" w:type="auto"/>
-            <w:vAlign w:val="center"/>
-            <w:hideMark/>
-          </w:tcPr>
-          <w:p>
-            <w:pPr>
-              <w:ind w:firstLine="0"/>
-              <w:rPr>
-                <w:rFonts w:eastAsia="Times New Roman"/>
-                <w:sz w:val="24"/>
-                <w:szCs w:val="24"/>
-                <w:lang w:eastAsia="ru-RU"/>
-              </w:rPr>
-            </w:pPr>
-            <w:r>
-              <w:rPr>
-                <w:rFonts w:eastAsia="Times New Roman"/>
-                <w:sz w:val="24"/>
-                <w:szCs w:val="24"/>
-                <w:lang w:eastAsia="ru-RU"/>
-              </w:rPr>
-              <w:t>19</w:t>
-            </w:r>
-          </w:p>
-        </w:tc>
-        <w:tc>
-          <w:tcPr>
-            <w:tcW w:w="0" w:type="auto"/>
-            <w:vAlign w:val="center"/>
-            <w:hideMark/>
-          </w:tcPr>
-          <w:p>
-            <w:pPr>
-              <w:ind w:firstLine="0"/>
-              <w:rPr>
-                <w:rFonts w:eastAsia="Times New Roman"/>
-                <w:sz w:val="24"/>
-                <w:szCs w:val="24"/>
-                <w:lang w:eastAsia="ru-RU"/>
-              </w:rPr>
-            </w:pPr>
-            <w:r>
-              <w:rPr>
-                <w:rFonts w:eastAsia="Times New Roman"/>
-                <w:sz w:val="24"/>
-                <w:szCs w:val="24"/>
-                <w:lang w:eastAsia="ru-RU"/>
-              </w:rPr>
-              <w:t>20</w:t>
-            </w:r>
-          </w:p>
-        </w:tc>
-        <w:tc>
-          <w:tcPr>
-            <w:tcW w:w="0" w:type="auto"/>
-            <w:vAlign w:val="center"/>
-            <w:hideMark/>
-          </w:tcPr>
-          <w:p>
-            <w:pPr>
-              <w:ind w:firstLine="0"/>
-              <w:rPr>
-                <w:rFonts w:eastAsia="Times New Roman"/>
-                <w:sz w:val="24"/>
-                <w:szCs w:val="24"/>
-                <w:lang w:eastAsia="ru-RU"/>
-              </w:rPr>
-            </w:pPr>
-            <w:r>
-              <w:rPr>
-                <w:rFonts w:eastAsia="Times New Roman"/>
-                <w:sz w:val="24"/>
-                <w:szCs w:val="24"/>
-                <w:lang w:eastAsia="ru-RU"/>
-              </w:rPr>
-              <w:t>21</w:t>
-            </w:r>
-          </w:p>
-        </w:tc>
-        <w:tc>
-          <w:tcPr>
-            <w:tcW w:w="0" w:type="auto"/>
-            <w:vAlign w:val="center"/>
-            <w:hideMark/>
-          </w:tcPr>
-          <w:p>
-            <w:pPr>
-              <w:ind w:firstLine="0"/>
-              <w:rPr>
-                <w:rFonts w:eastAsia="Times New Roman"/>
-                <w:sz w:val="24"/>
-                <w:szCs w:val="24"/>
-                <w:lang w:eastAsia="ru-RU"/>
-              </w:rPr>
-            </w:pPr>
-            <w:r>
-              <w:rPr>
-                <w:rFonts w:eastAsia="Times New Roman"/>
-                <w:sz w:val="24"/>
-                <w:szCs w:val="24"/>
-                <w:lang w:eastAsia="ru-RU"/>
-              </w:rPr>
-              <w:t>22</w:t>
-            </w:r>
-          </w:p>
-        </w:tc>
-        <w:tc>
-          <w:tcPr>
-            <w:tcW w:w="0" w:type="auto"/>
-            <w:vAlign w:val="center"/>
-            <w:hideMark/>
-          </w:tcPr>
-          <w:p>
-            <w:pPr>
-              <w:ind w:firstLine="0"/>
-              <w:rPr>
-                <w:rFonts w:eastAsia="Times New Roman"/>
-                <w:sz w:val="24"/>
-                <w:szCs w:val="24"/>
-                <w:lang w:eastAsia="ru-RU"/>
-              </w:rPr>
-            </w:pPr>
-            <w:r>
-              <w:rPr>
-                <w:rFonts w:eastAsia="Times New Roman"/>
-                <w:sz w:val="24"/>
-                <w:szCs w:val="24"/>
-                <w:lang w:eastAsia="ru-RU"/>
-              </w:rPr>
-              <w:t>23</w:t>
-            </w:r>
-          </w:p>
-        </w:tc>
-        <w:tc>
-          <w:tcPr>
-            <w:tcW w:w="0" w:type="auto"/>
-            <w:vAlign w:val="center"/>
-            <w:hideMark/>
-          </w:tcPr>
-          <w:p>
-            <w:pPr>
-              <w:ind w:firstLine="0"/>
-              <w:rPr>
-                <w:rFonts w:eastAsia="Times New Roman"/>
-                <w:sz w:val="24"/>
-                <w:szCs w:val="24"/>
-                <w:lang w:eastAsia="ru-RU"/>
-              </w:rPr>
-            </w:pPr>
-            <w:r>
-              <w:rPr>
-                <w:rFonts w:eastAsia="Times New Roman"/>
-                <w:sz w:val="24"/>
-                <w:szCs w:val="24"/>
-                <w:lang w:eastAsia="ru-RU"/>
-              </w:rPr>
-              <w:t>24</w:t>
-            </w:r>
-          </w:p>
-        </w:tc>
-        <w:tc>
-          <w:tcPr>
-            <w:tcW w:w="0" w:type="auto"/>
-            <w:vAlign w:val="center"/>
-            <w:hideMark/>
-          </w:tcPr>
-          <w:p>
-            <w:pPr>
-              <w:ind w:firstLine="0"/>
-              <w:rPr>
-                <w:rFonts w:eastAsia="Times New Roman"/>
-                <w:sz w:val="24"/>
-                <w:szCs w:val="24"/>
-                <w:lang w:eastAsia="ru-RU"/>
-              </w:rPr>
-            </w:pPr>
-            <w:r>
-              <w:rPr>
-                <w:rFonts w:eastAsia="Times New Roman"/>
-                <w:sz w:val="24"/>
-                <w:szCs w:val="24"/>
-                <w:lang w:eastAsia="ru-RU"/>
-              </w:rPr>
-              <w:t>25</w:t>
-            </w:r>
-          </w:p>
-        </w:tc>
-        <w:tc>
-          <w:tcPr>
-            <w:tcW w:w="0" w:type="auto"/>
-            <w:vAlign w:val="center"/>
-            <w:hideMark/>
-          </w:tcPr>
-          <w:p>
-            <w:pPr>
-              <w:ind w:firstLine="0"/>
-              <w:rPr>
-                <w:rFonts w:eastAsia="Times New Roman"/>
-                <w:sz w:val="24"/>
-                <w:szCs w:val="24"/>
-                <w:lang w:eastAsia="ru-RU"/>
-              </w:rPr>
-            </w:pPr>
-            <w:r>
-              <w:rPr>
-                <w:rFonts w:eastAsia="Times New Roman"/>
-                <w:sz w:val="24"/>
-                <w:szCs w:val="24"/>
-                <w:lang w:eastAsia="ru-RU"/>
-              </w:rPr>
-              <w:t>26</w:t>
-            </w:r>
-          </w:p>
-        </w:tc>
-      </w:tr>
-    </w:tbl>
-    <w:p>
-      <w:pPr>
-        <w:pStyle w:val="a2"/>
-        <w:ind w:left="567" w:firstLine="0"/>
-      </w:pPr>
-    </w:p>
-    <w:p>
-      <w:pPr>
-        <w:pStyle w:val="a2"/>
-        <w:ind w:left="567" w:firstLine="0"/>
-      </w:pPr>
-    </w:p>
-    <w:p>
-      <w:pPr>
-        <w:pStyle w:val="a2"/>
-        <w:ind w:left="567" w:firstLine="0"/>
-      </w:pPr>
-      <w:r>
-        <w:br/>
-      </w:r>
-      <w:r>
-        <w:t>Замена букв на числа</w:t>
-      </w:r>
-      <w:r>
-        <w:t>:</w:t>
-      </w:r>
-    </w:p>
-    <w:p>
-      <w:pPr>
-        <w:pStyle w:val="a2"/>
-        <w:ind w:left="567" w:firstLine="0"/>
-      </w:pPr>
-    </w:p>
-    <w:tbl>
-      <w:tblPr>
-        <w:tblStyle w:val="af1"/>
-        <w:tblW w:w="0" w:type="auto"/>
-        <w:tblInd w:w="2938" w:type="dxa"/>
-        <w:tblLook w:val="04A0" w:firstRow="1" w:lastRow="0" w:firstColumn="1" w:lastColumn="0" w:noHBand="0" w:noVBand="1"/>
-      </w:tblPr>
-      <w:tblGrid>
-        <w:gridCol w:w="1873"/>
-        <w:gridCol w:w="1872"/>
-      </w:tblGrid>
-      <w:tr>
-        <w:trPr>
-          <w:trHeight w:val="394"/>
-        </w:trPr>
-        <w:tc>
-          <w:tcPr>
-            <w:tcW w:w="1873" w:type="dxa"/>
-            <w:vAlign w:val="center"/>
-          </w:tcPr>
-          <w:p>
-            <w:pPr>
-              <w:pStyle w:val="a2"/>
-              <w:ind w:firstLine="0"/>
-            </w:pPr>
-            <w:r>
-              <w:rPr>
-                <w:b/>
-                <w:bCs/>
-              </w:rPr>
-              <w:t>Буква</w:t>
-            </w:r>
-          </w:p>
-        </w:tc>
-        <w:tc>
-          <w:tcPr>
-            <w:tcW w:w="1872" w:type="dxa"/>
-            <w:vAlign w:val="center"/>
-          </w:tcPr>
-          <w:p>
-            <w:pPr>
-              <w:pStyle w:val="a2"/>
-              <w:ind w:firstLine="0"/>
-            </w:pPr>
-            <w:r>
-              <w:rPr>
-                <w:b/>
-                <w:bCs/>
-              </w:rPr>
-              <w:t>Число</w:t>
-            </w:r>
-          </w:p>
-        </w:tc>
-      </w:tr>
-      <w:tr>
-        <w:trPr>
-          <w:trHeight w:val="379"/>
-        </w:trPr>
-        <w:tc>
-          <w:tcPr>
-            <w:tcW w:w="1873" w:type="dxa"/>
-            <w:vAlign w:val="center"/>
-          </w:tcPr>
-          <w:p>
-            <w:pPr>
-              <w:pStyle w:val="a2"/>
-              <w:ind w:firstLine="0"/>
-              <w:jc w:val="left"/>
-            </w:pPr>
-            <w:r>
-              <w:t>H</w:t>
-            </w:r>
-          </w:p>
-        </w:tc>
-        <w:tc>
-          <w:tcPr>
-            <w:tcW w:w="1872" w:type="dxa"/>
-            <w:vAlign w:val="center"/>
-          </w:tcPr>
-          <w:p>
-            <w:pPr>
-              <w:pStyle w:val="a2"/>
-              <w:ind w:firstLine="0"/>
-              <w:jc w:val="left"/>
-            </w:pPr>
-            <w:r>
-              <w:t>7</w:t>
-            </w:r>
-          </w:p>
-        </w:tc>
-      </w:tr>
-      <w:tr>
-        <w:trPr>
-          <w:trHeight w:val="394"/>
-        </w:trPr>
-        <w:tc>
-          <w:tcPr>
-            <w:tcW w:w="1873" w:type="dxa"/>
-            <w:vAlign w:val="center"/>
-          </w:tcPr>
-          <w:p>
-            <w:pPr>
-              <w:pStyle w:val="a2"/>
-              <w:ind w:firstLine="0"/>
-              <w:jc w:val="left"/>
-            </w:pPr>
-            <w:r>
-              <w:t>E</w:t>
-            </w:r>
-          </w:p>
-        </w:tc>
-        <w:tc>
-          <w:tcPr>
-            <w:tcW w:w="1872" w:type="dxa"/>
-            <w:vAlign w:val="center"/>
-          </w:tcPr>
-          <w:p>
-            <w:pPr>
-              <w:pStyle w:val="a2"/>
-              <w:ind w:firstLine="0"/>
-              <w:jc w:val="left"/>
-            </w:pPr>
-            <w:r>
-              <w:t>4</w:t>
-            </w:r>
-          </w:p>
-        </w:tc>
-      </w:tr>
-      <w:tr>
-        <w:trPr>
-          <w:trHeight w:val="394"/>
-        </w:trPr>
-        <w:tc>
-          <w:tcPr>
-            <w:tcW w:w="1873" w:type="dxa"/>
-            <w:vAlign w:val="center"/>
-          </w:tcPr>
-          <w:p>
-            <w:pPr>
-              <w:pStyle w:val="a2"/>
-              <w:ind w:firstLine="0"/>
-              <w:jc w:val="left"/>
-            </w:pPr>
-            <w:r>
-              <w:t>L</w:t>
-            </w:r>
-          </w:p>
-        </w:tc>
-        <w:tc>
-          <w:tcPr>
-            <w:tcW w:w="1872" w:type="dxa"/>
-            <w:vAlign w:val="center"/>
-          </w:tcPr>
-          <w:p>
-            <w:pPr>
-              <w:pStyle w:val="a2"/>
-              <w:ind w:firstLine="0"/>
-              <w:jc w:val="left"/>
-            </w:pPr>
-            <w:r>
-              <w:t>11</w:t>
-            </w:r>
-          </w:p>
-        </w:tc>
-      </w:tr>
-      <w:tr>
-        <w:trPr>
-          <w:trHeight w:val="379"/>
-        </w:trPr>
-        <w:tc>
-          <w:tcPr>
-            <w:tcW w:w="1873" w:type="dxa"/>
-            <w:vAlign w:val="center"/>
-          </w:tcPr>
-          <w:p>
-            <w:pPr>
-              <w:pStyle w:val="a2"/>
-              <w:ind w:firstLine="0"/>
-              <w:jc w:val="left"/>
-            </w:pPr>
-            <w:r>
-              <w:t>L</w:t>
-            </w:r>
-          </w:p>
-        </w:tc>
-        <w:tc>
-          <w:tcPr>
-            <w:tcW w:w="1872" w:type="dxa"/>
-            <w:vAlign w:val="center"/>
-          </w:tcPr>
-          <w:p>
-            <w:pPr>
-              <w:pStyle w:val="a2"/>
-              <w:ind w:firstLine="0"/>
-              <w:jc w:val="left"/>
-            </w:pPr>
-            <w:r>
-              <w:t>11</w:t>
-            </w:r>
-          </w:p>
-        </w:tc>
-      </w:tr>
-      <w:tr>
-        <w:trPr>
-          <w:trHeight w:val="394"/>
-        </w:trPr>
-        <w:tc>
-          <w:tcPr>
-            <w:tcW w:w="1873" w:type="dxa"/>
-            <w:vAlign w:val="center"/>
-          </w:tcPr>
-          <w:p>
-            <w:pPr>
-              <w:pStyle w:val="a2"/>
-              <w:ind w:firstLine="0"/>
-              <w:jc w:val="left"/>
-            </w:pPr>
-            <w:r>
-              <w:t>O</w:t>
-            </w:r>
-          </w:p>
-        </w:tc>
-        <w:tc>
-          <w:tcPr>
-            <w:tcW w:w="1872" w:type="dxa"/>
-            <w:vAlign w:val="center"/>
-          </w:tcPr>
-          <w:p>
-            <w:pPr>
-              <w:pStyle w:val="a2"/>
-              <w:ind w:firstLine="0"/>
-              <w:jc w:val="left"/>
-            </w:pPr>
-            <w:r>
-              <w:t>14</w:t>
-            </w:r>
-          </w:p>
-        </w:tc>
-      </w:tr>
-    </w:tbl>
-    <w:p>
-      <w:pPr>
-        <w:pStyle w:val="a2"/>
-        <w:ind w:left="567"/>
-        <w:jc w:val="left"/>
-      </w:pPr>
-    </w:p>
-    <w:p>
-      <w:pPr>
-        <w:pStyle w:val="a2"/>
-        <w:ind w:left="567" w:firstLine="0"/>
-      </w:pPr>
-      <w:r>
-        <w:t>Формула шифрования:</w:t>
-      </w:r>
-      <w:r>
-        <w:br/>
-      </w:r>
-      <m:oMathPara>
-        <m:oMath>
-          <m:r>
-            <w:rPr>
-              <w:rFonts w:ascii="Cambria Math" w:hAnsi="Cambria Math"/>
-            </w:rPr>
-            <m:t>E(x)=(k⋅x)</m:t>
-          </m:r>
-          <m:r>
-            <m:rPr>
-              <m:nor/>
-            </m:rPr>
-            <m:t> </m:t>
-          </m:r>
-          <m:r>
-            <w:rPr>
-              <w:rFonts w:ascii="Cambria Math" w:hAnsi="Cambria Math"/>
-            </w:rPr>
-            <m:t>mod</m:t>
-          </m:r>
-          <m:r>
-            <m:rPr>
-              <m:nor/>
-            </m:rPr>
-            <m:t> </m:t>
-          </m:r>
-          <m:r>
-            <w:rPr>
-              <w:rFonts w:ascii="Cambria Math" w:hAnsi="Cambria Math"/>
-            </w:rPr>
-            <m:t>26</m:t>
-          </m:r>
-        </m:oMath>
-      </m:oMathPara>
-    </w:p>
-    <w:p>
-      <w:pPr>
-        <w:pStyle w:val="a2"/>
-        <w:ind w:left="567" w:firstLine="0"/>
-      </w:pPr>
-    </w:p>
-    <w:tbl>
-      <w:tblPr>
-        <w:tblStyle w:val="af1"/>
-        <w:tblW w:w="0" w:type="auto"/>
-        <w:tblInd w:w="567" w:type="dxa"/>
-        <w:tblLook w:val="04A0" w:firstRow="1" w:lastRow="0" w:firstColumn="1" w:lastColumn="0" w:noHBand="0" w:noVBand="1"/>
-      </w:tblPr>
-      <w:tblGrid>
-        <w:gridCol w:w="1754"/>
-        <w:gridCol w:w="1755"/>
-        <w:gridCol w:w="1756"/>
-        <w:gridCol w:w="1756"/>
-        <w:gridCol w:w="1756"/>
-      </w:tblGrid>
-      <w:tr>
-        <w:tc>
-          <w:tcPr>
-            <w:tcW w:w="1754" w:type="dxa"/>
-            <w:vAlign w:val="center"/>
-          </w:tcPr>
-          <w:p>
-            <w:pPr>
-              <w:pStyle w:val="a2"/>
-              <w:ind w:firstLine="0"/>
-            </w:pPr>
-            <w:r>
-              <w:rPr>
-                <w:b/>
-                <w:bCs/>
-              </w:rPr>
-              <w:t>Буква</w:t>
-            </w:r>
-          </w:p>
-        </w:tc>
-        <w:tc>
-          <w:tcPr>
-            <w:tcW w:w="1755" w:type="dxa"/>
-            <w:vAlign w:val="center"/>
-          </w:tcPr>
-          <w:p>
-            <w:pPr>
-              <w:pStyle w:val="a2"/>
-              <w:ind w:firstLine="0"/>
-            </w:pPr>
-            <w:r>
-              <w:rPr>
-                <w:b/>
-                <w:bCs/>
-              </w:rPr>
-              <w:t>x</w:t>
-            </w:r>
-          </w:p>
-        </w:tc>
-        <w:tc>
-          <w:tcPr>
-            <w:tcW w:w="1756" w:type="dxa"/>
-            <w:vAlign w:val="center"/>
-          </w:tcPr>
-          <w:p>
-            <w:pPr>
-              <w:pStyle w:val="a2"/>
-              <w:ind w:firstLine="0"/>
-            </w:pPr>
-            <w:r>
-              <w:rPr>
-                <w:b/>
-                <w:bCs/>
-              </w:rPr>
-              <w:t>35·x</w:t>
-            </w:r>
-          </w:p>
-        </w:tc>
-        <w:tc>
-          <w:tcPr>
-            <w:tcW w:w="1756" w:type="dxa"/>
-            <w:vAlign w:val="center"/>
-          </w:tcPr>
-          <w:p>
-            <w:pPr>
-              <w:pStyle w:val="a2"/>
-              <w:ind w:firstLine="0"/>
-            </w:pPr>
-            <w:proofErr w:type="spellStart"/>
-            <w:r>
-              <w:rPr>
-                <w:b/>
-                <w:bCs/>
-              </w:rPr>
-              <w:t>mod</w:t>
-            </w:r>
-            <w:proofErr w:type="spellEnd"/>
-            <w:r>
-              <w:rPr>
-                <w:b/>
-                <w:bCs/>
-              </w:rPr>
-              <w:t xml:space="preserve"> 26</w:t>
-            </w:r>
-          </w:p>
-        </w:tc>
-        <w:tc>
-          <w:tcPr>
-            <w:tcW w:w="1756" w:type="dxa"/>
-            <w:vAlign w:val="center"/>
-          </w:tcPr>
-          <w:p>
-            <w:pPr>
-              <w:pStyle w:val="a2"/>
-              <w:ind w:firstLine="0"/>
-            </w:pPr>
-            <w:r>
-              <w:rPr>
-                <w:b/>
-                <w:bCs/>
-              </w:rPr>
-              <w:t>Новое число</w:t>
-            </w:r>
-          </w:p>
-        </w:tc>
-      </w:tr>
-      <w:tr>
-        <w:tc>
-          <w:tcPr>
-            <w:tcW w:w="1754" w:type="dxa"/>
-            <w:vAlign w:val="center"/>
-          </w:tcPr>
-          <w:p>
-            <w:pPr>
-              <w:pStyle w:val="a2"/>
-              <w:ind w:firstLine="0"/>
-            </w:pPr>
-            <w:r>
-              <w:t>H</w:t>
-            </w:r>
-          </w:p>
-        </w:tc>
-        <w:tc>
-          <w:tcPr>
-            <w:tcW w:w="1755" w:type="dxa"/>
-            <w:vAlign w:val="center"/>
-          </w:tcPr>
-          <w:p>
-            <w:pPr>
-              <w:pStyle w:val="a2"/>
-              <w:ind w:firstLine="0"/>
-            </w:pPr>
-            <w:r>
-              <w:t>7</w:t>
-            </w:r>
-          </w:p>
-        </w:tc>
-        <w:tc>
-          <w:tcPr>
-            <w:tcW w:w="1756" w:type="dxa"/>
-            <w:vAlign w:val="center"/>
-          </w:tcPr>
-          <w:p>
-            <w:pPr>
-              <w:pStyle w:val="a2"/>
-              <w:ind w:firstLine="0"/>
-            </w:pPr>
-            <w:r>
-              <w:t>245</w:t>
-            </w:r>
-          </w:p>
-        </w:tc>
-        <w:tc>
-          <w:tcPr>
-            <w:tcW w:w="1756" w:type="dxa"/>
-            <w:vAlign w:val="center"/>
-          </w:tcPr>
-          <w:p>
-            <w:pPr>
-              <w:pStyle w:val="a2"/>
-              <w:ind w:firstLine="0"/>
-            </w:pPr>
-            <w:r>
-              <w:t>11</w:t>
-            </w:r>
-          </w:p>
-        </w:tc>
-        <w:tc>
-          <w:tcPr>
-            <w:tcW w:w="1756" w:type="dxa"/>
-            <w:vAlign w:val="center"/>
-          </w:tcPr>
-          <w:p>
-            <w:pPr>
-              <w:pStyle w:val="a2"/>
-              <w:ind w:firstLine="0"/>
-            </w:pPr>
-            <w:r>
-              <w:t>11</w:t>
-            </w:r>
-          </w:p>
-        </w:tc>
-      </w:tr>
-      <w:tr>
-        <w:tc>
-          <w:tcPr>
-            <w:tcW w:w="1754" w:type="dxa"/>
-            <w:vAlign w:val="center"/>
-          </w:tcPr>
-          <w:p>
-            <w:pPr>
-              <w:pStyle w:val="a2"/>
-              <w:ind w:firstLine="0"/>
-            </w:pPr>
-            <w:r>
-              <w:t>E</w:t>
-            </w:r>
-          </w:p>
-        </w:tc>
-        <w:tc>
-          <w:tcPr>
-            <w:tcW w:w="1755" w:type="dxa"/>
-            <w:vAlign w:val="center"/>
-          </w:tcPr>
-          <w:p>
-            <w:pPr>
-              <w:pStyle w:val="a2"/>
-              <w:ind w:firstLine="0"/>
-            </w:pPr>
-            <w:r>
-              <w:t>4</w:t>
-            </w:r>
-          </w:p>
-        </w:tc>
-        <w:tc>
-          <w:tcPr>
-            <w:tcW w:w="1756" w:type="dxa"/>
-            <w:vAlign w:val="center"/>
-          </w:tcPr>
-          <w:p>
-            <w:pPr>
-              <w:pStyle w:val="a2"/>
-              <w:ind w:firstLine="0"/>
-            </w:pPr>
-            <w:r>
-              <w:t>140</w:t>
-            </w:r>
-          </w:p>
-        </w:tc>
-        <w:tc>
-          <w:tcPr>
-            <w:tcW w:w="1756" w:type="dxa"/>
-            <w:vAlign w:val="center"/>
-          </w:tcPr>
-          <w:p>
-            <w:pPr>
-              <w:pStyle w:val="a2"/>
-              <w:ind w:firstLine="0"/>
-            </w:pPr>
-            <w:r>
-              <w:t>10</w:t>
-            </w:r>
-          </w:p>
-        </w:tc>
-        <w:tc>
-          <w:tcPr>
-            <w:tcW w:w="1756" w:type="dxa"/>
-            <w:vAlign w:val="center"/>
-          </w:tcPr>
-          <w:p>
-            <w:pPr>
-              <w:pStyle w:val="a2"/>
-              <w:ind w:firstLine="0"/>
-            </w:pPr>
-            <w:r>
-              <w:t>10</w:t>
-            </w:r>
-          </w:p>
-        </w:tc>
-      </w:tr>
-      <w:tr>
-        <w:tc>
-          <w:tcPr>
-            <w:tcW w:w="1754" w:type="dxa"/>
-            <w:vAlign w:val="center"/>
-          </w:tcPr>
-          <w:p>
-            <w:pPr>
-              <w:pStyle w:val="a2"/>
-              <w:ind w:firstLine="0"/>
-            </w:pPr>
-            <w:r>
-              <w:t>L</w:t>
-            </w:r>
-          </w:p>
-        </w:tc>
-        <w:tc>
-          <w:tcPr>
-            <w:tcW w:w="1755" w:type="dxa"/>
-            <w:vAlign w:val="center"/>
-          </w:tcPr>
-          <w:p>
-            <w:pPr>
-              <w:pStyle w:val="a2"/>
-              <w:ind w:firstLine="0"/>
-            </w:pPr>
-            <w:r>
-              <w:t>11</w:t>
-            </w:r>
-          </w:p>
-        </w:tc>
-        <w:tc>
-          <w:tcPr>
-            <w:tcW w:w="1756" w:type="dxa"/>
-            <w:vAlign w:val="center"/>
-          </w:tcPr>
-          <w:p>
-            <w:pPr>
-              <w:pStyle w:val="a2"/>
-              <w:ind w:firstLine="0"/>
-            </w:pPr>
-            <w:r>
-              <w:t>385</w:t>
-            </w:r>
-          </w:p>
-        </w:tc>
-        <w:tc>
-          <w:tcPr>
-            <w:tcW w:w="1756" w:type="dxa"/>
-            <w:vAlign w:val="center"/>
-          </w:tcPr>
-          <w:p>
-            <w:pPr>
-              <w:pStyle w:val="a2"/>
-              <w:ind w:firstLine="0"/>
-            </w:pPr>
-            <w:r>
-              <w:t>21</w:t>
-            </w:r>
-          </w:p>
-        </w:tc>
-        <w:tc>
-          <w:tcPr>
-            <w:tcW w:w="1756" w:type="dxa"/>
-            <w:vAlign w:val="center"/>
-          </w:tcPr>
-          <w:p>
-            <w:pPr>
-              <w:pStyle w:val="a2"/>
-              <w:ind w:firstLine="0"/>
-            </w:pPr>
-            <w:r>
-              <w:t>21</w:t>
-            </w:r>
-          </w:p>
-        </w:tc>
-      </w:tr>
-      <w:tr>
-        <w:tc>
-          <w:tcPr>
-            <w:tcW w:w="1754" w:type="dxa"/>
-            <w:vAlign w:val="center"/>
-          </w:tcPr>
-          <w:p>
-            <w:pPr>
-              <w:pStyle w:val="a2"/>
-              <w:ind w:firstLine="0"/>
-            </w:pPr>
-            <w:r>
+              <w:lastRenderedPageBreak/>
               <w:t>L</w:t>
             </w:r>
           </w:p>
@@ -14296,7 +11537,7 @@
                     <pic:cNvPicPr/>
                   </pic:nvPicPr>
                   <pic:blipFill>
-                    <a:blip r:embed="rId14"/>
+                    <a:blip r:embed="rId17"/>
                     <a:stretch>
                       <a:fillRect/>
                     </a:stretch>
@@ -14344,6 +11585,7 @@
           <w:b/>
           <w:bCs/>
         </w:rPr>
+        <w:lastRenderedPageBreak/>
         <w:t>Полученный результат</w:t>
       </w:r>
       <w:r>
@@ -14404,7 +11646,7 @@
                     <pic:cNvPicPr/>
                   </pic:nvPicPr>
                   <pic:blipFill>
-                    <a:blip r:embed="rId15"/>
+                    <a:blip r:embed="rId18"/>
                     <a:stretch>
                       <a:fillRect/>
                     </a:stretch>
@@ -15155,7 +12397,7 @@
                     </pic:cNvPicPr>
                   </pic:nvPicPr>
                   <pic:blipFill>
-                    <a:blip r:embed="rId16">
+                    <a:blip r:embed="rId19">
                       <a:extLst>
                         <a:ext uri="{28A0092B-C50C-407E-A947-70E740481C1C}">
                           <a14:useLocalDpi xmlns:a14="http://schemas.microsoft.com/office/drawing/2010/main" val="0"/>
@@ -17200,6 +14442,7 @@
           <w:noProof/>
           <w:lang w:val="en-US"/>
         </w:rPr>
+        <w:lastRenderedPageBreak/>
         <w:drawing>
           <wp:inline distT="0" distB="0" distL="0" distR="0" wp14:anchorId="0F4E988A" wp14:editId="46CADD89">
             <wp:extent cx="5939790" cy="3586480"/>
@@ -17216,7 +14459,7 @@
                     <pic:cNvPicPr/>
                   </pic:nvPicPr>
                   <pic:blipFill>
-                    <a:blip r:embed="rId17"/>
+                    <a:blip r:embed="rId20"/>
                     <a:stretch>
                       <a:fillRect/>
                     </a:stretch>
@@ -17302,7 +14545,7 @@
                     <pic:cNvPicPr/>
                   </pic:nvPicPr>
                   <pic:blipFill>
-                    <a:blip r:embed="rId18"/>
+                    <a:blip r:embed="rId21"/>
                     <a:stretch>
                       <a:fillRect/>
                     </a:stretch>
@@ -17329,7 +14572,6 @@
         <w:ind w:firstLine="0"/>
       </w:pPr>
       <w:r>
-        <w:lastRenderedPageBreak/>
         <w:t xml:space="preserve">Тест </w:t>
       </w:r>
       <w:r>
@@ -17580,6 +14822,7 @@
           <w:b/>
           <w:bCs/>
         </w:rPr>
+        <w:lastRenderedPageBreak/>
         <w:t>Ожидаемый результат:</w:t>
       </w:r>
     </w:p>
@@ -18065,7 +15308,7 @@
                     </pic:cNvPicPr>
                   </pic:nvPicPr>
                   <pic:blipFill>
-                    <a:blip r:embed="rId16">
+                    <a:blip r:embed="rId19">
                       <a:extLst>
                         <a:ext uri="{28A0092B-C50C-407E-A947-70E740481C1C}">
                           <a14:useLocalDpi xmlns:a14="http://schemas.microsoft.com/office/drawing/2010/main" val="0"/>
@@ -19959,6 +17202,7 @@
               <w:ind w:firstLine="0"/>
             </w:pPr>
             <w:r>
+              <w:lastRenderedPageBreak/>
               <w:t>2</w:t>
             </w:r>
           </w:p>
@@ -20834,7 +18078,7 @@
                     <pic:cNvPicPr/>
                   </pic:nvPicPr>
                   <pic:blipFill>
-                    <a:blip r:embed="rId19"/>
+                    <a:blip r:embed="rId22"/>
                     <a:stretch>
                       <a:fillRect/>
                     </a:stretch>
@@ -20925,7 +18169,6 @@
           <w:b/>
           <w:bCs/>
         </w:rPr>
-        <w:lastRenderedPageBreak/>
         <w:t>Полученный результат</w:t>
       </w:r>
       <w:r>
@@ -20971,6 +18214,7 @@
           <w:noProof/>
           <w:lang w:val="en-US"/>
         </w:rPr>
+        <w:lastRenderedPageBreak/>
         <w:drawing>
           <wp:inline distT="0" distB="0" distL="0" distR="0" wp14:anchorId="387366A4" wp14:editId="53424906">
             <wp:extent cx="5939790" cy="3571240"/>
@@ -20987,7 +18231,7 @@
                     <pic:cNvPicPr/>
                   </pic:nvPicPr>
                   <pic:blipFill>
-                    <a:blip r:embed="rId20"/>
+                    <a:blip r:embed="rId23"/>
                     <a:stretch>
                       <a:fillRect/>
                     </a:stretch>
@@ -21731,25 +18975,25 @@
         <w:ind w:left="567"/>
       </w:pPr>
       <w:r>
+        <w:t>Русский алфавит</w:t>
+      </w:r>
+    </w:p>
+    <w:p>
+      <w:pPr>
+        <w:pStyle w:val="a2"/>
+        <w:ind w:left="567"/>
+      </w:pPr>
+    </w:p>
+    <w:p>
+      <w:pPr>
+        <w:pStyle w:val="a2"/>
+        <w:ind w:left="567"/>
+      </w:pPr>
+      <w:r>
+        <w:rPr>
+          <w:noProof/>
+        </w:rPr>
         <w:lastRenderedPageBreak/>
-        <w:t>Русский алфавит</w:t>
-      </w:r>
-    </w:p>
-    <w:p>
-      <w:pPr>
-        <w:pStyle w:val="a2"/>
-        <w:ind w:left="567"/>
-      </w:pPr>
-    </w:p>
-    <w:p>
-      <w:pPr>
-        <w:pStyle w:val="a2"/>
-        <w:ind w:left="567"/>
-      </w:pPr>
-      <w:r>
-        <w:rPr>
-          <w:noProof/>
-        </w:rPr>
         <w:drawing>
           <wp:inline distT="0" distB="0" distL="0" distR="0" wp14:anchorId="017D317F" wp14:editId="3AE096A0">
             <wp:extent cx="5215890" cy="227505"/>
@@ -21768,7 +19012,7 @@
                     </pic:cNvPicPr>
                   </pic:nvPicPr>
                   <pic:blipFill>
-                    <a:blip r:embed="rId16">
+                    <a:blip r:embed="rId19">
                       <a:extLst>
                         <a:ext uri="{28A0092B-C50C-407E-A947-70E740481C1C}">
                           <a14:useLocalDpi xmlns:a14="http://schemas.microsoft.com/office/drawing/2010/main" val="0"/>
@@ -23944,7 +21188,7 @@
                     <pic:cNvPicPr/>
                   </pic:nvPicPr>
                   <pic:blipFill>
-                    <a:blip r:embed="rId21"/>
+                    <a:blip r:embed="rId24"/>
                     <a:stretch>
                       <a:fillRect/>
                     </a:stretch>
@@ -23980,7 +21224,6 @@
           <w:b/>
           <w:bCs/>
         </w:rPr>
-        <w:lastRenderedPageBreak/>
         <w:t>Полученный результат</w:t>
       </w:r>
       <w:r>
@@ -24014,6 +21257,7 @@
           <w:bCs/>
           <w:noProof/>
         </w:rPr>
+        <w:lastRenderedPageBreak/>
         <w:drawing>
           <wp:inline distT="0" distB="0" distL="0" distR="0" wp14:anchorId="219A88F1" wp14:editId="4B046799">
             <wp:extent cx="5939790" cy="3550285"/>
@@ -24030,7 +21274,7 @@
                     <pic:cNvPicPr/>
                   </pic:nvPicPr>
                   <pic:blipFill>
-                    <a:blip r:embed="rId22"/>
+                    <a:blip r:embed="rId25"/>
                     <a:stretch>
                       <a:fillRect/>
                     </a:stretch>
@@ -24359,7 +21603,7 @@
                     <pic:cNvPicPr/>
                   </pic:nvPicPr>
                   <pic:blipFill>
-                    <a:blip r:embed="rId23"/>
+                    <a:blip r:embed="rId26"/>
                     <a:stretch>
                       <a:fillRect/>
                     </a:stretch>
@@ -24408,7 +21652,7 @@
                     <pic:cNvPicPr/>
                   </pic:nvPicPr>
                   <pic:blipFill>
-                    <a:blip r:embed="rId24"/>
+                    <a:blip r:embed="rId27"/>
                     <a:stretch>
                       <a:fillRect/>
                     </a:stretch>
@@ -24472,7 +21716,7 @@
                     <pic:cNvPicPr/>
                   </pic:nvPicPr>
                   <pic:blipFill>
-                    <a:blip r:embed="rId25"/>
+                    <a:blip r:embed="rId28"/>
                     <a:stretch>
                       <a:fillRect/>
                     </a:stretch>
@@ -24570,7 +21814,7 @@
                     <pic:cNvPicPr/>
                   </pic:nvPicPr>
                   <pic:blipFill>
-                    <a:blip r:embed="rId26"/>
+                    <a:blip r:embed="rId29"/>
                     <a:stretch>
                       <a:fillRect/>
                     </a:stretch>
@@ -24647,7 +21891,7 @@
                     <pic:cNvPicPr/>
                   </pic:nvPicPr>
                   <pic:blipFill>
-                    <a:blip r:embed="rId27"/>
+                    <a:blip r:embed="rId30"/>
                     <a:stretch>
                       <a:fillRect/>
                     </a:stretch>
@@ -24714,7 +21958,7 @@
                     <pic:cNvPicPr/>
                   </pic:nvPicPr>
                   <pic:blipFill>
-                    <a:blip r:embed="rId28"/>
+                    <a:blip r:embed="rId31"/>
                     <a:stretch>
                       <a:fillRect/>
                     </a:stretch>
@@ -24776,7 +22020,7 @@
                     <pic:cNvPicPr/>
                   </pic:nvPicPr>
                   <pic:blipFill>
-                    <a:blip r:embed="rId29"/>
+                    <a:blip r:embed="rId32"/>
                     <a:stretch>
                       <a:fillRect/>
                     </a:stretch>
@@ -24798,8 +22042,8 @@
       </w:r>
     </w:p>
     <w:sectPr>
-      <w:footerReference w:type="even" r:id="rId30"/>
-      <w:footerReference w:type="default" r:id="rId31"/>
+      <w:footerReference w:type="even" r:id="rId33"/>
+      <w:footerReference w:type="default" r:id="rId34"/>
       <w:pgSz w:w="11906" w:h="16838"/>
       <w:pgMar w:top="1134" w:right="851" w:bottom="1134" w:left="1701" w:header="709" w:footer="709" w:gutter="0"/>
       <w:pgNumType w:start="1"/>
@@ -26125,6 +23369,7 @@
   <w:style w:type="character" w:default="1" w:styleId="a3">
     <w:name w:val="Default Paragraph Font"/>
     <w:uiPriority w:val="1"/>
+    <w:semiHidden/>
     <w:unhideWhenUsed/>
   </w:style>
   <w:style w:type="table" w:default="1" w:styleId="a4">
